--- a/Report.docx
+++ b/Report.docx
@@ -57,7 +57,7 @@
     <w:p>
       <w:pPr>
         <w:spacing w:after="60" w:line="360" w:lineRule="auto"/>
-        <w:jc w:val="both"/>
+        <w:jc w:val="center"/>
         <w:rPr>
           <w:rFonts w:asciiTheme="majorBidi" w:hAnsiTheme="majorBidi" w:cstheme="majorBidi"/>
           <w:b/>
@@ -70,7 +70,7 @@
     <w:p>
       <w:pPr>
         <w:spacing w:after="60" w:line="360" w:lineRule="auto"/>
-        <w:jc w:val="both"/>
+        <w:jc w:val="center"/>
         <w:rPr>
           <w:rFonts w:asciiTheme="majorBidi" w:hAnsiTheme="majorBidi" w:cstheme="majorBidi"/>
           <w:b/>
@@ -83,13 +83,13 @@
     <w:p>
       <w:pPr>
         <w:spacing w:after="200" w:line="360" w:lineRule="auto"/>
-        <w:jc w:val="both"/>
+        <w:jc w:val="center"/>
         <w:rPr>
           <w:rFonts w:asciiTheme="majorBidi" w:hAnsiTheme="majorBidi" w:cstheme="majorBidi"/>
           <w:b/>
           <w:bCs/>
-          <w:sz w:val="24"/>
-          <w:szCs w:val="24"/>
+          <w:sz w:val="44"/>
+          <w:szCs w:val="44"/>
         </w:rPr>
       </w:pPr>
       <w:r>
@@ -97,8 +97,8 @@
           <w:rFonts w:asciiTheme="majorBidi" w:hAnsiTheme="majorBidi" w:cstheme="majorBidi"/>
           <w:b/>
           <w:bCs/>
-          <w:sz w:val="24"/>
-          <w:szCs w:val="24"/>
+          <w:sz w:val="44"/>
+          <w:szCs w:val="44"/>
         </w:rPr>
         <w:t>Freight Rate Prediction</w:t>
       </w:r>
@@ -106,13 +106,14 @@
     <w:p>
       <w:pPr>
         <w:spacing w:after="200" w:line="360" w:lineRule="auto"/>
-        <w:jc w:val="both"/>
+        <w:jc w:val="center"/>
         <w:rPr>
           <w:rFonts w:asciiTheme="majorBidi" w:hAnsiTheme="majorBidi" w:cstheme="majorBidi"/>
           <w:b/>
           <w:bCs/>
           <w:sz w:val="24"/>
           <w:szCs w:val="24"/>
+          <w:rtl/>
         </w:rPr>
       </w:pPr>
       <w:r>
@@ -123,8 +124,21 @@
           <w:sz w:val="24"/>
           <w:szCs w:val="24"/>
         </w:rPr>
-        <w:t xml:space="preserve">Machine Learning Engineer Assessment  |  </w:t>
-      </w:r>
+        <w:t>Machine Learning Engineer Assessment</w:t>
+      </w:r>
+    </w:p>
+    <w:p>
+      <w:pPr>
+        <w:spacing w:after="200" w:line="360" w:lineRule="auto"/>
+        <w:jc w:val="center"/>
+        <w:rPr>
+          <w:rFonts w:asciiTheme="majorBidi" w:hAnsiTheme="majorBidi" w:cstheme="majorBidi"/>
+          <w:b/>
+          <w:bCs/>
+          <w:sz w:val="24"/>
+          <w:szCs w:val="24"/>
+        </w:rPr>
+      </w:pPr>
       <w:r>
         <w:rPr>
           <w:rFonts w:asciiTheme="majorBidi" w:hAnsiTheme="majorBidi" w:cstheme="majorBidi"/>
@@ -761,12 +775,6 @@
         <w:gridCol w:w="3760"/>
       </w:tblGrid>
       <w:tr>
-        <w:tblPrEx>
-          <w:tblCellMar>
-            <w:top w:w="0" w:type="dxa"/>
-            <w:bottom w:w="0" w:type="dxa"/>
-          </w:tblCellMar>
-        </w:tblPrEx>
         <w:trPr>
           <w:cantSplit/>
           <w:tblHeader/>
@@ -866,12 +874,6 @@
         </w:tc>
       </w:tr>
       <w:tr>
-        <w:tblPrEx>
-          <w:tblCellMar>
-            <w:top w:w="0" w:type="dxa"/>
-            <w:bottom w:w="0" w:type="dxa"/>
-          </w:tblCellMar>
-        </w:tblPrEx>
         <w:trPr>
           <w:cantSplit/>
         </w:trPr>
@@ -970,12 +972,6 @@
         </w:tc>
       </w:tr>
       <w:tr>
-        <w:tblPrEx>
-          <w:tblCellMar>
-            <w:top w:w="0" w:type="dxa"/>
-            <w:bottom w:w="0" w:type="dxa"/>
-          </w:tblCellMar>
-        </w:tblPrEx>
         <w:trPr>
           <w:cantSplit/>
         </w:trPr>
@@ -1075,12 +1071,6 @@
         </w:tc>
       </w:tr>
       <w:tr>
-        <w:tblPrEx>
-          <w:tblCellMar>
-            <w:top w:w="0" w:type="dxa"/>
-            <w:bottom w:w="0" w:type="dxa"/>
-          </w:tblCellMar>
-        </w:tblPrEx>
         <w:trPr>
           <w:cantSplit/>
         </w:trPr>
@@ -1225,12 +1215,6 @@
         </w:tc>
       </w:tr>
       <w:tr>
-        <w:tblPrEx>
-          <w:tblCellMar>
-            <w:top w:w="0" w:type="dxa"/>
-            <w:bottom w:w="0" w:type="dxa"/>
-          </w:tblCellMar>
-        </w:tblPrEx>
         <w:trPr>
           <w:cantSplit/>
         </w:trPr>
@@ -1329,12 +1313,6 @@
         </w:tc>
       </w:tr>
       <w:tr>
-        <w:tblPrEx>
-          <w:tblCellMar>
-            <w:top w:w="0" w:type="dxa"/>
-            <w:bottom w:w="0" w:type="dxa"/>
-          </w:tblCellMar>
-        </w:tblPrEx>
         <w:trPr>
           <w:cantSplit/>
         </w:trPr>
@@ -1643,12 +1621,6 @@
         <w:gridCol w:w="3860"/>
       </w:tblGrid>
       <w:tr>
-        <w:tblPrEx>
-          <w:tblCellMar>
-            <w:top w:w="0" w:type="dxa"/>
-            <w:bottom w:w="0" w:type="dxa"/>
-          </w:tblCellMar>
-        </w:tblPrEx>
         <w:trPr>
           <w:cantSplit/>
           <w:tblHeader/>
@@ -1754,12 +1726,6 @@
         </w:tc>
       </w:tr>
       <w:tr>
-        <w:tblPrEx>
-          <w:tblCellMar>
-            <w:top w:w="0" w:type="dxa"/>
-            <w:bottom w:w="0" w:type="dxa"/>
-          </w:tblCellMar>
-        </w:tblPrEx>
         <w:trPr>
           <w:cantSplit/>
         </w:trPr>
@@ -1858,12 +1824,6 @@
         </w:tc>
       </w:tr>
       <w:tr>
-        <w:tblPrEx>
-          <w:tblCellMar>
-            <w:top w:w="0" w:type="dxa"/>
-            <w:bottom w:w="0" w:type="dxa"/>
-          </w:tblCellMar>
-        </w:tblPrEx>
         <w:trPr>
           <w:cantSplit/>
         </w:trPr>
@@ -1962,12 +1922,6 @@
         </w:tc>
       </w:tr>
       <w:tr>
-        <w:tblPrEx>
-          <w:tblCellMar>
-            <w:top w:w="0" w:type="dxa"/>
-            <w:bottom w:w="0" w:type="dxa"/>
-          </w:tblCellMar>
-        </w:tblPrEx>
         <w:trPr>
           <w:cantSplit/>
         </w:trPr>
@@ -2066,12 +2020,6 @@
         </w:tc>
       </w:tr>
       <w:tr>
-        <w:tblPrEx>
-          <w:tblCellMar>
-            <w:top w:w="0" w:type="dxa"/>
-            <w:bottom w:w="0" w:type="dxa"/>
-          </w:tblCellMar>
-        </w:tblPrEx>
         <w:trPr>
           <w:cantSplit/>
         </w:trPr>
@@ -2193,7 +2141,49 @@
           <w:sz w:val="24"/>
           <w:szCs w:val="24"/>
         </w:rPr>
-        <w:t>3.3 Why not a random split</w:t>
+        <w:t>3.</w:t>
+      </w:r>
+      <w:r>
+        <w:rPr>
+          <w:rFonts w:asciiTheme="majorBidi" w:eastAsia="Arial" w:hAnsiTheme="majorBidi" w:hint="cs"/>
+          <w:b/>
+          <w:bCs/>
+          <w:color w:val="auto"/>
+          <w:sz w:val="24"/>
+          <w:szCs w:val="24"/>
+          <w:rtl/>
+        </w:rPr>
+        <w:t>3</w:t>
+      </w:r>
+      <w:r>
+        <w:rPr>
+          <w:rFonts w:asciiTheme="majorBidi" w:eastAsia="Arial" w:hAnsiTheme="majorBidi"/>
+          <w:b/>
+          <w:bCs/>
+          <w:color w:val="auto"/>
+          <w:sz w:val="24"/>
+          <w:szCs w:val="24"/>
+        </w:rPr>
+        <w:t xml:space="preserve"> Two ways to score</w:t>
+      </w:r>
+    </w:p>
+    <w:p>
+      <w:pPr>
+        <w:spacing w:after="120" w:line="360" w:lineRule="auto"/>
+        <w:jc w:val="both"/>
+        <w:rPr>
+          <w:rFonts w:asciiTheme="majorBidi" w:hAnsiTheme="majorBidi" w:cstheme="majorBidi"/>
+          <w:sz w:val="24"/>
+          <w:szCs w:val="24"/>
+        </w:rPr>
+      </w:pPr>
+      <w:r>
+        <w:rPr>
+          <w:rFonts w:asciiTheme="majorBidi" w:hAnsiTheme="majorBidi" w:cstheme="majorBidi"/>
+          <w:sz w:val="24"/>
+          <w:szCs w:val="24"/>
+        </w:rPr>
+        <w:t>Because 1.4% of the prices are corrupted, I report two scores for every fold:</w:t>
       </w:r>
     </w:p>
     <w:p>
@@ -2215,10 +2205,20 @@
       <w:r>
         <w:rPr>
           <w:rFonts w:asciiTheme="majorBidi" w:hAnsiTheme="majorBidi" w:cstheme="majorBidi"/>
-          <w:sz w:val="24"/>
-          <w:szCs w:val="24"/>
-        </w:rPr>
-        <w:t>Loads from the same day have almost the same market conditions. A random split puts them in both train and test, so the model can "remember" the day and the score looks better than reality.</w:t>
+          <w:b/>
+          <w:bCs/>
+          <w:sz w:val="24"/>
+          <w:szCs w:val="24"/>
+        </w:rPr>
+        <w:t xml:space="preserve">Clean rows: </w:t>
+      </w:r>
+      <w:r>
+        <w:rPr>
+          <w:rFonts w:asciiTheme="majorBidi" w:hAnsiTheme="majorBidi" w:cstheme="majorBidi"/>
+          <w:sz w:val="24"/>
+          <w:szCs w:val="24"/>
+        </w:rPr>
+        <w:t>test rows without the corrupted prices (MAE and MAPE). This shows how good the model is on normal loads.</w:t>
       </w:r>
     </w:p>
     <w:p>
@@ -2240,10 +2240,69 @@
       <w:r>
         <w:rPr>
           <w:rFonts w:asciiTheme="majorBidi" w:hAnsiTheme="majorBidi" w:cstheme="majorBidi"/>
-          <w:sz w:val="24"/>
-          <w:szCs w:val="24"/>
-        </w:rPr>
-        <w:t>The real task is to predict a later period from an earlier one. A time split measures exactly that.</w:t>
+          <w:b/>
+          <w:bCs/>
+          <w:sz w:val="24"/>
+          <w:szCs w:val="24"/>
+        </w:rPr>
+        <w:t xml:space="preserve">All rows: </w:t>
+      </w:r>
+      <w:r>
+        <w:rPr>
+          <w:rFonts w:asciiTheme="majorBidi" w:hAnsiTheme="majorBidi" w:cstheme="majorBidi"/>
+          <w:sz w:val="24"/>
+          <w:szCs w:val="24"/>
+        </w:rPr>
+        <w:t>every test row (MAE and RMSE). This is closer to what a hidden test set with the same corruption would give. RMSE is about $625 mainly because of these rows.</w:t>
+      </w:r>
+    </w:p>
+    <w:p>
+      <w:pPr>
+        <w:pStyle w:val="Heading2"/>
+        <w:spacing w:before="200" w:line="360" w:lineRule="auto"/>
+        <w:jc w:val="both"/>
+        <w:rPr>
+          <w:rFonts w:asciiTheme="majorBidi" w:eastAsia="Arial" w:hAnsiTheme="majorBidi"/>
+          <w:b/>
+          <w:bCs/>
+          <w:color w:val="auto"/>
+          <w:sz w:val="24"/>
+          <w:szCs w:val="24"/>
+        </w:rPr>
+      </w:pPr>
+      <w:r>
+        <w:rPr>
+          <w:rFonts w:asciiTheme="majorBidi" w:eastAsia="Arial" w:hAnsiTheme="majorBidi"/>
+          <w:b/>
+          <w:bCs/>
+          <w:color w:val="auto"/>
+          <w:sz w:val="24"/>
+          <w:szCs w:val="24"/>
+        </w:rPr>
+        <w:t>3.</w:t>
+      </w:r>
+      <w:r>
+        <w:rPr>
+          <w:rFonts w:asciiTheme="majorBidi" w:eastAsia="Arial" w:hAnsiTheme="majorBidi" w:hint="cs"/>
+          <w:b/>
+          <w:bCs/>
+          <w:color w:val="auto"/>
+          <w:sz w:val="24"/>
+          <w:szCs w:val="24"/>
+          <w:rtl/>
+        </w:rPr>
+        <w:t>4</w:t>
+      </w:r>
+      <w:r>
+        <w:rPr>
+          <w:rFonts w:asciiTheme="majorBidi" w:eastAsia="Arial" w:hAnsiTheme="majorBidi"/>
+          <w:b/>
+          <w:bCs/>
+          <w:color w:val="auto"/>
+          <w:sz w:val="24"/>
+          <w:szCs w:val="24"/>
+        </w:rPr>
+        <w:t xml:space="preserve"> Final model and leakage controls</w:t>
       </w:r>
     </w:p>
     <w:p>
@@ -2268,70 +2327,7 @@
           <w:sz w:val="24"/>
           <w:szCs w:val="24"/>
         </w:rPr>
-        <w:t xml:space="preserve">The behavior of </w:t>
-      </w:r>
-      <w:proofErr w:type="spellStart"/>
-      <w:r>
-        <w:rPr>
-          <w:rFonts w:asciiTheme="majorBidi" w:hAnsiTheme="majorBidi" w:cstheme="majorBidi"/>
-          <w:sz w:val="24"/>
-          <w:szCs w:val="24"/>
-        </w:rPr>
-        <w:t>quote_signal</w:t>
-      </w:r>
-      <w:proofErr w:type="spellEnd"/>
-      <w:r>
-        <w:rPr>
-          <w:rFonts w:asciiTheme="majorBidi" w:hAnsiTheme="majorBidi" w:cstheme="majorBidi"/>
-          <w:sz w:val="24"/>
-          <w:szCs w:val="24"/>
-        </w:rPr>
-        <w:t xml:space="preserve"> changes from month to month. A random split would hide this problem; the time split shows it.</w:t>
-      </w:r>
-    </w:p>
-    <w:p>
-      <w:pPr>
-        <w:pStyle w:val="Heading2"/>
-        <w:spacing w:before="200" w:line="360" w:lineRule="auto"/>
-        <w:jc w:val="both"/>
-        <w:rPr>
-          <w:rFonts w:asciiTheme="majorBidi" w:eastAsia="Arial" w:hAnsiTheme="majorBidi"/>
-          <w:b/>
-          <w:bCs/>
-          <w:color w:val="auto"/>
-          <w:sz w:val="24"/>
-          <w:szCs w:val="24"/>
-        </w:rPr>
-      </w:pPr>
-      <w:r>
-        <w:rPr>
-          <w:rFonts w:asciiTheme="majorBidi" w:eastAsia="Arial" w:hAnsiTheme="majorBidi"/>
-          <w:b/>
-          <w:bCs/>
-          <w:color w:val="auto"/>
-          <w:sz w:val="24"/>
-          <w:szCs w:val="24"/>
-        </w:rPr>
-        <w:t>3.4 Two ways to score</w:t>
-      </w:r>
-    </w:p>
-    <w:p>
-      <w:pPr>
-        <w:spacing w:after="120" w:line="360" w:lineRule="auto"/>
-        <w:jc w:val="both"/>
-        <w:rPr>
-          <w:rFonts w:asciiTheme="majorBidi" w:hAnsiTheme="majorBidi" w:cstheme="majorBidi"/>
-          <w:sz w:val="24"/>
-          <w:szCs w:val="24"/>
-        </w:rPr>
-      </w:pPr>
-      <w:r>
-        <w:rPr>
-          <w:rFonts w:asciiTheme="majorBidi" w:hAnsiTheme="majorBidi" w:cstheme="majorBidi"/>
-          <w:sz w:val="24"/>
-          <w:szCs w:val="24"/>
-        </w:rPr>
-        <w:t>Because 1.4% of the prices are corrupted, I report two scores for every fold:</w:t>
+        <w:t>After validation, the final model is trained on all development data (without the corrupted rows) and predicts validation.csv. The result is merged with the provided template, so the IDs and the order match exactly.</w:t>
       </w:r>
     </w:p>
     <w:p>
@@ -2353,20 +2349,10 @@
       <w:r>
         <w:rPr>
           <w:rFonts w:asciiTheme="majorBidi" w:hAnsiTheme="majorBidi" w:cstheme="majorBidi"/>
-          <w:b/>
-          <w:bCs/>
-          <w:sz w:val="24"/>
-          <w:szCs w:val="24"/>
-        </w:rPr>
-        <w:t xml:space="preserve">Clean rows: </w:t>
-      </w:r>
-      <w:r>
-        <w:rPr>
-          <w:rFonts w:asciiTheme="majorBidi" w:hAnsiTheme="majorBidi" w:cstheme="majorBidi"/>
-          <w:sz w:val="24"/>
-          <w:szCs w:val="24"/>
-        </w:rPr>
-        <w:t>test rows without the corrupted prices (MAE and MAPE). This shows how good the model is on normal loads.</w:t>
+          <w:sz w:val="24"/>
+          <w:szCs w:val="24"/>
+        </w:rPr>
+        <w:t>The target is never used to fill missing values or to build features. The corrupted-price rule uses the target only to remove training rows.</w:t>
       </w:r>
     </w:p>
     <w:p>
@@ -2388,47 +2374,10 @@
       <w:r>
         <w:rPr>
           <w:rFonts w:asciiTheme="majorBidi" w:hAnsiTheme="majorBidi" w:cstheme="majorBidi"/>
-          <w:b/>
-          <w:bCs/>
-          <w:sz w:val="24"/>
-          <w:szCs w:val="24"/>
-        </w:rPr>
-        <w:t xml:space="preserve">All rows: </w:t>
-      </w:r>
-      <w:r>
-        <w:rPr>
-          <w:rFonts w:asciiTheme="majorBidi" w:hAnsiTheme="majorBidi" w:cstheme="majorBidi"/>
-          <w:sz w:val="24"/>
-          <w:szCs w:val="24"/>
-        </w:rPr>
-        <w:t>every test row (MAE and RMSE). This is closer to what a hidden test set with the same corruption would give. RMSE is about $625 mainly because of these rows.</w:t>
-      </w:r>
-    </w:p>
-    <w:p>
-      <w:pPr>
-        <w:pStyle w:val="Heading2"/>
-        <w:spacing w:before="200" w:line="360" w:lineRule="auto"/>
-        <w:jc w:val="both"/>
-        <w:rPr>
-          <w:rFonts w:asciiTheme="majorBidi" w:eastAsia="Arial" w:hAnsiTheme="majorBidi"/>
-          <w:b/>
-          <w:bCs/>
-          <w:color w:val="auto"/>
-          <w:sz w:val="24"/>
-          <w:szCs w:val="24"/>
-        </w:rPr>
-      </w:pPr>
-      <w:r>
-        <w:rPr>
-          <w:rFonts w:asciiTheme="majorBidi" w:eastAsia="Arial" w:hAnsiTheme="majorBidi"/>
-          <w:b/>
-          <w:bCs/>
-          <w:color w:val="auto"/>
-          <w:sz w:val="24"/>
-          <w:szCs w:val="24"/>
-        </w:rPr>
-        <w:lastRenderedPageBreak/>
-        <w:t>3.5 Final model and leakage controls</w:t>
+          <w:sz w:val="24"/>
+          <w:szCs w:val="24"/>
+        </w:rPr>
+        <w:t>Early stopping uses a random 10% slice of each training set. Each model is an average of three random seeds.</w:t>
       </w:r>
     </w:p>
     <w:p>
@@ -2450,10 +2399,224 @@
       <w:r>
         <w:rPr>
           <w:rFonts w:asciiTheme="majorBidi" w:hAnsiTheme="majorBidi" w:cstheme="majorBidi"/>
-          <w:sz w:val="24"/>
-          <w:szCs w:val="24"/>
-        </w:rPr>
-        <w:t>After validation, the final model is trained on all development data (without the corrupted rows) and predicts validation.csv. The result is merged with the provided template, so the IDs and the order match exactly.</w:t>
+          <w:b/>
+          <w:bCs/>
+          <w:sz w:val="24"/>
+          <w:szCs w:val="24"/>
+        </w:rPr>
+        <w:lastRenderedPageBreak/>
+        <w:t xml:space="preserve">Known limitation: </w:t>
+      </w:r>
+      <w:r>
+        <w:rPr>
+          <w:rFonts w:asciiTheme="majorBidi" w:hAnsiTheme="majorBidi" w:cstheme="majorBidi"/>
+          <w:sz w:val="24"/>
+          <w:szCs w:val="24"/>
+        </w:rPr>
+        <w:t>in the cross-validation, the city codes and weight medians were learned from the whole development set. They use features only and the effect should be very small, but a stricter version would learn them inside each fold.</w:t>
+      </w:r>
+    </w:p>
+    <w:p>
+      <w:pPr>
+        <w:pStyle w:val="ListParagraph"/>
+        <w:spacing w:after="60" w:line="360" w:lineRule="auto"/>
+        <w:ind w:left="540"/>
+        <w:contextualSpacing w:val="0"/>
+        <w:jc w:val="both"/>
+        <w:rPr>
+          <w:rFonts w:asciiTheme="majorBidi" w:hAnsiTheme="majorBidi" w:cstheme="majorBidi"/>
+          <w:sz w:val="24"/>
+          <w:szCs w:val="24"/>
+        </w:rPr>
+      </w:pPr>
+    </w:p>
+    <w:p>
+      <w:pPr>
+        <w:pStyle w:val="Heading1"/>
+        <w:spacing w:line="360" w:lineRule="auto"/>
+        <w:jc w:val="both"/>
+        <w:rPr>
+          <w:color w:val="auto"/>
+          <w:sz w:val="24"/>
+          <w:szCs w:val="24"/>
+        </w:rPr>
+      </w:pPr>
+      <w:r>
+        <w:rPr>
+          <w:color w:val="auto"/>
+          <w:sz w:val="24"/>
+          <w:szCs w:val="24"/>
+        </w:rPr>
+        <w:t>4. Model and Features</w:t>
+      </w:r>
+    </w:p>
+    <w:p>
+      <w:pPr>
+        <w:spacing w:after="120" w:line="360" w:lineRule="auto"/>
+        <w:jc w:val="both"/>
+        <w:rPr>
+          <w:rFonts w:asciiTheme="majorBidi" w:hAnsiTheme="majorBidi" w:cstheme="majorBidi"/>
+          <w:sz w:val="24"/>
+          <w:szCs w:val="24"/>
+        </w:rPr>
+      </w:pPr>
+      <w:r>
+        <w:rPr>
+          <w:rFonts w:asciiTheme="majorBidi" w:hAnsiTheme="majorBidi" w:cstheme="majorBidi"/>
+          <w:sz w:val="24"/>
+          <w:szCs w:val="24"/>
+        </w:rPr>
+        <w:t>Gradient boosting trees fit this problem well: the data is a table, price depends on distance in a non-linear way (short trips cost more per mile), features interact, and the model handles missing values and categorical columns directly. Training on log(rate) makes the errors proportional.</w:t>
+      </w:r>
+    </w:p>
+    <w:p>
+      <w:pPr>
+        <w:spacing w:after="120" w:line="360" w:lineRule="auto"/>
+        <w:jc w:val="both"/>
+        <w:rPr>
+          <w:rFonts w:asciiTheme="majorBidi" w:hAnsiTheme="majorBidi" w:cstheme="majorBidi"/>
+          <w:sz w:val="24"/>
+          <w:szCs w:val="24"/>
+        </w:rPr>
+      </w:pPr>
+      <w:r>
+        <w:rPr>
+          <w:rFonts w:asciiTheme="majorBidi" w:hAnsiTheme="majorBidi" w:cstheme="majorBidi"/>
+          <w:b/>
+          <w:bCs/>
+          <w:sz w:val="24"/>
+          <w:szCs w:val="24"/>
+        </w:rPr>
+        <w:t xml:space="preserve">Features: </w:t>
+      </w:r>
+      <w:r>
+        <w:rPr>
+          <w:rFonts w:asciiTheme="majorBidi" w:hAnsiTheme="majorBidi" w:cstheme="majorBidi"/>
+          <w:sz w:val="24"/>
+          <w:szCs w:val="24"/>
+        </w:rPr>
+        <w:t>distance, weight, pickup city, delivery city, equipment, day of week, day of month, month and day of year. I tested holiday distances, coordinates, straight-line distance and lane frequency; none of them changed the error beyond the normal noise, so I removed them.</w:t>
+      </w:r>
+    </w:p>
+    <w:p>
+      <w:pPr>
+        <w:pStyle w:val="Heading2"/>
+        <w:spacing w:before="200" w:line="360" w:lineRule="auto"/>
+        <w:jc w:val="both"/>
+        <w:rPr>
+          <w:rFonts w:asciiTheme="majorBidi" w:hAnsiTheme="majorBidi"/>
+          <w:color w:val="auto"/>
+          <w:sz w:val="24"/>
+          <w:szCs w:val="24"/>
+        </w:rPr>
+      </w:pPr>
+      <w:r>
+        <w:rPr>
+          <w:rFonts w:asciiTheme="majorBidi" w:eastAsia="Arial" w:hAnsiTheme="majorBidi"/>
+          <w:b/>
+          <w:bCs/>
+          <w:color w:val="auto"/>
+          <w:sz w:val="24"/>
+          <w:szCs w:val="24"/>
+        </w:rPr>
+        <w:t xml:space="preserve">How </w:t>
+      </w:r>
+      <w:proofErr w:type="spellStart"/>
+      <w:r>
+        <w:rPr>
+          <w:rFonts w:asciiTheme="majorBidi" w:eastAsia="Arial" w:hAnsiTheme="majorBidi"/>
+          <w:b/>
+          <w:bCs/>
+          <w:color w:val="auto"/>
+          <w:sz w:val="24"/>
+          <w:szCs w:val="24"/>
+        </w:rPr>
+        <w:t>quote_signal</w:t>
+      </w:r>
+      <w:proofErr w:type="spellEnd"/>
+      <w:r>
+        <w:rPr>
+          <w:rFonts w:asciiTheme="majorBidi" w:eastAsia="Arial" w:hAnsiTheme="majorBidi"/>
+          <w:b/>
+          <w:bCs/>
+          <w:color w:val="auto"/>
+          <w:sz w:val="24"/>
+          <w:szCs w:val="24"/>
+        </w:rPr>
+        <w:t xml:space="preserve"> is used</w:t>
+      </w:r>
+    </w:p>
+    <w:p>
+      <w:pPr>
+        <w:spacing w:after="120" w:line="360" w:lineRule="auto"/>
+        <w:jc w:val="both"/>
+        <w:rPr>
+          <w:rFonts w:asciiTheme="majorBidi" w:hAnsiTheme="majorBidi" w:cstheme="majorBidi"/>
+          <w:sz w:val="24"/>
+          <w:szCs w:val="24"/>
+        </w:rPr>
+      </w:pPr>
+      <w:r>
+        <w:rPr>
+          <w:rFonts w:asciiTheme="majorBidi" w:hAnsiTheme="majorBidi" w:cstheme="majorBidi"/>
+          <w:sz w:val="24"/>
+          <w:szCs w:val="24"/>
+        </w:rPr>
+        <w:t xml:space="preserve">The December file has only seven columns (no </w:t>
+      </w:r>
+      <w:proofErr w:type="spellStart"/>
+      <w:r>
+        <w:rPr>
+          <w:rFonts w:asciiTheme="majorBidi" w:hAnsiTheme="majorBidi" w:cstheme="majorBidi"/>
+          <w:sz w:val="24"/>
+          <w:szCs w:val="24"/>
+        </w:rPr>
+        <w:t>quote_signal</w:t>
+      </w:r>
+      <w:proofErr w:type="spellEnd"/>
+      <w:r>
+        <w:rPr>
+          <w:rFonts w:asciiTheme="majorBidi" w:hAnsiTheme="majorBidi" w:cstheme="majorBidi"/>
+          <w:sz w:val="24"/>
+          <w:szCs w:val="24"/>
+        </w:rPr>
+        <w:t xml:space="preserve"> and no </w:t>
+      </w:r>
+      <w:proofErr w:type="spellStart"/>
+      <w:r>
+        <w:rPr>
+          <w:rFonts w:asciiTheme="majorBidi" w:hAnsiTheme="majorBidi" w:cstheme="majorBidi"/>
+          <w:sz w:val="24"/>
+          <w:szCs w:val="24"/>
+        </w:rPr>
+        <w:t>market_index</w:t>
+      </w:r>
+      <w:proofErr w:type="spellEnd"/>
+      <w:r>
+        <w:rPr>
+          <w:rFonts w:asciiTheme="majorBidi" w:hAnsiTheme="majorBidi" w:cstheme="majorBidi"/>
+          <w:sz w:val="24"/>
+          <w:szCs w:val="24"/>
+        </w:rPr>
+        <w:t xml:space="preserve">), because these values are unknown for a future load. </w:t>
+      </w:r>
+      <w:proofErr w:type="gramStart"/>
+      <w:r>
+        <w:rPr>
+          <w:rFonts w:asciiTheme="majorBidi" w:hAnsiTheme="majorBidi" w:cstheme="majorBidi"/>
+          <w:sz w:val="24"/>
+          <w:szCs w:val="24"/>
+        </w:rPr>
+        <w:t>So</w:t>
+      </w:r>
+      <w:proofErr w:type="gramEnd"/>
+      <w:r>
+        <w:rPr>
+          <w:rFonts w:asciiTheme="majorBidi" w:hAnsiTheme="majorBidi" w:cstheme="majorBidi"/>
+          <w:sz w:val="24"/>
+          <w:szCs w:val="24"/>
+        </w:rPr>
+        <w:t xml:space="preserve"> there are two ways to predict:</w:t>
       </w:r>
     </w:p>
     <w:p>
@@ -2475,10 +2638,20 @@
       <w:r>
         <w:rPr>
           <w:rFonts w:asciiTheme="majorBidi" w:hAnsiTheme="majorBidi" w:cstheme="majorBidi"/>
-          <w:sz w:val="24"/>
-          <w:szCs w:val="24"/>
-        </w:rPr>
-        <w:t>The target is never used to fill missing values or to build features. The corrupted-price rule uses the target only to remove training rows.</w:t>
+          <w:b/>
+          <w:bCs/>
+          <w:sz w:val="24"/>
+          <w:szCs w:val="24"/>
+        </w:rPr>
+        <w:t xml:space="preserve">December chart: </w:t>
+      </w:r>
+      <w:r>
+        <w:rPr>
+          <w:rFonts w:asciiTheme="majorBidi" w:hAnsiTheme="majorBidi" w:cstheme="majorBidi"/>
+          <w:sz w:val="24"/>
+          <w:szCs w:val="24"/>
+        </w:rPr>
+        <w:t>model with the features above only.</w:t>
       </w:r>
     </w:p>
     <w:p>
@@ -2500,63 +2673,111 @@
       <w:r>
         <w:rPr>
           <w:rFonts w:asciiTheme="majorBidi" w:hAnsiTheme="majorBidi" w:cstheme="majorBidi"/>
-          <w:sz w:val="24"/>
-          <w:szCs w:val="24"/>
-        </w:rPr>
-        <w:t>Early stopping uses a random 10% slice of each training set. Each model is an average of three random seeds.</w:t>
-      </w:r>
-    </w:p>
-    <w:p>
-      <w:pPr>
-        <w:pStyle w:val="ListParagraph"/>
-        <w:numPr>
-          <w:ilvl w:val="0"/>
-          <w:numId w:val="2"/>
-        </w:numPr>
-        <w:spacing w:after="60" w:line="360" w:lineRule="auto"/>
-        <w:contextualSpacing w:val="0"/>
-        <w:jc w:val="both"/>
-        <w:rPr>
-          <w:rFonts w:asciiTheme="majorBidi" w:hAnsiTheme="majorBidi" w:cstheme="majorBidi"/>
-          <w:sz w:val="24"/>
-          <w:szCs w:val="24"/>
-        </w:rPr>
-      </w:pPr>
-      <w:r>
-        <w:rPr>
-          <w:rFonts w:asciiTheme="majorBidi" w:hAnsiTheme="majorBidi" w:cstheme="majorBidi"/>
           <w:b/>
           <w:bCs/>
           <w:sz w:val="24"/>
           <w:szCs w:val="24"/>
         </w:rPr>
-        <w:t xml:space="preserve">Known limitation: </w:t>
-      </w:r>
-      <w:r>
-        <w:rPr>
-          <w:rFonts w:asciiTheme="majorBidi" w:hAnsiTheme="majorBidi" w:cstheme="majorBidi"/>
-          <w:sz w:val="24"/>
-          <w:szCs w:val="24"/>
-        </w:rPr>
-        <w:t>in the cross-validation, the city codes and weight medians were learned from the whole development set. They use features only and the effect should be very small, but a stricter version would learn them inside each fold.</w:t>
-      </w:r>
-    </w:p>
-    <w:p>
-      <w:pPr>
-        <w:pStyle w:val="ListParagraph"/>
-        <w:numPr>
-          <w:ilvl w:val="0"/>
-          <w:numId w:val="2"/>
-        </w:numPr>
-        <w:spacing w:after="60" w:line="360" w:lineRule="auto"/>
-        <w:contextualSpacing w:val="0"/>
-        <w:jc w:val="both"/>
-        <w:rPr>
-          <w:rFonts w:asciiTheme="majorBidi" w:hAnsiTheme="majorBidi" w:cstheme="majorBidi"/>
-          <w:sz w:val="24"/>
-          <w:szCs w:val="24"/>
-        </w:rPr>
-      </w:pPr>
+        <w:t xml:space="preserve">validation.csv: </w:t>
+      </w:r>
+      <w:r>
+        <w:rPr>
+          <w:rFonts w:asciiTheme="majorBidi" w:hAnsiTheme="majorBidi" w:cstheme="majorBidi"/>
+          <w:sz w:val="24"/>
+          <w:szCs w:val="24"/>
+        </w:rPr>
+        <w:t>the same model plus three features (</w:t>
+      </w:r>
+      <w:proofErr w:type="spellStart"/>
+      <w:r>
+        <w:rPr>
+          <w:rFonts w:asciiTheme="majorBidi" w:hAnsiTheme="majorBidi" w:cstheme="majorBidi"/>
+          <w:sz w:val="24"/>
+          <w:szCs w:val="24"/>
+        </w:rPr>
+        <w:t>quote_signal</w:t>
+      </w:r>
+      <w:proofErr w:type="spellEnd"/>
+      <w:r>
+        <w:rPr>
+          <w:rFonts w:asciiTheme="majorBidi" w:hAnsiTheme="majorBidi" w:cstheme="majorBidi"/>
+          <w:sz w:val="24"/>
+          <w:szCs w:val="24"/>
+        </w:rPr>
+        <w:t xml:space="preserve">, </w:t>
+      </w:r>
+      <w:proofErr w:type="spellStart"/>
+      <w:r>
+        <w:rPr>
+          <w:rFonts w:asciiTheme="majorBidi" w:hAnsiTheme="majorBidi" w:cstheme="majorBidi"/>
+          <w:sz w:val="24"/>
+          <w:szCs w:val="24"/>
+        </w:rPr>
+        <w:t>quote_signal</w:t>
+      </w:r>
+      <w:proofErr w:type="spellEnd"/>
+      <w:r>
+        <w:rPr>
+          <w:rFonts w:asciiTheme="majorBidi" w:hAnsiTheme="majorBidi" w:cstheme="majorBidi"/>
+          <w:sz w:val="24"/>
+          <w:szCs w:val="24"/>
+        </w:rPr>
+        <w:t xml:space="preserve"> x distance and the reliable-day flag). On reliable days the prediction is taken as </w:t>
+      </w:r>
+      <w:proofErr w:type="spellStart"/>
+      <w:r>
+        <w:rPr>
+          <w:rFonts w:asciiTheme="majorBidi" w:hAnsiTheme="majorBidi" w:cstheme="majorBidi"/>
+          <w:sz w:val="24"/>
+          <w:szCs w:val="24"/>
+        </w:rPr>
+        <w:t>quote_signal</w:t>
+      </w:r>
+      <w:proofErr w:type="spellEnd"/>
+      <w:r>
+        <w:rPr>
+          <w:rFonts w:asciiTheme="majorBidi" w:hAnsiTheme="majorBidi" w:cstheme="majorBidi"/>
+          <w:sz w:val="24"/>
+          <w:szCs w:val="24"/>
+        </w:rPr>
+        <w:t xml:space="preserve"> x distance times a calibration factor (the median of price divided by </w:t>
+      </w:r>
+      <w:proofErr w:type="spellStart"/>
+      <w:r>
+        <w:rPr>
+          <w:rFonts w:asciiTheme="majorBidi" w:hAnsiTheme="majorBidi" w:cstheme="majorBidi"/>
+          <w:sz w:val="24"/>
+          <w:szCs w:val="24"/>
+        </w:rPr>
+        <w:t>quote_signal</w:t>
+      </w:r>
+      <w:proofErr w:type="spellEnd"/>
+      <w:r>
+        <w:rPr>
+          <w:rFonts w:asciiTheme="majorBidi" w:hAnsiTheme="majorBidi" w:cstheme="majorBidi"/>
+          <w:sz w:val="24"/>
+          <w:szCs w:val="24"/>
+        </w:rPr>
+        <w:t xml:space="preserve"> x distance on reliable training days). On the other days the model prediction is used. If validation.csv has no </w:t>
+      </w:r>
+      <w:proofErr w:type="spellStart"/>
+      <w:r>
+        <w:rPr>
+          <w:rFonts w:asciiTheme="majorBidi" w:hAnsiTheme="majorBidi" w:cstheme="majorBidi"/>
+          <w:sz w:val="24"/>
+          <w:szCs w:val="24"/>
+        </w:rPr>
+        <w:t>quote_signal</w:t>
+      </w:r>
+      <w:proofErr w:type="spellEnd"/>
+      <w:r>
+        <w:rPr>
+          <w:rFonts w:asciiTheme="majorBidi" w:hAnsiTheme="majorBidi" w:cstheme="majorBidi"/>
+          <w:sz w:val="24"/>
+          <w:szCs w:val="24"/>
+        </w:rPr>
+        <w:t>, the code falls back to the first model automatically.</w:t>
+      </w:r>
     </w:p>
     <w:p>
       <w:pPr>
@@ -2575,356 +2796,6 @@
           <w:sz w:val="24"/>
           <w:szCs w:val="24"/>
         </w:rPr>
-        <w:t>4. Model and Features</w:t>
-      </w:r>
-    </w:p>
-    <w:p>
-      <w:pPr>
-        <w:spacing w:after="120" w:line="360" w:lineRule="auto"/>
-        <w:jc w:val="both"/>
-        <w:rPr>
-          <w:rFonts w:asciiTheme="majorBidi" w:hAnsiTheme="majorBidi" w:cstheme="majorBidi"/>
-          <w:sz w:val="24"/>
-          <w:szCs w:val="24"/>
-        </w:rPr>
-      </w:pPr>
-      <w:r>
-        <w:rPr>
-          <w:rFonts w:asciiTheme="majorBidi" w:hAnsiTheme="majorBidi" w:cstheme="majorBidi"/>
-          <w:sz w:val="24"/>
-          <w:szCs w:val="24"/>
-        </w:rPr>
-        <w:t>Gradient boosting trees fit this problem well: the data is a table, price depends on distance in a non-linear way (short trips cost more per mile), features interact, and the model handles missing values and categorical columns directly. Training on log(rate) makes the errors proportional.</w:t>
-      </w:r>
-    </w:p>
-    <w:p>
-      <w:pPr>
-        <w:spacing w:after="120" w:line="360" w:lineRule="auto"/>
-        <w:jc w:val="both"/>
-        <w:rPr>
-          <w:rFonts w:asciiTheme="majorBidi" w:hAnsiTheme="majorBidi" w:cstheme="majorBidi"/>
-          <w:sz w:val="24"/>
-          <w:szCs w:val="24"/>
-        </w:rPr>
-      </w:pPr>
-      <w:r>
-        <w:rPr>
-          <w:rFonts w:asciiTheme="majorBidi" w:hAnsiTheme="majorBidi" w:cstheme="majorBidi"/>
-          <w:b/>
-          <w:bCs/>
-          <w:sz w:val="24"/>
-          <w:szCs w:val="24"/>
-        </w:rPr>
-        <w:t xml:space="preserve">Features: </w:t>
-      </w:r>
-      <w:r>
-        <w:rPr>
-          <w:rFonts w:asciiTheme="majorBidi" w:hAnsiTheme="majorBidi" w:cstheme="majorBidi"/>
-          <w:sz w:val="24"/>
-          <w:szCs w:val="24"/>
-        </w:rPr>
-        <w:t>distance, weight, pickup city, delivery city, equipment, day of week, day of month, month and day of year. I tested holiday distances, coordinates, straight-line distance and lane frequency; none of them changed the error beyond the normal noise, so I removed them.</w:t>
-      </w:r>
-    </w:p>
-    <w:p>
-      <w:pPr>
-        <w:pStyle w:val="Heading2"/>
-        <w:spacing w:before="200" w:line="360" w:lineRule="auto"/>
-        <w:jc w:val="both"/>
-        <w:rPr>
-          <w:rFonts w:asciiTheme="majorBidi" w:hAnsiTheme="majorBidi"/>
-          <w:color w:val="auto"/>
-          <w:sz w:val="24"/>
-          <w:szCs w:val="24"/>
-        </w:rPr>
-      </w:pPr>
-      <w:r>
-        <w:rPr>
-          <w:rFonts w:asciiTheme="majorBidi" w:eastAsia="Arial" w:hAnsiTheme="majorBidi"/>
-          <w:b/>
-          <w:bCs/>
-          <w:color w:val="auto"/>
-          <w:sz w:val="24"/>
-          <w:szCs w:val="24"/>
-        </w:rPr>
-        <w:t xml:space="preserve">How </w:t>
-      </w:r>
-      <w:proofErr w:type="spellStart"/>
-      <w:r>
-        <w:rPr>
-          <w:rFonts w:asciiTheme="majorBidi" w:eastAsia="Arial" w:hAnsiTheme="majorBidi"/>
-          <w:b/>
-          <w:bCs/>
-          <w:color w:val="auto"/>
-          <w:sz w:val="24"/>
-          <w:szCs w:val="24"/>
-        </w:rPr>
-        <w:t>quote_signal</w:t>
-      </w:r>
-      <w:proofErr w:type="spellEnd"/>
-      <w:r>
-        <w:rPr>
-          <w:rFonts w:asciiTheme="majorBidi" w:eastAsia="Arial" w:hAnsiTheme="majorBidi"/>
-          <w:b/>
-          <w:bCs/>
-          <w:color w:val="auto"/>
-          <w:sz w:val="24"/>
-          <w:szCs w:val="24"/>
-        </w:rPr>
-        <w:t xml:space="preserve"> is used</w:t>
-      </w:r>
-    </w:p>
-    <w:p>
-      <w:pPr>
-        <w:spacing w:after="120" w:line="360" w:lineRule="auto"/>
-        <w:jc w:val="both"/>
-        <w:rPr>
-          <w:rFonts w:asciiTheme="majorBidi" w:hAnsiTheme="majorBidi" w:cstheme="majorBidi"/>
-          <w:sz w:val="24"/>
-          <w:szCs w:val="24"/>
-        </w:rPr>
-      </w:pPr>
-      <w:r>
-        <w:rPr>
-          <w:rFonts w:asciiTheme="majorBidi" w:hAnsiTheme="majorBidi" w:cstheme="majorBidi"/>
-          <w:sz w:val="24"/>
-          <w:szCs w:val="24"/>
-        </w:rPr>
-        <w:t xml:space="preserve">The December file has only seven columns (no </w:t>
-      </w:r>
-      <w:proofErr w:type="spellStart"/>
-      <w:r>
-        <w:rPr>
-          <w:rFonts w:asciiTheme="majorBidi" w:hAnsiTheme="majorBidi" w:cstheme="majorBidi"/>
-          <w:sz w:val="24"/>
-          <w:szCs w:val="24"/>
-        </w:rPr>
-        <w:t>quote_signal</w:t>
-      </w:r>
-      <w:proofErr w:type="spellEnd"/>
-      <w:r>
-        <w:rPr>
-          <w:rFonts w:asciiTheme="majorBidi" w:hAnsiTheme="majorBidi" w:cstheme="majorBidi"/>
-          <w:sz w:val="24"/>
-          <w:szCs w:val="24"/>
-        </w:rPr>
-        <w:t xml:space="preserve"> and no </w:t>
-      </w:r>
-      <w:proofErr w:type="spellStart"/>
-      <w:r>
-        <w:rPr>
-          <w:rFonts w:asciiTheme="majorBidi" w:hAnsiTheme="majorBidi" w:cstheme="majorBidi"/>
-          <w:sz w:val="24"/>
-          <w:szCs w:val="24"/>
-        </w:rPr>
-        <w:t>market_index</w:t>
-      </w:r>
-      <w:proofErr w:type="spellEnd"/>
-      <w:r>
-        <w:rPr>
-          <w:rFonts w:asciiTheme="majorBidi" w:hAnsiTheme="majorBidi" w:cstheme="majorBidi"/>
-          <w:sz w:val="24"/>
-          <w:szCs w:val="24"/>
-        </w:rPr>
-        <w:t xml:space="preserve">), because these values are unknown for a future load. </w:t>
-      </w:r>
-      <w:proofErr w:type="gramStart"/>
-      <w:r>
-        <w:rPr>
-          <w:rFonts w:asciiTheme="majorBidi" w:hAnsiTheme="majorBidi" w:cstheme="majorBidi"/>
-          <w:sz w:val="24"/>
-          <w:szCs w:val="24"/>
-        </w:rPr>
-        <w:t>So</w:t>
-      </w:r>
-      <w:proofErr w:type="gramEnd"/>
-      <w:r>
-        <w:rPr>
-          <w:rFonts w:asciiTheme="majorBidi" w:hAnsiTheme="majorBidi" w:cstheme="majorBidi"/>
-          <w:sz w:val="24"/>
-          <w:szCs w:val="24"/>
-        </w:rPr>
-        <w:t xml:space="preserve"> there are two ways to predict:</w:t>
-      </w:r>
-    </w:p>
-    <w:p>
-      <w:pPr>
-        <w:pStyle w:val="ListParagraph"/>
-        <w:numPr>
-          <w:ilvl w:val="0"/>
-          <w:numId w:val="2"/>
-        </w:numPr>
-        <w:spacing w:after="60" w:line="360" w:lineRule="auto"/>
-        <w:contextualSpacing w:val="0"/>
-        <w:jc w:val="both"/>
-        <w:rPr>
-          <w:rFonts w:asciiTheme="majorBidi" w:hAnsiTheme="majorBidi" w:cstheme="majorBidi"/>
-          <w:sz w:val="24"/>
-          <w:szCs w:val="24"/>
-        </w:rPr>
-      </w:pPr>
-      <w:r>
-        <w:rPr>
-          <w:rFonts w:asciiTheme="majorBidi" w:hAnsiTheme="majorBidi" w:cstheme="majorBidi"/>
-          <w:b/>
-          <w:bCs/>
-          <w:sz w:val="24"/>
-          <w:szCs w:val="24"/>
-        </w:rPr>
-        <w:t xml:space="preserve">December chart: </w:t>
-      </w:r>
-      <w:r>
-        <w:rPr>
-          <w:rFonts w:asciiTheme="majorBidi" w:hAnsiTheme="majorBidi" w:cstheme="majorBidi"/>
-          <w:sz w:val="24"/>
-          <w:szCs w:val="24"/>
-        </w:rPr>
-        <w:t>model with the features above only.</w:t>
-      </w:r>
-    </w:p>
-    <w:p>
-      <w:pPr>
-        <w:pStyle w:val="ListParagraph"/>
-        <w:numPr>
-          <w:ilvl w:val="0"/>
-          <w:numId w:val="2"/>
-        </w:numPr>
-        <w:spacing w:after="60" w:line="360" w:lineRule="auto"/>
-        <w:contextualSpacing w:val="0"/>
-        <w:jc w:val="both"/>
-        <w:rPr>
-          <w:rFonts w:asciiTheme="majorBidi" w:hAnsiTheme="majorBidi" w:cstheme="majorBidi"/>
-          <w:sz w:val="24"/>
-          <w:szCs w:val="24"/>
-        </w:rPr>
-      </w:pPr>
-      <w:r>
-        <w:rPr>
-          <w:rFonts w:asciiTheme="majorBidi" w:hAnsiTheme="majorBidi" w:cstheme="majorBidi"/>
-          <w:b/>
-          <w:bCs/>
-          <w:sz w:val="24"/>
-          <w:szCs w:val="24"/>
-        </w:rPr>
-        <w:t xml:space="preserve">validation.csv: </w:t>
-      </w:r>
-      <w:r>
-        <w:rPr>
-          <w:rFonts w:asciiTheme="majorBidi" w:hAnsiTheme="majorBidi" w:cstheme="majorBidi"/>
-          <w:sz w:val="24"/>
-          <w:szCs w:val="24"/>
-        </w:rPr>
-        <w:t>the same model plus three features (</w:t>
-      </w:r>
-      <w:proofErr w:type="spellStart"/>
-      <w:r>
-        <w:rPr>
-          <w:rFonts w:asciiTheme="majorBidi" w:hAnsiTheme="majorBidi" w:cstheme="majorBidi"/>
-          <w:sz w:val="24"/>
-          <w:szCs w:val="24"/>
-        </w:rPr>
-        <w:t>quote_signal</w:t>
-      </w:r>
-      <w:proofErr w:type="spellEnd"/>
-      <w:r>
-        <w:rPr>
-          <w:rFonts w:asciiTheme="majorBidi" w:hAnsiTheme="majorBidi" w:cstheme="majorBidi"/>
-          <w:sz w:val="24"/>
-          <w:szCs w:val="24"/>
-        </w:rPr>
-        <w:t xml:space="preserve">, </w:t>
-      </w:r>
-      <w:proofErr w:type="spellStart"/>
-      <w:r>
-        <w:rPr>
-          <w:rFonts w:asciiTheme="majorBidi" w:hAnsiTheme="majorBidi" w:cstheme="majorBidi"/>
-          <w:sz w:val="24"/>
-          <w:szCs w:val="24"/>
-        </w:rPr>
-        <w:t>quote_signal</w:t>
-      </w:r>
-      <w:proofErr w:type="spellEnd"/>
-      <w:r>
-        <w:rPr>
-          <w:rFonts w:asciiTheme="majorBidi" w:hAnsiTheme="majorBidi" w:cstheme="majorBidi"/>
-          <w:sz w:val="24"/>
-          <w:szCs w:val="24"/>
-        </w:rPr>
-        <w:t xml:space="preserve"> x distance and the reliable-day flag). On reliable days the prediction is taken as </w:t>
-      </w:r>
-      <w:proofErr w:type="spellStart"/>
-      <w:r>
-        <w:rPr>
-          <w:rFonts w:asciiTheme="majorBidi" w:hAnsiTheme="majorBidi" w:cstheme="majorBidi"/>
-          <w:sz w:val="24"/>
-          <w:szCs w:val="24"/>
-        </w:rPr>
-        <w:t>quote_signal</w:t>
-      </w:r>
-      <w:proofErr w:type="spellEnd"/>
-      <w:r>
-        <w:rPr>
-          <w:rFonts w:asciiTheme="majorBidi" w:hAnsiTheme="majorBidi" w:cstheme="majorBidi"/>
-          <w:sz w:val="24"/>
-          <w:szCs w:val="24"/>
-        </w:rPr>
-        <w:t xml:space="preserve"> x distance times a calibration factor (the median of price divided by </w:t>
-      </w:r>
-      <w:proofErr w:type="spellStart"/>
-      <w:r>
-        <w:rPr>
-          <w:rFonts w:asciiTheme="majorBidi" w:hAnsiTheme="majorBidi" w:cstheme="majorBidi"/>
-          <w:sz w:val="24"/>
-          <w:szCs w:val="24"/>
-        </w:rPr>
-        <w:t>quote_signal</w:t>
-      </w:r>
-      <w:proofErr w:type="spellEnd"/>
-      <w:r>
-        <w:rPr>
-          <w:rFonts w:asciiTheme="majorBidi" w:hAnsiTheme="majorBidi" w:cstheme="majorBidi"/>
-          <w:sz w:val="24"/>
-          <w:szCs w:val="24"/>
-        </w:rPr>
-        <w:t xml:space="preserve"> x distance on reliable training days). On the other days the model prediction is used. If validation.csv has no </w:t>
-      </w:r>
-      <w:proofErr w:type="spellStart"/>
-      <w:r>
-        <w:rPr>
-          <w:rFonts w:asciiTheme="majorBidi" w:hAnsiTheme="majorBidi" w:cstheme="majorBidi"/>
-          <w:sz w:val="24"/>
-          <w:szCs w:val="24"/>
-        </w:rPr>
-        <w:t>quote_signal</w:t>
-      </w:r>
-      <w:proofErr w:type="spellEnd"/>
-      <w:r>
-        <w:rPr>
-          <w:rFonts w:asciiTheme="majorBidi" w:hAnsiTheme="majorBidi" w:cstheme="majorBidi"/>
-          <w:sz w:val="24"/>
-          <w:szCs w:val="24"/>
-        </w:rPr>
-        <w:t>, the code falls back to the first model automatically.</w:t>
-      </w:r>
-    </w:p>
-    <w:p>
-      <w:pPr>
-        <w:pStyle w:val="Heading1"/>
-        <w:spacing w:line="360" w:lineRule="auto"/>
-        <w:jc w:val="both"/>
-        <w:rPr>
-          <w:color w:val="auto"/>
-          <w:sz w:val="24"/>
-          <w:szCs w:val="24"/>
-        </w:rPr>
-      </w:pPr>
-      <w:r>
-        <w:rPr>
-          <w:color w:val="auto"/>
-          <w:sz w:val="24"/>
-          <w:szCs w:val="24"/>
-        </w:rPr>
-        <w:lastRenderedPageBreak/>
         <w:t>5. Model Results</w:t>
       </w:r>
     </w:p>
@@ -3009,12 +2880,6 @@
         <w:gridCol w:w="2165"/>
       </w:tblGrid>
       <w:tr>
-        <w:tblPrEx>
-          <w:tblCellMar>
-            <w:top w:w="0" w:type="dxa"/>
-            <w:bottom w:w="0" w:type="dxa"/>
-          </w:tblCellMar>
-        </w:tblPrEx>
         <w:trPr>
           <w:cantSplit/>
           <w:tblHeader/>
@@ -3176,12 +3041,6 @@
         </w:tc>
       </w:tr>
       <w:tr>
-        <w:tblPrEx>
-          <w:tblCellMar>
-            <w:top w:w="0" w:type="dxa"/>
-            <w:bottom w:w="0" w:type="dxa"/>
-          </w:tblCellMar>
-        </w:tblPrEx>
         <w:trPr>
           <w:cantSplit/>
         </w:trPr>
@@ -3342,12 +3201,6 @@
         </w:tc>
       </w:tr>
       <w:tr>
-        <w:tblPrEx>
-          <w:tblCellMar>
-            <w:top w:w="0" w:type="dxa"/>
-            <w:bottom w:w="0" w:type="dxa"/>
-          </w:tblCellMar>
-        </w:tblPrEx>
         <w:trPr>
           <w:cantSplit/>
         </w:trPr>
@@ -3378,6 +3231,7 @@
                 <w:sz w:val="24"/>
                 <w:szCs w:val="24"/>
               </w:rPr>
+              <w:lastRenderedPageBreak/>
               <w:t>2025-08</w:t>
             </w:r>
           </w:p>
@@ -3508,12 +3362,6 @@
         </w:tc>
       </w:tr>
       <w:tr>
-        <w:tblPrEx>
-          <w:tblCellMar>
-            <w:top w:w="0" w:type="dxa"/>
-            <w:bottom w:w="0" w:type="dxa"/>
-          </w:tblCellMar>
-        </w:tblPrEx>
         <w:trPr>
           <w:cantSplit/>
         </w:trPr>
@@ -3674,12 +3522,6 @@
         </w:tc>
       </w:tr>
       <w:tr>
-        <w:tblPrEx>
-          <w:tblCellMar>
-            <w:top w:w="0" w:type="dxa"/>
-            <w:bottom w:w="0" w:type="dxa"/>
-          </w:tblCellMar>
-        </w:tblPrEx>
         <w:trPr>
           <w:cantSplit/>
         </w:trPr>
@@ -3840,12 +3682,6 @@
         </w:tc>
       </w:tr>
       <w:tr>
-        <w:tblPrEx>
-          <w:tblCellMar>
-            <w:top w:w="0" w:type="dxa"/>
-            <w:bottom w:w="0" w:type="dxa"/>
-          </w:tblCellMar>
-        </w:tblPrEx>
         <w:trPr>
           <w:cantSplit/>
         </w:trPr>
@@ -4073,12 +3909,6 @@
         <w:gridCol w:w="2255"/>
       </w:tblGrid>
       <w:tr>
-        <w:tblPrEx>
-          <w:tblCellMar>
-            <w:top w:w="0" w:type="dxa"/>
-            <w:bottom w:w="0" w:type="dxa"/>
-          </w:tblCellMar>
-        </w:tblPrEx>
         <w:trPr>
           <w:cantSplit/>
           <w:tblHeader/>
@@ -4240,12 +4070,6 @@
         </w:tc>
       </w:tr>
       <w:tr>
-        <w:tblPrEx>
-          <w:tblCellMar>
-            <w:top w:w="0" w:type="dxa"/>
-            <w:bottom w:w="0" w:type="dxa"/>
-          </w:tblCellMar>
-        </w:tblPrEx>
         <w:trPr>
           <w:cantSplit/>
         </w:trPr>
@@ -4406,12 +4230,6 @@
         </w:tc>
       </w:tr>
       <w:tr>
-        <w:tblPrEx>
-          <w:tblCellMar>
-            <w:top w:w="0" w:type="dxa"/>
-            <w:bottom w:w="0" w:type="dxa"/>
-          </w:tblCellMar>
-        </w:tblPrEx>
         <w:trPr>
           <w:cantSplit/>
         </w:trPr>
@@ -4572,12 +4390,6 @@
         </w:tc>
       </w:tr>
       <w:tr>
-        <w:tblPrEx>
-          <w:tblCellMar>
-            <w:top w:w="0" w:type="dxa"/>
-            <w:bottom w:w="0" w:type="dxa"/>
-          </w:tblCellMar>
-        </w:tblPrEx>
         <w:trPr>
           <w:cantSplit/>
         </w:trPr>
@@ -4738,12 +4550,6 @@
         </w:tc>
       </w:tr>
       <w:tr>
-        <w:tblPrEx>
-          <w:tblCellMar>
-            <w:top w:w="0" w:type="dxa"/>
-            <w:bottom w:w="0" w:type="dxa"/>
-          </w:tblCellMar>
-        </w:tblPrEx>
         <w:trPr>
           <w:cantSplit/>
         </w:trPr>
@@ -4904,12 +4710,6 @@
         </w:tc>
       </w:tr>
       <w:tr>
-        <w:tblPrEx>
-          <w:tblCellMar>
-            <w:top w:w="0" w:type="dxa"/>
-            <w:bottom w:w="0" w:type="dxa"/>
-          </w:tblCellMar>
-        </w:tblPrEx>
         <w:trPr>
           <w:cantSplit/>
         </w:trPr>
@@ -5222,7 +5022,6 @@
           <w:sz w:val="24"/>
           <w:szCs w:val="24"/>
         </w:rPr>
-        <w:lastRenderedPageBreak/>
         <w:t>RMSE on all rows is almost the same for both models because it is dominated by the corrupted prices.</w:t>
       </w:r>
     </w:p>
@@ -5312,6 +5111,7 @@
           <w:szCs w:val="24"/>
           <w14:ligatures w14:val="standardContextual"/>
         </w:rPr>
+        <w:lastRenderedPageBreak/>
         <w:drawing>
           <wp:inline distT="0" distB="0" distL="0" distR="0" wp14:anchorId="2B5375C0" wp14:editId="675F1C21">
             <wp:extent cx="5943600" cy="1935480"/>

--- a/Report.docx
+++ b/Report.docx
@@ -5,7 +5,7 @@
     <w:p>
       <w:pPr>
         <w:spacing w:after="60" w:line="360" w:lineRule="auto"/>
-        <w:jc w:val="both"/>
+        <w:jc w:val="center"/>
         <w:rPr>
           <w:rFonts w:asciiTheme="majorBidi" w:hAnsiTheme="majorBidi" w:cstheme="majorBidi"/>
           <w:b/>
@@ -18,7 +18,7 @@
     <w:p>
       <w:pPr>
         <w:spacing w:after="60" w:line="360" w:lineRule="auto"/>
-        <w:jc w:val="both"/>
+        <w:jc w:val="center"/>
         <w:rPr>
           <w:rFonts w:asciiTheme="majorBidi" w:hAnsiTheme="majorBidi" w:cstheme="majorBidi"/>
           <w:b/>
@@ -31,7 +31,7 @@
     <w:p>
       <w:pPr>
         <w:spacing w:after="60" w:line="360" w:lineRule="auto"/>
-        <w:jc w:val="both"/>
+        <w:jc w:val="center"/>
         <w:rPr>
           <w:rFonts w:asciiTheme="majorBidi" w:hAnsiTheme="majorBidi" w:cstheme="majorBidi"/>
           <w:b/>
@@ -44,7 +44,7 @@
     <w:p>
       <w:pPr>
         <w:spacing w:after="60" w:line="360" w:lineRule="auto"/>
-        <w:jc w:val="both"/>
+        <w:jc w:val="center"/>
         <w:rPr>
           <w:rFonts w:asciiTheme="majorBidi" w:hAnsiTheme="majorBidi" w:cstheme="majorBidi"/>
           <w:b/>
@@ -73,12 +73,20 @@
         <w:jc w:val="center"/>
         <w:rPr>
           <w:rFonts w:asciiTheme="majorBidi" w:hAnsiTheme="majorBidi" w:cstheme="majorBidi"/>
+          <w:sz w:val="40"/>
+          <w:szCs w:val="40"/>
+        </w:rPr>
+      </w:pPr>
+      <w:r>
+        <w:rPr>
+          <w:rFonts w:asciiTheme="majorBidi" w:hAnsiTheme="majorBidi" w:cstheme="majorBidi"/>
           <w:b/>
           <w:bCs/>
-          <w:sz w:val="24"/>
-          <w:szCs w:val="24"/>
-        </w:rPr>
-      </w:pPr>
+          <w:sz w:val="40"/>
+          <w:szCs w:val="40"/>
+        </w:rPr>
+        <w:t>Freight Rate Prediction</w:t>
+      </w:r>
     </w:p>
     <w:p>
       <w:pPr>
@@ -86,21 +94,17 @@
         <w:jc w:val="center"/>
         <w:rPr>
           <w:rFonts w:asciiTheme="majorBidi" w:hAnsiTheme="majorBidi" w:cstheme="majorBidi"/>
-          <w:b/>
-          <w:bCs/>
-          <w:sz w:val="44"/>
-          <w:szCs w:val="44"/>
-        </w:rPr>
-      </w:pPr>
-      <w:r>
-        <w:rPr>
-          <w:rFonts w:asciiTheme="majorBidi" w:hAnsiTheme="majorBidi" w:cstheme="majorBidi"/>
-          <w:b/>
-          <w:bCs/>
-          <w:sz w:val="44"/>
-          <w:szCs w:val="44"/>
-        </w:rPr>
-        <w:t>Freight Rate Prediction</w:t>
+          <w:sz w:val="24"/>
+          <w:szCs w:val="24"/>
+        </w:rPr>
+      </w:pPr>
+      <w:r>
+        <w:rPr>
+          <w:rFonts w:asciiTheme="majorBidi" w:hAnsiTheme="majorBidi" w:cstheme="majorBidi"/>
+          <w:sz w:val="24"/>
+          <w:szCs w:val="24"/>
+        </w:rPr>
+        <w:t>Machine Learning Engineer Assessment</w:t>
       </w:r>
     </w:p>
     <w:p>
@@ -109,22 +113,17 @@
         <w:jc w:val="center"/>
         <w:rPr>
           <w:rFonts w:asciiTheme="majorBidi" w:hAnsiTheme="majorBidi" w:cstheme="majorBidi"/>
-          <w:b/>
-          <w:bCs/>
-          <w:sz w:val="24"/>
-          <w:szCs w:val="24"/>
-          <w:rtl/>
-        </w:rPr>
-      </w:pPr>
-      <w:r>
-        <w:rPr>
-          <w:rFonts w:asciiTheme="majorBidi" w:hAnsiTheme="majorBidi" w:cstheme="majorBidi"/>
-          <w:b/>
-          <w:bCs/>
-          <w:sz w:val="24"/>
-          <w:szCs w:val="24"/>
-        </w:rPr>
-        <w:t>Machine Learning Engineer Assessment</w:t>
+          <w:sz w:val="24"/>
+          <w:szCs w:val="24"/>
+        </w:rPr>
+      </w:pPr>
+      <w:r>
+        <w:rPr>
+          <w:rFonts w:asciiTheme="majorBidi" w:hAnsiTheme="majorBidi" w:cstheme="majorBidi"/>
+          <w:sz w:val="24"/>
+          <w:szCs w:val="24"/>
+        </w:rPr>
+        <w:t>Fatima Alawneh</w:t>
       </w:r>
     </w:p>
     <w:p>
@@ -133,236 +132,136 @@
         <w:jc w:val="center"/>
         <w:rPr>
           <w:rFonts w:asciiTheme="majorBidi" w:hAnsiTheme="majorBidi" w:cstheme="majorBidi"/>
-          <w:b/>
-          <w:bCs/>
-          <w:sz w:val="24"/>
-          <w:szCs w:val="24"/>
-        </w:rPr>
-      </w:pPr>
-      <w:r>
-        <w:rPr>
-          <w:rFonts w:asciiTheme="majorBidi" w:hAnsiTheme="majorBidi" w:cstheme="majorBidi"/>
-          <w:b/>
-          <w:bCs/>
-          <w:sz w:val="24"/>
-          <w:szCs w:val="24"/>
-        </w:rPr>
-        <w:t>Fatima Alawneh</w:t>
-      </w:r>
-    </w:p>
-    <w:p>
-      <w:pPr>
-        <w:spacing w:line="360" w:lineRule="auto"/>
-        <w:jc w:val="both"/>
-        <w:rPr>
-          <w:rFonts w:asciiTheme="majorBidi" w:hAnsiTheme="majorBidi" w:cstheme="majorBidi"/>
-          <w:sz w:val="24"/>
-          <w:szCs w:val="24"/>
-        </w:rPr>
-      </w:pPr>
-    </w:p>
-    <w:p>
-      <w:pPr>
-        <w:spacing w:line="360" w:lineRule="auto"/>
-        <w:jc w:val="both"/>
-        <w:rPr>
-          <w:rFonts w:asciiTheme="majorBidi" w:hAnsiTheme="majorBidi" w:cstheme="majorBidi"/>
-          <w:sz w:val="24"/>
-          <w:szCs w:val="24"/>
-        </w:rPr>
-      </w:pPr>
-    </w:p>
-    <w:p>
-      <w:pPr>
-        <w:spacing w:line="360" w:lineRule="auto"/>
-        <w:jc w:val="both"/>
-        <w:rPr>
-          <w:rFonts w:asciiTheme="majorBidi" w:hAnsiTheme="majorBidi" w:cstheme="majorBidi"/>
-          <w:sz w:val="24"/>
-          <w:szCs w:val="24"/>
-        </w:rPr>
-      </w:pPr>
-    </w:p>
-    <w:p>
-      <w:pPr>
-        <w:spacing w:line="360" w:lineRule="auto"/>
-        <w:jc w:val="both"/>
-        <w:rPr>
-          <w:rFonts w:asciiTheme="majorBidi" w:hAnsiTheme="majorBidi" w:cstheme="majorBidi"/>
-          <w:sz w:val="24"/>
-          <w:szCs w:val="24"/>
-        </w:rPr>
-      </w:pPr>
-    </w:p>
-    <w:p>
-      <w:pPr>
-        <w:spacing w:line="360" w:lineRule="auto"/>
-        <w:jc w:val="both"/>
-        <w:rPr>
-          <w:rFonts w:asciiTheme="majorBidi" w:hAnsiTheme="majorBidi" w:cstheme="majorBidi"/>
-          <w:sz w:val="24"/>
-          <w:szCs w:val="24"/>
-        </w:rPr>
-      </w:pPr>
-    </w:p>
-    <w:p>
-      <w:pPr>
-        <w:spacing w:line="360" w:lineRule="auto"/>
-        <w:jc w:val="both"/>
-        <w:rPr>
-          <w:rFonts w:asciiTheme="majorBidi" w:hAnsiTheme="majorBidi" w:cstheme="majorBidi"/>
-          <w:sz w:val="24"/>
-          <w:szCs w:val="24"/>
-        </w:rPr>
-      </w:pPr>
-    </w:p>
-    <w:p>
-      <w:pPr>
-        <w:spacing w:line="360" w:lineRule="auto"/>
-        <w:jc w:val="both"/>
-        <w:rPr>
-          <w:rFonts w:asciiTheme="majorBidi" w:hAnsiTheme="majorBidi" w:cstheme="majorBidi"/>
-          <w:sz w:val="24"/>
-          <w:szCs w:val="24"/>
-        </w:rPr>
-      </w:pPr>
-    </w:p>
-    <w:p>
-      <w:pPr>
-        <w:spacing w:line="360" w:lineRule="auto"/>
-        <w:jc w:val="both"/>
-        <w:rPr>
-          <w:rFonts w:asciiTheme="majorBidi" w:hAnsiTheme="majorBidi" w:cstheme="majorBidi"/>
-          <w:sz w:val="24"/>
-          <w:szCs w:val="24"/>
-        </w:rPr>
-      </w:pPr>
-    </w:p>
-    <w:p>
-      <w:pPr>
-        <w:spacing w:line="360" w:lineRule="auto"/>
-        <w:jc w:val="both"/>
-        <w:rPr>
-          <w:rFonts w:asciiTheme="majorBidi" w:hAnsiTheme="majorBidi" w:cstheme="majorBidi"/>
-          <w:sz w:val="24"/>
-          <w:szCs w:val="24"/>
-        </w:rPr>
-      </w:pPr>
-    </w:p>
-    <w:p>
-      <w:pPr>
-        <w:spacing w:line="360" w:lineRule="auto"/>
-        <w:jc w:val="both"/>
-        <w:rPr>
-          <w:rFonts w:asciiTheme="majorBidi" w:hAnsiTheme="majorBidi" w:cstheme="majorBidi"/>
-          <w:sz w:val="24"/>
-          <w:szCs w:val="24"/>
-        </w:rPr>
-      </w:pPr>
-    </w:p>
-    <w:p>
-      <w:pPr>
-        <w:spacing w:line="360" w:lineRule="auto"/>
-        <w:jc w:val="both"/>
-        <w:rPr>
-          <w:rFonts w:asciiTheme="majorBidi" w:hAnsiTheme="majorBidi" w:cstheme="majorBidi"/>
-          <w:sz w:val="24"/>
-          <w:szCs w:val="24"/>
-        </w:rPr>
-      </w:pPr>
-    </w:p>
-    <w:p>
-      <w:pPr>
-        <w:spacing w:line="360" w:lineRule="auto"/>
-        <w:jc w:val="both"/>
-        <w:rPr>
-          <w:rFonts w:asciiTheme="majorBidi" w:hAnsiTheme="majorBidi" w:cstheme="majorBidi"/>
-          <w:sz w:val="24"/>
-          <w:szCs w:val="24"/>
-        </w:rPr>
-      </w:pPr>
-    </w:p>
-    <w:p>
-      <w:pPr>
-        <w:spacing w:line="360" w:lineRule="auto"/>
-        <w:jc w:val="both"/>
-        <w:rPr>
-          <w:rFonts w:asciiTheme="majorBidi" w:hAnsiTheme="majorBidi" w:cstheme="majorBidi"/>
-          <w:sz w:val="24"/>
-          <w:szCs w:val="24"/>
-        </w:rPr>
-      </w:pPr>
-    </w:p>
-    <w:p>
-      <w:pPr>
-        <w:spacing w:line="360" w:lineRule="auto"/>
-        <w:jc w:val="both"/>
-        <w:rPr>
-          <w:rFonts w:asciiTheme="majorBidi" w:hAnsiTheme="majorBidi" w:cstheme="majorBidi"/>
-          <w:sz w:val="24"/>
-          <w:szCs w:val="24"/>
-        </w:rPr>
-      </w:pPr>
-    </w:p>
-    <w:p>
-      <w:pPr>
-        <w:spacing w:line="360" w:lineRule="auto"/>
-        <w:jc w:val="both"/>
-        <w:rPr>
-          <w:rFonts w:asciiTheme="majorBidi" w:hAnsiTheme="majorBidi" w:cstheme="majorBidi"/>
-          <w:sz w:val="24"/>
-          <w:szCs w:val="24"/>
-        </w:rPr>
-      </w:pPr>
-    </w:p>
-    <w:p>
-      <w:pPr>
-        <w:spacing w:line="360" w:lineRule="auto"/>
-        <w:jc w:val="both"/>
-        <w:rPr>
-          <w:rFonts w:asciiTheme="majorBidi" w:hAnsiTheme="majorBidi" w:cstheme="majorBidi"/>
-          <w:sz w:val="24"/>
-          <w:szCs w:val="24"/>
-        </w:rPr>
-      </w:pPr>
-    </w:p>
-    <w:p>
-      <w:pPr>
-        <w:spacing w:line="360" w:lineRule="auto"/>
-        <w:jc w:val="both"/>
-        <w:rPr>
-          <w:rFonts w:asciiTheme="majorBidi" w:hAnsiTheme="majorBidi" w:cstheme="majorBidi"/>
-          <w:sz w:val="24"/>
-          <w:szCs w:val="24"/>
-        </w:rPr>
-      </w:pPr>
-    </w:p>
-    <w:p>
-      <w:pPr>
-        <w:spacing w:line="360" w:lineRule="auto"/>
-        <w:jc w:val="both"/>
-        <w:rPr>
-          <w:rFonts w:asciiTheme="majorBidi" w:hAnsiTheme="majorBidi" w:cstheme="majorBidi"/>
-          <w:sz w:val="24"/>
-          <w:szCs w:val="24"/>
-        </w:rPr>
-      </w:pPr>
-    </w:p>
-    <w:p>
-      <w:pPr>
-        <w:spacing w:line="360" w:lineRule="auto"/>
-        <w:jc w:val="both"/>
-        <w:rPr>
-          <w:rFonts w:asciiTheme="majorBidi" w:hAnsiTheme="majorBidi" w:cstheme="majorBidi"/>
-          <w:sz w:val="24"/>
-          <w:szCs w:val="24"/>
-        </w:rPr>
-      </w:pPr>
-    </w:p>
-    <w:p>
-      <w:pPr>
-        <w:spacing w:line="360" w:lineRule="auto"/>
-        <w:jc w:val="both"/>
+          <w:sz w:val="24"/>
+          <w:szCs w:val="24"/>
+        </w:rPr>
+      </w:pPr>
+    </w:p>
+    <w:p>
+      <w:pPr>
+        <w:spacing w:after="200" w:line="360" w:lineRule="auto"/>
+        <w:jc w:val="center"/>
+        <w:rPr>
+          <w:rFonts w:asciiTheme="majorBidi" w:hAnsiTheme="majorBidi" w:cstheme="majorBidi"/>
+          <w:sz w:val="24"/>
+          <w:szCs w:val="24"/>
+        </w:rPr>
+      </w:pPr>
+    </w:p>
+    <w:p>
+      <w:pPr>
+        <w:spacing w:after="200" w:line="360" w:lineRule="auto"/>
+        <w:jc w:val="center"/>
+        <w:rPr>
+          <w:rFonts w:asciiTheme="majorBidi" w:hAnsiTheme="majorBidi" w:cstheme="majorBidi"/>
+          <w:sz w:val="24"/>
+          <w:szCs w:val="24"/>
+        </w:rPr>
+      </w:pPr>
+    </w:p>
+    <w:p>
+      <w:pPr>
+        <w:spacing w:after="200" w:line="360" w:lineRule="auto"/>
+        <w:jc w:val="center"/>
+        <w:rPr>
+          <w:rFonts w:asciiTheme="majorBidi" w:hAnsiTheme="majorBidi" w:cstheme="majorBidi"/>
+          <w:sz w:val="24"/>
+          <w:szCs w:val="24"/>
+        </w:rPr>
+      </w:pPr>
+    </w:p>
+    <w:p>
+      <w:pPr>
+        <w:spacing w:after="200" w:line="360" w:lineRule="auto"/>
+        <w:jc w:val="center"/>
+        <w:rPr>
+          <w:rFonts w:asciiTheme="majorBidi" w:hAnsiTheme="majorBidi" w:cstheme="majorBidi"/>
+          <w:sz w:val="24"/>
+          <w:szCs w:val="24"/>
+        </w:rPr>
+      </w:pPr>
+    </w:p>
+    <w:p>
+      <w:pPr>
+        <w:spacing w:after="200" w:line="360" w:lineRule="auto"/>
+        <w:jc w:val="center"/>
+        <w:rPr>
+          <w:rFonts w:asciiTheme="majorBidi" w:hAnsiTheme="majorBidi" w:cstheme="majorBidi"/>
+          <w:sz w:val="24"/>
+          <w:szCs w:val="24"/>
+        </w:rPr>
+      </w:pPr>
+    </w:p>
+    <w:p>
+      <w:pPr>
+        <w:spacing w:after="200" w:line="360" w:lineRule="auto"/>
+        <w:jc w:val="center"/>
+        <w:rPr>
+          <w:rFonts w:asciiTheme="majorBidi" w:hAnsiTheme="majorBidi" w:cstheme="majorBidi"/>
+          <w:sz w:val="24"/>
+          <w:szCs w:val="24"/>
+        </w:rPr>
+      </w:pPr>
+    </w:p>
+    <w:p>
+      <w:pPr>
+        <w:spacing w:after="200" w:line="360" w:lineRule="auto"/>
+        <w:jc w:val="center"/>
+        <w:rPr>
+          <w:rFonts w:asciiTheme="majorBidi" w:hAnsiTheme="majorBidi" w:cstheme="majorBidi"/>
+          <w:sz w:val="24"/>
+          <w:szCs w:val="24"/>
+        </w:rPr>
+      </w:pPr>
+    </w:p>
+    <w:p>
+      <w:pPr>
+        <w:spacing w:after="200" w:line="360" w:lineRule="auto"/>
+        <w:jc w:val="center"/>
+        <w:rPr>
+          <w:rFonts w:asciiTheme="majorBidi" w:hAnsiTheme="majorBidi" w:cstheme="majorBidi"/>
+          <w:sz w:val="24"/>
+          <w:szCs w:val="24"/>
+        </w:rPr>
+      </w:pPr>
+    </w:p>
+    <w:p>
+      <w:pPr>
+        <w:spacing w:after="200" w:line="360" w:lineRule="auto"/>
+        <w:jc w:val="center"/>
+        <w:rPr>
+          <w:rFonts w:asciiTheme="majorBidi" w:hAnsiTheme="majorBidi" w:cstheme="majorBidi"/>
+          <w:sz w:val="24"/>
+          <w:szCs w:val="24"/>
+        </w:rPr>
+      </w:pPr>
+    </w:p>
+    <w:p>
+      <w:pPr>
+        <w:spacing w:after="200" w:line="360" w:lineRule="auto"/>
+        <w:jc w:val="center"/>
+        <w:rPr>
+          <w:rFonts w:asciiTheme="majorBidi" w:hAnsiTheme="majorBidi" w:cstheme="majorBidi"/>
+          <w:sz w:val="24"/>
+          <w:szCs w:val="24"/>
+        </w:rPr>
+      </w:pPr>
+    </w:p>
+    <w:p>
+      <w:pPr>
+        <w:spacing w:after="200" w:line="360" w:lineRule="auto"/>
+        <w:jc w:val="center"/>
+        <w:rPr>
+          <w:rFonts w:asciiTheme="majorBidi" w:hAnsiTheme="majorBidi" w:cstheme="majorBidi"/>
+          <w:sz w:val="24"/>
+          <w:szCs w:val="24"/>
+        </w:rPr>
+      </w:pPr>
+    </w:p>
+    <w:p>
+      <w:pPr>
+        <w:spacing w:after="200" w:line="360" w:lineRule="auto"/>
+        <w:jc w:val="center"/>
         <w:rPr>
           <w:rFonts w:asciiTheme="majorBidi" w:hAnsiTheme="majorBidi" w:cstheme="majorBidi"/>
           <w:sz w:val="24"/>
@@ -373,19 +272,13 @@
     <w:p>
       <w:pPr>
         <w:pStyle w:val="Heading1"/>
-        <w:spacing w:line="360" w:lineRule="auto"/>
-        <w:jc w:val="both"/>
         <w:rPr>
           <w:color w:val="auto"/>
-          <w:sz w:val="24"/>
-          <w:szCs w:val="24"/>
         </w:rPr>
       </w:pPr>
       <w:r>
         <w:rPr>
           <w:color w:val="auto"/>
-          <w:sz w:val="24"/>
-          <w:szCs w:val="24"/>
         </w:rPr>
         <w:lastRenderedPageBreak/>
         <w:t>1. Summary</w:t>
@@ -415,7 +308,7 @@
         <w:pStyle w:val="ListParagraph"/>
         <w:numPr>
           <w:ilvl w:val="0"/>
-          <w:numId w:val="1"/>
+          <w:numId w:val="3"/>
         </w:numPr>
         <w:spacing w:after="60" w:line="360" w:lineRule="auto"/>
         <w:contextualSpacing w:val="0"/>
@@ -468,7 +361,7 @@
         <w:pStyle w:val="ListParagraph"/>
         <w:numPr>
           <w:ilvl w:val="0"/>
-          <w:numId w:val="1"/>
+          <w:numId w:val="3"/>
         </w:numPr>
         <w:spacing w:after="60" w:line="360" w:lineRule="auto"/>
         <w:contextualSpacing w:val="0"/>
@@ -503,7 +396,7 @@
         <w:pStyle w:val="ListParagraph"/>
         <w:numPr>
           <w:ilvl w:val="0"/>
-          <w:numId w:val="1"/>
+          <w:numId w:val="3"/>
         </w:numPr>
         <w:spacing w:after="60" w:line="360" w:lineRule="auto"/>
         <w:contextualSpacing w:val="0"/>
@@ -530,25 +423,7 @@
           <w:sz w:val="24"/>
           <w:szCs w:val="24"/>
         </w:rPr>
-        <w:t xml:space="preserve">on clean rows the average error (MAPE) is 2.0% with </w:t>
-      </w:r>
-      <w:proofErr w:type="spellStart"/>
-      <w:r>
-        <w:rPr>
-          <w:rFonts w:asciiTheme="majorBidi" w:hAnsiTheme="majorBidi" w:cstheme="majorBidi"/>
-          <w:sz w:val="24"/>
-          <w:szCs w:val="24"/>
-        </w:rPr>
-        <w:t>quote_signal</w:t>
-      </w:r>
-      <w:proofErr w:type="spellEnd"/>
-      <w:r>
-        <w:rPr>
-          <w:rFonts w:asciiTheme="majorBidi" w:hAnsiTheme="majorBidi" w:cstheme="majorBidi"/>
-          <w:sz w:val="24"/>
-          <w:szCs w:val="24"/>
-        </w:rPr>
-        <w:t xml:space="preserve"> and 2.6% without it. If the 1.4% of corrupted prices are kept in the test months, the MAE is about $102 and cannot be reduced by any model.</w:t>
+        <w:t>on clean rows the average error (MAPE) is about 2.6% and the MAE is about $60. If the 1.4% of corrupted prices are kept in the test months, the MAE is about $113 and the RMSE about $626, because no model can predict those rows.</w:t>
       </w:r>
     </w:p>
     <w:p>
@@ -556,7 +431,7 @@
         <w:pStyle w:val="ListParagraph"/>
         <w:numPr>
           <w:ilvl w:val="0"/>
-          <w:numId w:val="1"/>
+          <w:numId w:val="3"/>
         </w:numPr>
         <w:spacing w:after="60" w:line="360" w:lineRule="auto"/>
         <w:contextualSpacing w:val="0"/>
@@ -593,7 +468,7 @@
           <w:sz w:val="24"/>
           <w:szCs w:val="24"/>
         </w:rPr>
-        <w:t xml:space="preserve"> is almost exactly the price per mile on about half of the days and wrong on the other days. The model detects which days are reliable.</w:t>
+        <w:t xml:space="preserve"> is almost exactly the price per mile on about half of the training days and wrong on the other days. In validation.csv it is not reliable on any day, so the final model does not use it.</w:t>
       </w:r>
     </w:p>
     <w:p>
@@ -609,47 +484,52 @@
       </w:pPr>
       <w:r>
         <w:rPr>
+          <w:rFonts w:eastAsia="Arial"/>
           <w:color w:val="auto"/>
           <w:sz w:val="24"/>
           <w:szCs w:val="24"/>
         </w:rPr>
-        <w:t>2</w:t>
-      </w:r>
-      <w:r>
-        <w:rPr>
-          <w:color w:val="auto"/>
-          <w:sz w:val="24"/>
-          <w:szCs w:val="24"/>
-        </w:rPr>
-        <w:t xml:space="preserve">. Data and Cleaning </w:t>
-      </w:r>
-    </w:p>
-    <w:p>
-      <w:pPr>
-        <w:pStyle w:val="Heading2"/>
-        <w:spacing w:before="200" w:line="360" w:lineRule="auto"/>
+        <w:t>2. Data and Cleaning</w:t>
+      </w:r>
+    </w:p>
+    <w:p>
+      <w:pPr>
+        <w:spacing w:after="120" w:line="360" w:lineRule="auto"/>
         <w:jc w:val="both"/>
         <w:rPr>
-          <w:rFonts w:asciiTheme="majorBidi" w:eastAsia="Arial" w:hAnsiTheme="majorBidi"/>
-          <w:color w:val="auto"/>
-          <w:sz w:val="24"/>
-          <w:szCs w:val="24"/>
-        </w:rPr>
-      </w:pPr>
-      <w:r>
-        <w:rPr>
-          <w:rFonts w:asciiTheme="majorBidi" w:eastAsia="Arial" w:hAnsiTheme="majorBidi"/>
-          <w:color w:val="auto"/>
-          <w:sz w:val="24"/>
-          <w:szCs w:val="24"/>
-        </w:rPr>
-        <w:t xml:space="preserve">Development data: data/train_test.csv, 48,000 labeled loads from 2025-01-01 to 2025-10-31 (about 158 loads per day, 64 cities, three equipment types, target </w:t>
+          <w:rFonts w:asciiTheme="majorBidi" w:hAnsiTheme="majorBidi" w:cstheme="majorBidi"/>
+          <w:sz w:val="24"/>
+          <w:szCs w:val="24"/>
+        </w:rPr>
+      </w:pPr>
+      <w:r>
+        <w:rPr>
+          <w:rFonts w:asciiTheme="majorBidi" w:hAnsiTheme="majorBidi" w:cstheme="majorBidi"/>
+          <w:sz w:val="24"/>
+          <w:szCs w:val="24"/>
+        </w:rPr>
+        <w:t xml:space="preserve">Development data: </w:t>
+      </w:r>
+      <w:r>
+        <w:rPr>
+          <w:rFonts w:asciiTheme="majorBidi" w:eastAsia="Consolas" w:hAnsiTheme="majorBidi" w:cstheme="majorBidi"/>
+          <w:sz w:val="24"/>
+          <w:szCs w:val="24"/>
+        </w:rPr>
+        <w:t>data/train_test.csv</w:t>
+      </w:r>
+      <w:r>
+        <w:rPr>
+          <w:rFonts w:asciiTheme="majorBidi" w:hAnsiTheme="majorBidi" w:cstheme="majorBidi"/>
+          <w:sz w:val="24"/>
+          <w:szCs w:val="24"/>
+        </w:rPr>
+        <w:t xml:space="preserve">, 48,000 labeled loads from 2025-01-01 to 2025-10-31 (about 158 loads per day, 64 cities, three equipment types, target </w:t>
       </w:r>
       <w:proofErr w:type="spellStart"/>
       <w:r>
         <w:rPr>
-          <w:rFonts w:asciiTheme="majorBidi" w:eastAsia="Arial" w:hAnsiTheme="majorBidi"/>
-          <w:color w:val="auto"/>
+          <w:rFonts w:asciiTheme="majorBidi" w:eastAsia="Consolas" w:hAnsiTheme="majorBidi" w:cstheme="majorBidi"/>
           <w:sz w:val="24"/>
           <w:szCs w:val="24"/>
         </w:rPr>
@@ -658,30 +538,42 @@
       <w:proofErr w:type="spellEnd"/>
       <w:r>
         <w:rPr>
-          <w:rFonts w:asciiTheme="majorBidi" w:eastAsia="Arial" w:hAnsiTheme="majorBidi"/>
-          <w:color w:val="auto"/>
-          <w:sz w:val="24"/>
-          <w:szCs w:val="24"/>
-        </w:rPr>
-        <w:t xml:space="preserve">). Final predictions: data/validation.csv (12,000 loads, no target). </w:t>
-      </w:r>
-    </w:p>
-    <w:p>
-      <w:pPr>
-        <w:pStyle w:val="Heading2"/>
-        <w:spacing w:before="200" w:line="360" w:lineRule="auto"/>
+          <w:rFonts w:asciiTheme="majorBidi" w:hAnsiTheme="majorBidi" w:cstheme="majorBidi"/>
+          <w:sz w:val="24"/>
+          <w:szCs w:val="24"/>
+        </w:rPr>
+        <w:t xml:space="preserve">). Final predictions: </w:t>
+      </w:r>
+      <w:r>
+        <w:rPr>
+          <w:rFonts w:asciiTheme="majorBidi" w:eastAsia="Consolas" w:hAnsiTheme="majorBidi" w:cstheme="majorBidi"/>
+          <w:sz w:val="24"/>
+          <w:szCs w:val="24"/>
+        </w:rPr>
+        <w:t>data/validation.csv</w:t>
+      </w:r>
+      <w:r>
+        <w:rPr>
+          <w:rFonts w:asciiTheme="majorBidi" w:hAnsiTheme="majorBidi" w:cstheme="majorBidi"/>
+          <w:sz w:val="24"/>
+          <w:szCs w:val="24"/>
+        </w:rPr>
+        <w:t xml:space="preserve"> (12,000 loads on 61 different days, no target).</w:t>
+      </w:r>
+    </w:p>
+    <w:p>
+      <w:pPr>
+        <w:spacing w:after="120" w:line="360" w:lineRule="auto"/>
         <w:jc w:val="both"/>
         <w:rPr>
-          <w:rFonts w:asciiTheme="majorBidi" w:eastAsia="Arial" w:hAnsiTheme="majorBidi"/>
-          <w:color w:val="auto"/>
-          <w:sz w:val="24"/>
-          <w:szCs w:val="24"/>
-        </w:rPr>
-      </w:pPr>
-      <w:r>
-        <w:rPr>
-          <w:rFonts w:asciiTheme="majorBidi" w:eastAsia="Arial" w:hAnsiTheme="majorBidi"/>
-          <w:color w:val="auto"/>
+          <w:rFonts w:asciiTheme="majorBidi" w:hAnsiTheme="majorBidi" w:cstheme="majorBidi"/>
+          <w:sz w:val="24"/>
+          <w:szCs w:val="24"/>
+        </w:rPr>
+      </w:pPr>
+      <w:r>
+        <w:rPr>
+          <w:rFonts w:asciiTheme="majorBidi" w:hAnsiTheme="majorBidi" w:cstheme="majorBidi"/>
           <w:sz w:val="24"/>
           <w:szCs w:val="24"/>
         </w:rPr>
@@ -690,8 +582,7 @@
       <w:proofErr w:type="spellStart"/>
       <w:r>
         <w:rPr>
-          <w:rFonts w:asciiTheme="majorBidi" w:eastAsia="Arial" w:hAnsiTheme="majorBidi"/>
-          <w:color w:val="auto"/>
+          <w:rFonts w:asciiTheme="majorBidi" w:hAnsiTheme="majorBidi" w:cstheme="majorBidi"/>
           <w:sz w:val="24"/>
           <w:szCs w:val="24"/>
         </w:rPr>
@@ -700,8 +591,7 @@
       <w:proofErr w:type="spellEnd"/>
       <w:r>
         <w:rPr>
-          <w:rFonts w:asciiTheme="majorBidi" w:eastAsia="Arial" w:hAnsiTheme="majorBidi"/>
-          <w:color w:val="auto"/>
+          <w:rFonts w:asciiTheme="majorBidi" w:hAnsiTheme="majorBidi" w:cstheme="majorBidi"/>
           <w:sz w:val="24"/>
           <w:szCs w:val="24"/>
         </w:rPr>
@@ -710,8 +600,7 @@
       <w:proofErr w:type="spellStart"/>
       <w:r>
         <w:rPr>
-          <w:rFonts w:asciiTheme="majorBidi" w:eastAsia="Arial" w:hAnsiTheme="majorBidi"/>
-          <w:color w:val="auto"/>
+          <w:rFonts w:asciiTheme="majorBidi" w:hAnsiTheme="majorBidi" w:cstheme="majorBidi"/>
           <w:sz w:val="24"/>
           <w:szCs w:val="24"/>
         </w:rPr>
@@ -720,8 +609,7 @@
       <w:proofErr w:type="spellEnd"/>
       <w:r>
         <w:rPr>
-          <w:rFonts w:asciiTheme="majorBidi" w:eastAsia="Arial" w:hAnsiTheme="majorBidi"/>
-          <w:color w:val="auto"/>
+          <w:rFonts w:asciiTheme="majorBidi" w:hAnsiTheme="majorBidi" w:cstheme="majorBidi"/>
           <w:sz w:val="24"/>
           <w:szCs w:val="24"/>
         </w:rPr>
@@ -756,12 +644,12 @@
       <w:tblPr>
         <w:tblW w:w="9360" w:type="dxa"/>
         <w:tblBorders>
-          <w:top w:val="single" w:sz="4" w:space="0" w:color="000000"/>
-          <w:left w:val="single" w:sz="4" w:space="0" w:color="000000"/>
-          <w:bottom w:val="single" w:sz="4" w:space="0" w:color="000000"/>
-          <w:right w:val="single" w:sz="4" w:space="0" w:color="000000"/>
-          <w:insideH w:val="single" w:sz="4" w:space="0" w:color="000000"/>
-          <w:insideV w:val="single" w:sz="4" w:space="0" w:color="000000"/>
+          <w:top w:val="single" w:sz="4" w:space="0" w:color="auto"/>
+          <w:left w:val="single" w:sz="4" w:space="0" w:color="auto"/>
+          <w:bottom w:val="single" w:sz="4" w:space="0" w:color="auto"/>
+          <w:right w:val="single" w:sz="4" w:space="0" w:color="auto"/>
+          <w:insideH w:val="single" w:sz="4" w:space="0" w:color="auto"/>
+          <w:insideV w:val="single" w:sz="4" w:space="0" w:color="auto"/>
         </w:tblBorders>
         <w:tblCellMar>
           <w:left w:w="10" w:type="dxa"/>
@@ -770,39 +658,47 @@
         <w:tblLook w:val="04A0" w:firstRow="1" w:lastRow="0" w:firstColumn="1" w:lastColumn="0" w:noHBand="0" w:noVBand="1"/>
       </w:tblPr>
       <w:tblGrid>
-        <w:gridCol w:w="1705"/>
-        <w:gridCol w:w="3895"/>
+        <w:gridCol w:w="2100"/>
+        <w:gridCol w:w="3500"/>
         <w:gridCol w:w="3760"/>
       </w:tblGrid>
       <w:tr>
+        <w:tblPrEx>
+          <w:tblCellMar>
+            <w:top w:w="0" w:type="dxa"/>
+            <w:bottom w:w="0" w:type="dxa"/>
+          </w:tblCellMar>
+        </w:tblPrEx>
         <w:trPr>
           <w:cantSplit/>
           <w:tblHeader/>
         </w:trPr>
         <w:tc>
           <w:tcPr>
-            <w:tcW w:w="1705" w:type="dxa"/>
-            <w:shd w:val="clear" w:color="auto" w:fill="auto"/>
-            <w:tcMar>
-              <w:top w:w="70" w:type="dxa"/>
-              <w:left w:w="110" w:type="dxa"/>
-              <w:bottom w:w="70" w:type="dxa"/>
-              <w:right w:w="110" w:type="dxa"/>
-            </w:tcMar>
-          </w:tcPr>
-          <w:p>
-            <w:pPr>
-              <w:spacing w:line="360" w:lineRule="auto"/>
-              <w:jc w:val="both"/>
-              <w:rPr>
-                <w:rFonts w:asciiTheme="majorBidi" w:hAnsiTheme="majorBidi" w:cstheme="majorBidi"/>
-                <w:sz w:val="24"/>
-                <w:szCs w:val="24"/>
-              </w:rPr>
-            </w:pPr>
-            <w:r>
-              <w:rPr>
-                <w:rFonts w:asciiTheme="majorBidi" w:hAnsiTheme="majorBidi" w:cstheme="majorBidi"/>
+            <w:tcW w:w="2100" w:type="dxa"/>
+            <w:shd w:val="clear" w:color="auto" w:fill="auto"/>
+            <w:tcMar>
+              <w:top w:w="70" w:type="dxa"/>
+              <w:left w:w="110" w:type="dxa"/>
+              <w:bottom w:w="70" w:type="dxa"/>
+              <w:right w:w="110" w:type="dxa"/>
+            </w:tcMar>
+          </w:tcPr>
+          <w:p>
+            <w:pPr>
+              <w:spacing w:line="360" w:lineRule="auto"/>
+              <w:jc w:val="both"/>
+              <w:rPr>
+                <w:rFonts w:asciiTheme="majorBidi" w:hAnsiTheme="majorBidi" w:cstheme="majorBidi"/>
+                <w:sz w:val="24"/>
+                <w:szCs w:val="24"/>
+              </w:rPr>
+            </w:pPr>
+            <w:r>
+              <w:rPr>
+                <w:rFonts w:asciiTheme="majorBidi" w:hAnsiTheme="majorBidi" w:cstheme="majorBidi"/>
+                <w:b/>
+                <w:bCs/>
                 <w:sz w:val="24"/>
                 <w:szCs w:val="24"/>
               </w:rPr>
@@ -812,28 +708,30 @@
         </w:tc>
         <w:tc>
           <w:tcPr>
-            <w:tcW w:w="3895" w:type="dxa"/>
-            <w:shd w:val="clear" w:color="auto" w:fill="auto"/>
-            <w:tcMar>
-              <w:top w:w="70" w:type="dxa"/>
-              <w:left w:w="110" w:type="dxa"/>
-              <w:bottom w:w="70" w:type="dxa"/>
-              <w:right w:w="110" w:type="dxa"/>
-            </w:tcMar>
-          </w:tcPr>
-          <w:p>
-            <w:pPr>
-              <w:spacing w:line="360" w:lineRule="auto"/>
-              <w:jc w:val="both"/>
-              <w:rPr>
-                <w:rFonts w:asciiTheme="majorBidi" w:hAnsiTheme="majorBidi" w:cstheme="majorBidi"/>
-                <w:sz w:val="24"/>
-                <w:szCs w:val="24"/>
-              </w:rPr>
-            </w:pPr>
-            <w:r>
-              <w:rPr>
-                <w:rFonts w:asciiTheme="majorBidi" w:hAnsiTheme="majorBidi" w:cstheme="majorBidi"/>
+            <w:tcW w:w="3500" w:type="dxa"/>
+            <w:shd w:val="clear" w:color="auto" w:fill="auto"/>
+            <w:tcMar>
+              <w:top w:w="70" w:type="dxa"/>
+              <w:left w:w="110" w:type="dxa"/>
+              <w:bottom w:w="70" w:type="dxa"/>
+              <w:right w:w="110" w:type="dxa"/>
+            </w:tcMar>
+          </w:tcPr>
+          <w:p>
+            <w:pPr>
+              <w:spacing w:line="360" w:lineRule="auto"/>
+              <w:jc w:val="both"/>
+              <w:rPr>
+                <w:rFonts w:asciiTheme="majorBidi" w:hAnsiTheme="majorBidi" w:cstheme="majorBidi"/>
+                <w:sz w:val="24"/>
+                <w:szCs w:val="24"/>
+              </w:rPr>
+            </w:pPr>
+            <w:r>
+              <w:rPr>
+                <w:rFonts w:asciiTheme="majorBidi" w:hAnsiTheme="majorBidi" w:cstheme="majorBidi"/>
+                <w:b/>
+                <w:bCs/>
                 <w:sz w:val="24"/>
                 <w:szCs w:val="24"/>
               </w:rPr>
@@ -865,6 +763,8 @@
             <w:r>
               <w:rPr>
                 <w:rFonts w:asciiTheme="majorBidi" w:hAnsiTheme="majorBidi" w:cstheme="majorBidi"/>
+                <w:b/>
+                <w:bCs/>
                 <w:sz w:val="24"/>
                 <w:szCs w:val="24"/>
               </w:rPr>
@@ -874,12 +774,18 @@
         </w:tc>
       </w:tr>
       <w:tr>
+        <w:tblPrEx>
+          <w:tblCellMar>
+            <w:top w:w="0" w:type="dxa"/>
+            <w:bottom w:w="0" w:type="dxa"/>
+          </w:tblCellMar>
+        </w:tblPrEx>
         <w:trPr>
           <w:cantSplit/>
         </w:trPr>
         <w:tc>
           <w:tcPr>
-            <w:tcW w:w="1705" w:type="dxa"/>
+            <w:tcW w:w="2100" w:type="dxa"/>
             <w:shd w:val="clear" w:color="auto" w:fill="auto"/>
             <w:tcMar>
               <w:top w:w="70" w:type="dxa"/>
@@ -910,7 +816,7 @@
         </w:tc>
         <w:tc>
           <w:tcPr>
-            <w:tcW w:w="3895" w:type="dxa"/>
+            <w:tcW w:w="3500" w:type="dxa"/>
             <w:shd w:val="clear" w:color="auto" w:fill="auto"/>
             <w:tcMar>
               <w:top w:w="70" w:type="dxa"/>
@@ -972,12 +878,18 @@
         </w:tc>
       </w:tr>
       <w:tr>
+        <w:tblPrEx>
+          <w:tblCellMar>
+            <w:top w:w="0" w:type="dxa"/>
+            <w:bottom w:w="0" w:type="dxa"/>
+          </w:tblCellMar>
+        </w:tblPrEx>
         <w:trPr>
           <w:cantSplit/>
         </w:trPr>
         <w:tc>
           <w:tcPr>
-            <w:tcW w:w="1705" w:type="dxa"/>
+            <w:tcW w:w="2100" w:type="dxa"/>
             <w:shd w:val="clear" w:color="auto" w:fill="auto"/>
             <w:tcMar>
               <w:top w:w="70" w:type="dxa"/>
@@ -1009,32 +921,32 @@
         </w:tc>
         <w:tc>
           <w:tcPr>
-            <w:tcW w:w="3895" w:type="dxa"/>
-            <w:shd w:val="clear" w:color="auto" w:fill="auto"/>
-            <w:tcMar>
-              <w:top w:w="70" w:type="dxa"/>
-              <w:left w:w="110" w:type="dxa"/>
-              <w:bottom w:w="70" w:type="dxa"/>
-              <w:right w:w="110" w:type="dxa"/>
-            </w:tcMar>
-          </w:tcPr>
-          <w:p>
-            <w:pPr>
-              <w:spacing w:line="360" w:lineRule="auto"/>
-              <w:jc w:val="both"/>
-              <w:rPr>
-                <w:rFonts w:asciiTheme="majorBidi" w:hAnsiTheme="majorBidi" w:cstheme="majorBidi"/>
-                <w:sz w:val="24"/>
-                <w:szCs w:val="24"/>
-              </w:rPr>
-            </w:pPr>
-            <w:r>
-              <w:rPr>
-                <w:rFonts w:asciiTheme="majorBidi" w:hAnsiTheme="majorBidi" w:cstheme="majorBidi"/>
-                <w:sz w:val="24"/>
-                <w:szCs w:val="24"/>
-              </w:rPr>
-              <w:t>667 rows (1.4%) have a price per mile far from normal: some are about 2 to 6.6 times too high, others about 0.16 to 0.47 times too low (example TR-000051: $1,243 for 2,202 miles, $0.56 per mile, while the median is about $2.15). They are spread evenly over the months, so they are errors and not real price spikes.</w:t>
+            <w:tcW w:w="3500" w:type="dxa"/>
+            <w:shd w:val="clear" w:color="auto" w:fill="auto"/>
+            <w:tcMar>
+              <w:top w:w="70" w:type="dxa"/>
+              <w:left w:w="110" w:type="dxa"/>
+              <w:bottom w:w="70" w:type="dxa"/>
+              <w:right w:w="110" w:type="dxa"/>
+            </w:tcMar>
+          </w:tcPr>
+          <w:p>
+            <w:pPr>
+              <w:spacing w:line="360" w:lineRule="auto"/>
+              <w:jc w:val="both"/>
+              <w:rPr>
+                <w:rFonts w:asciiTheme="majorBidi" w:hAnsiTheme="majorBidi" w:cstheme="majorBidi"/>
+                <w:sz w:val="24"/>
+                <w:szCs w:val="24"/>
+              </w:rPr>
+            </w:pPr>
+            <w:r>
+              <w:rPr>
+                <w:rFonts w:asciiTheme="majorBidi" w:hAnsiTheme="majorBidi" w:cstheme="majorBidi"/>
+                <w:sz w:val="24"/>
+                <w:szCs w:val="24"/>
+              </w:rPr>
+              <w:t>667 rows (1.4%) have a price per mile far from normal: some are about 2 to 6.6 times too high, others about 0.16 to 0.47 times too low. They are spread evenly over the months, so they are errors and not real price spikes.</w:t>
             </w:r>
           </w:p>
         </w:tc>
@@ -1065,18 +977,24 @@
                 <w:sz w:val="24"/>
                 <w:szCs w:val="24"/>
               </w:rPr>
-              <w:t>Removed from training only. Rule: robust z-score (median and MAD) of log price per mile, drop |z| &gt; 6. The count is almost the same for thresholds 4 to 6 (679 and 667), so the result does not depend on the exact threshold.</w:t>
+              <w:t>Removed from training only. Rule: z-score (median) of log price per mile, drop |z| &gt; 6. The count is almost the same for thresholds 4 to 6 (679 and 667), so the result does not depend on the exact threshold.</w:t>
             </w:r>
           </w:p>
         </w:tc>
       </w:tr>
       <w:tr>
+        <w:tblPrEx>
+          <w:tblCellMar>
+            <w:top w:w="0" w:type="dxa"/>
+            <w:bottom w:w="0" w:type="dxa"/>
+          </w:tblCellMar>
+        </w:tblPrEx>
         <w:trPr>
           <w:cantSplit/>
         </w:trPr>
         <w:tc>
           <w:tcPr>
-            <w:tcW w:w="1705" w:type="dxa"/>
+            <w:tcW w:w="2100" w:type="dxa"/>
             <w:shd w:val="clear" w:color="auto" w:fill="auto"/>
             <w:tcMar>
               <w:top w:w="70" w:type="dxa"/>
@@ -1117,32 +1035,32 @@
         </w:tc>
         <w:tc>
           <w:tcPr>
-            <w:tcW w:w="3895" w:type="dxa"/>
-            <w:shd w:val="clear" w:color="auto" w:fill="auto"/>
-            <w:tcMar>
-              <w:top w:w="70" w:type="dxa"/>
-              <w:left w:w="110" w:type="dxa"/>
-              <w:bottom w:w="70" w:type="dxa"/>
-              <w:right w:w="110" w:type="dxa"/>
-            </w:tcMar>
-          </w:tcPr>
-          <w:p>
-            <w:pPr>
-              <w:spacing w:line="360" w:lineRule="auto"/>
-              <w:jc w:val="both"/>
-              <w:rPr>
-                <w:rFonts w:asciiTheme="majorBidi" w:hAnsiTheme="majorBidi" w:cstheme="majorBidi"/>
-                <w:sz w:val="24"/>
-                <w:szCs w:val="24"/>
-              </w:rPr>
-            </w:pPr>
-            <w:r>
-              <w:rPr>
-                <w:rFonts w:asciiTheme="majorBidi" w:hAnsiTheme="majorBidi" w:cstheme="majorBidi"/>
-                <w:sz w:val="24"/>
-                <w:szCs w:val="24"/>
-              </w:rPr>
-              <w:t xml:space="preserve">On 150 of 304 days price is almost equal to </w:t>
+            <w:tcW w:w="3500" w:type="dxa"/>
+            <w:shd w:val="clear" w:color="auto" w:fill="auto"/>
+            <w:tcMar>
+              <w:top w:w="70" w:type="dxa"/>
+              <w:left w:w="110" w:type="dxa"/>
+              <w:bottom w:w="70" w:type="dxa"/>
+              <w:right w:w="110" w:type="dxa"/>
+            </w:tcMar>
+          </w:tcPr>
+          <w:p>
+            <w:pPr>
+              <w:spacing w:line="360" w:lineRule="auto"/>
+              <w:jc w:val="both"/>
+              <w:rPr>
+                <w:rFonts w:asciiTheme="majorBidi" w:hAnsiTheme="majorBidi" w:cstheme="majorBidi"/>
+                <w:sz w:val="24"/>
+                <w:szCs w:val="24"/>
+              </w:rPr>
+            </w:pPr>
+            <w:r>
+              <w:rPr>
+                <w:rFonts w:asciiTheme="majorBidi" w:hAnsiTheme="majorBidi" w:cstheme="majorBidi"/>
+                <w:sz w:val="24"/>
+                <w:szCs w:val="24"/>
+              </w:rPr>
+              <w:t xml:space="preserve">In the training data, on 150 of 304 days (all of Jan, Feb, Mar, Jun and Sep) price is almost equal to </w:t>
             </w:r>
             <w:proofErr w:type="spellStart"/>
             <w:r>
@@ -1160,7 +1078,15 @@
                 <w:sz w:val="24"/>
                 <w:szCs w:val="24"/>
               </w:rPr>
-              <w:t xml:space="preserve"> x distance (correlation 0.99, about 1% error). On the other days this is not true.</w:t>
+              <w:t xml:space="preserve"> </w:t>
+            </w:r>
+            <w:r>
+              <w:rPr>
+                <w:rFonts w:asciiTheme="majorBidi" w:hAnsiTheme="majorBidi" w:cstheme="majorBidi"/>
+                <w:sz w:val="24"/>
+                <w:szCs w:val="24"/>
+              </w:rPr>
+              <w:t>x distance (correlation 0.99, about 1% error). On the other days (Apr, May, Jul, Aug, Oct) this is not true. In validation.csv none of the 61 days passes the same check.</w:t>
             </w:r>
           </w:p>
         </w:tc>
@@ -1191,7 +1117,7 @@
                 <w:sz w:val="24"/>
                 <w:szCs w:val="24"/>
               </w:rPr>
-              <w:t xml:space="preserve">A per-day flag is computed from features only: the correlation between </w:t>
+              <w:t xml:space="preserve">A per-day check from features only: the correlation between </w:t>
             </w:r>
             <w:proofErr w:type="spellStart"/>
             <w:r>
@@ -1209,18 +1135,42 @@
                 <w:sz w:val="24"/>
                 <w:szCs w:val="24"/>
               </w:rPr>
-              <w:t xml:space="preserve"> and log(distance) inside each day is between -0.89 and -0.73 on reliable days and between -0.11 and +0.88 on the others, so the two groups separate completely.</w:t>
+              <w:t xml:space="preserve"> and log(distance) inside one day is between -0.89 and -0.73 on reliable days and between -0.11 and +0.88 on the others. In validation.csv it is between -0.17 and +0.21 on every day, so no day is reliable and </w:t>
+            </w:r>
+            <w:proofErr w:type="spellStart"/>
+            <w:r>
+              <w:rPr>
+                <w:rFonts w:asciiTheme="majorBidi" w:hAnsiTheme="majorBidi" w:cstheme="majorBidi"/>
+                <w:sz w:val="24"/>
+                <w:szCs w:val="24"/>
+              </w:rPr>
+              <w:t>quote_signal</w:t>
+            </w:r>
+            <w:proofErr w:type="spellEnd"/>
+            <w:r>
+              <w:rPr>
+                <w:rFonts w:asciiTheme="majorBidi" w:hAnsiTheme="majorBidi" w:cstheme="majorBidi"/>
+                <w:sz w:val="24"/>
+                <w:szCs w:val="24"/>
+              </w:rPr>
+              <w:t xml:space="preserve"> is not used.</w:t>
             </w:r>
           </w:p>
         </w:tc>
       </w:tr>
       <w:tr>
+        <w:tblPrEx>
+          <w:tblCellMar>
+            <w:top w:w="0" w:type="dxa"/>
+            <w:bottom w:w="0" w:type="dxa"/>
+          </w:tblCellMar>
+        </w:tblPrEx>
         <w:trPr>
           <w:cantSplit/>
         </w:trPr>
         <w:tc>
           <w:tcPr>
-            <w:tcW w:w="1705" w:type="dxa"/>
+            <w:tcW w:w="2100" w:type="dxa"/>
             <w:shd w:val="clear" w:color="auto" w:fill="auto"/>
             <w:tcMar>
               <w:top w:w="70" w:type="dxa"/>
@@ -1251,7 +1201,7 @@
         </w:tc>
         <w:tc>
           <w:tcPr>
-            <w:tcW w:w="3895" w:type="dxa"/>
+            <w:tcW w:w="3500" w:type="dxa"/>
             <w:shd w:val="clear" w:color="auto" w:fill="auto"/>
             <w:tcMar>
               <w:top w:w="70" w:type="dxa"/>
@@ -1313,12 +1263,18 @@
         </w:tc>
       </w:tr>
       <w:tr>
+        <w:tblPrEx>
+          <w:tblCellMar>
+            <w:top w:w="0" w:type="dxa"/>
+            <w:bottom w:w="0" w:type="dxa"/>
+          </w:tblCellMar>
+        </w:tblPrEx>
         <w:trPr>
           <w:cantSplit/>
         </w:trPr>
         <w:tc>
           <w:tcPr>
-            <w:tcW w:w="1705" w:type="dxa"/>
+            <w:tcW w:w="2100" w:type="dxa"/>
             <w:shd w:val="clear" w:color="auto" w:fill="auto"/>
             <w:tcMar>
               <w:top w:w="70" w:type="dxa"/>
@@ -1349,7 +1305,7 @@
         </w:tc>
         <w:tc>
           <w:tcPr>
-            <w:tcW w:w="3895" w:type="dxa"/>
+            <w:tcW w:w="3500" w:type="dxa"/>
             <w:shd w:val="clear" w:color="auto" w:fill="auto"/>
             <w:tcMar>
               <w:top w:w="70" w:type="dxa"/>
@@ -1423,7 +1379,7 @@
                 <w:sz w:val="24"/>
                 <w:szCs w:val="24"/>
               </w:rPr>
-              <w:t>Kept as it is.</w:t>
+              <w:t>Kept as it is, because the real weight is unknown.</w:t>
             </w:r>
           </w:p>
         </w:tc>
@@ -1431,6 +1387,17 @@
     </w:tbl>
     <w:p>
       <w:pPr>
+        <w:spacing w:after="40" w:line="360" w:lineRule="auto"/>
+        <w:jc w:val="both"/>
+        <w:rPr>
+          <w:rFonts w:asciiTheme="majorBidi" w:hAnsiTheme="majorBidi" w:cstheme="majorBidi"/>
+          <w:sz w:val="24"/>
+          <w:szCs w:val="24"/>
+        </w:rPr>
+      </w:pPr>
+    </w:p>
+    <w:p>
+      <w:pPr>
         <w:spacing w:after="120" w:line="360" w:lineRule="auto"/>
         <w:jc w:val="both"/>
         <w:rPr>
@@ -1439,17 +1406,6 @@
           <w:szCs w:val="24"/>
         </w:rPr>
       </w:pPr>
-    </w:p>
-    <w:p>
-      <w:pPr>
-        <w:spacing w:after="120" w:line="360" w:lineRule="auto"/>
-        <w:jc w:val="both"/>
-        <w:rPr>
-          <w:rFonts w:asciiTheme="majorBidi" w:hAnsiTheme="majorBidi" w:cstheme="majorBidi"/>
-          <w:sz w:val="24"/>
-          <w:szCs w:val="24"/>
-        </w:rPr>
-      </w:pPr>
       <w:proofErr w:type="spellStart"/>
       <w:r>
         <w:rPr>
@@ -1472,20 +1428,8 @@
     <w:p>
       <w:pPr>
         <w:pStyle w:val="Heading1"/>
-        <w:spacing w:line="360" w:lineRule="auto"/>
-        <w:jc w:val="both"/>
-        <w:rPr>
-          <w:color w:val="auto"/>
-          <w:sz w:val="24"/>
-          <w:szCs w:val="24"/>
-        </w:rPr>
-      </w:pPr>
-      <w:r>
-        <w:rPr>
-          <w:color w:val="auto"/>
-          <w:sz w:val="24"/>
-          <w:szCs w:val="24"/>
-        </w:rPr>
+      </w:pPr>
+      <w:r>
         <w:lastRenderedPageBreak/>
         <w:t>3. Train/Test Split and Validation Approach</w:t>
       </w:r>
@@ -1495,6 +1439,14 @@
         <w:pStyle w:val="Heading2"/>
         <w:spacing w:before="200" w:line="360" w:lineRule="auto"/>
         <w:jc w:val="both"/>
+        <w:rPr>
+          <w:rFonts w:asciiTheme="majorBidi" w:hAnsiTheme="majorBidi"/>
+          <w:color w:val="auto"/>
+          <w:sz w:val="24"/>
+          <w:szCs w:val="24"/>
+        </w:rPr>
+      </w:pPr>
+      <w:r>
         <w:rPr>
           <w:rFonts w:asciiTheme="majorBidi" w:eastAsia="Arial" w:hAnsiTheme="majorBidi"/>
           <w:b/>
@@ -1503,16 +1455,6 @@
           <w:sz w:val="24"/>
           <w:szCs w:val="24"/>
         </w:rPr>
-      </w:pPr>
-      <w:r>
-        <w:rPr>
-          <w:rFonts w:asciiTheme="majorBidi" w:eastAsia="Arial" w:hAnsiTheme="majorBidi"/>
-          <w:b/>
-          <w:bCs/>
-          <w:color w:val="auto"/>
-          <w:sz w:val="24"/>
-          <w:szCs w:val="24"/>
-        </w:rPr>
         <w:t>3.1 The principle</w:t>
       </w:r>
     </w:p>
@@ -1559,9 +1501,7 @@
         <w:spacing w:before="200" w:line="360" w:lineRule="auto"/>
         <w:jc w:val="both"/>
         <w:rPr>
-          <w:rFonts w:asciiTheme="majorBidi" w:eastAsia="Arial" w:hAnsiTheme="majorBidi"/>
-          <w:b/>
-          <w:bCs/>
+          <w:rFonts w:asciiTheme="majorBidi" w:hAnsiTheme="majorBidi"/>
           <w:color w:val="auto"/>
           <w:sz w:val="24"/>
           <w:szCs w:val="24"/>
@@ -1621,6 +1561,12 @@
         <w:gridCol w:w="3860"/>
       </w:tblGrid>
       <w:tr>
+        <w:tblPrEx>
+          <w:tblCellMar>
+            <w:top w:w="0" w:type="dxa"/>
+            <w:bottom w:w="0" w:type="dxa"/>
+          </w:tblCellMar>
+        </w:tblPrEx>
         <w:trPr>
           <w:cantSplit/>
           <w:tblHeader/>
@@ -1726,6 +1672,12 @@
         </w:tc>
       </w:tr>
       <w:tr>
+        <w:tblPrEx>
+          <w:tblCellMar>
+            <w:top w:w="0" w:type="dxa"/>
+            <w:bottom w:w="0" w:type="dxa"/>
+          </w:tblCellMar>
+        </w:tblPrEx>
         <w:trPr>
           <w:cantSplit/>
         </w:trPr>
@@ -1824,6 +1776,12 @@
         </w:tc>
       </w:tr>
       <w:tr>
+        <w:tblPrEx>
+          <w:tblCellMar>
+            <w:top w:w="0" w:type="dxa"/>
+            <w:bottom w:w="0" w:type="dxa"/>
+          </w:tblCellMar>
+        </w:tblPrEx>
         <w:trPr>
           <w:cantSplit/>
         </w:trPr>
@@ -1922,6 +1880,12 @@
         </w:tc>
       </w:tr>
       <w:tr>
+        <w:tblPrEx>
+          <w:tblCellMar>
+            <w:top w:w="0" w:type="dxa"/>
+            <w:bottom w:w="0" w:type="dxa"/>
+          </w:tblCellMar>
+        </w:tblPrEx>
         <w:trPr>
           <w:cantSplit/>
         </w:trPr>
@@ -2020,6 +1984,12 @@
         </w:tc>
       </w:tr>
       <w:tr>
+        <w:tblPrEx>
+          <w:tblCellMar>
+            <w:top w:w="0" w:type="dxa"/>
+            <w:bottom w:w="0" w:type="dxa"/>
+          </w:tblCellMar>
+        </w:tblPrEx>
         <w:trPr>
           <w:cantSplit/>
         </w:trPr>
@@ -2123,6 +2093,14 @@
         <w:pStyle w:val="Heading2"/>
         <w:spacing w:before="200" w:line="360" w:lineRule="auto"/>
         <w:jc w:val="both"/>
+        <w:rPr>
+          <w:rFonts w:asciiTheme="majorBidi" w:hAnsiTheme="majorBidi"/>
+          <w:color w:val="auto"/>
+          <w:sz w:val="24"/>
+          <w:szCs w:val="24"/>
+        </w:rPr>
+      </w:pPr>
+      <w:r>
         <w:rPr>
           <w:rFonts w:asciiTheme="majorBidi" w:eastAsia="Arial" w:hAnsiTheme="majorBidi"/>
           <w:b/>
@@ -2131,6 +2109,113 @@
           <w:sz w:val="24"/>
           <w:szCs w:val="24"/>
         </w:rPr>
+        <w:t>3.3 Why not a random split</w:t>
+      </w:r>
+    </w:p>
+    <w:p>
+      <w:pPr>
+        <w:pStyle w:val="ListParagraph"/>
+        <w:numPr>
+          <w:ilvl w:val="0"/>
+          <w:numId w:val="3"/>
+        </w:numPr>
+        <w:spacing w:after="60" w:line="360" w:lineRule="auto"/>
+        <w:contextualSpacing w:val="0"/>
+        <w:jc w:val="both"/>
+        <w:rPr>
+          <w:rFonts w:asciiTheme="majorBidi" w:hAnsiTheme="majorBidi" w:cstheme="majorBidi"/>
+          <w:sz w:val="24"/>
+          <w:szCs w:val="24"/>
+        </w:rPr>
+      </w:pPr>
+      <w:r>
+        <w:rPr>
+          <w:rFonts w:asciiTheme="majorBidi" w:hAnsiTheme="majorBidi" w:cstheme="majorBidi"/>
+          <w:sz w:val="24"/>
+          <w:szCs w:val="24"/>
+        </w:rPr>
+        <w:t>Loads from the same day have almost the same market conditions. A random split puts them in both train and test, so the model can "remember" the day and the score looks better than reality.</w:t>
+      </w:r>
+    </w:p>
+    <w:p>
+      <w:pPr>
+        <w:pStyle w:val="ListParagraph"/>
+        <w:numPr>
+          <w:ilvl w:val="0"/>
+          <w:numId w:val="3"/>
+        </w:numPr>
+        <w:spacing w:after="60" w:line="360" w:lineRule="auto"/>
+        <w:contextualSpacing w:val="0"/>
+        <w:jc w:val="both"/>
+        <w:rPr>
+          <w:rFonts w:asciiTheme="majorBidi" w:hAnsiTheme="majorBidi" w:cstheme="majorBidi"/>
+          <w:sz w:val="24"/>
+          <w:szCs w:val="24"/>
+        </w:rPr>
+      </w:pPr>
+      <w:r>
+        <w:rPr>
+          <w:rFonts w:asciiTheme="majorBidi" w:hAnsiTheme="majorBidi" w:cstheme="majorBidi"/>
+          <w:sz w:val="24"/>
+          <w:szCs w:val="24"/>
+        </w:rPr>
+        <w:t>The real task is to predict a later period from an earlier one. A time split measures exactly that.</w:t>
+      </w:r>
+    </w:p>
+    <w:p>
+      <w:pPr>
+        <w:pStyle w:val="ListParagraph"/>
+        <w:numPr>
+          <w:ilvl w:val="0"/>
+          <w:numId w:val="3"/>
+        </w:numPr>
+        <w:spacing w:after="60" w:line="360" w:lineRule="auto"/>
+        <w:contextualSpacing w:val="0"/>
+        <w:jc w:val="both"/>
+        <w:rPr>
+          <w:rFonts w:asciiTheme="majorBidi" w:hAnsiTheme="majorBidi" w:cstheme="majorBidi"/>
+          <w:sz w:val="24"/>
+          <w:szCs w:val="24"/>
+        </w:rPr>
+      </w:pPr>
+      <w:r>
+        <w:rPr>
+          <w:rFonts w:asciiTheme="majorBidi" w:hAnsiTheme="majorBidi" w:cstheme="majorBidi"/>
+          <w:sz w:val="24"/>
+          <w:szCs w:val="24"/>
+        </w:rPr>
+        <w:t xml:space="preserve">The behavior of </w:t>
+      </w:r>
+      <w:proofErr w:type="spellStart"/>
+      <w:r>
+        <w:rPr>
+          <w:rFonts w:asciiTheme="majorBidi" w:hAnsiTheme="majorBidi" w:cstheme="majorBidi"/>
+          <w:sz w:val="24"/>
+          <w:szCs w:val="24"/>
+        </w:rPr>
+        <w:t>quote_signal</w:t>
+      </w:r>
+      <w:proofErr w:type="spellEnd"/>
+      <w:r>
+        <w:rPr>
+          <w:rFonts w:asciiTheme="majorBidi" w:hAnsiTheme="majorBidi" w:cstheme="majorBidi"/>
+          <w:sz w:val="24"/>
+          <w:szCs w:val="24"/>
+        </w:rPr>
+        <w:t xml:space="preserve"> changes from month to month. A random split would hide this problem; the time split shows it.</w:t>
+      </w:r>
+    </w:p>
+    <w:p>
+      <w:pPr>
+        <w:pStyle w:val="Heading2"/>
+        <w:spacing w:before="200" w:line="360" w:lineRule="auto"/>
+        <w:jc w:val="both"/>
+        <w:rPr>
+          <w:rFonts w:asciiTheme="majorBidi" w:hAnsiTheme="majorBidi"/>
+          <w:color w:val="auto"/>
+          <w:sz w:val="24"/>
+          <w:szCs w:val="24"/>
+        </w:rPr>
       </w:pPr>
       <w:r>
         <w:rPr>
@@ -2141,20 +2226,110 @@
           <w:sz w:val="24"/>
           <w:szCs w:val="24"/>
         </w:rPr>
-        <w:t>3.</w:t>
-      </w:r>
-      <w:r>
-        <w:rPr>
-          <w:rFonts w:asciiTheme="majorBidi" w:eastAsia="Arial" w:hAnsiTheme="majorBidi" w:hint="cs"/>
+        <w:t>3.4 Two ways to score</w:t>
+      </w:r>
+    </w:p>
+    <w:p>
+      <w:pPr>
+        <w:spacing w:after="120" w:line="360" w:lineRule="auto"/>
+        <w:jc w:val="both"/>
+        <w:rPr>
+          <w:rFonts w:asciiTheme="majorBidi" w:hAnsiTheme="majorBidi" w:cstheme="majorBidi"/>
+          <w:sz w:val="24"/>
+          <w:szCs w:val="24"/>
+        </w:rPr>
+      </w:pPr>
+      <w:r>
+        <w:rPr>
+          <w:rFonts w:asciiTheme="majorBidi" w:hAnsiTheme="majorBidi" w:cstheme="majorBidi"/>
+          <w:sz w:val="24"/>
+          <w:szCs w:val="24"/>
+        </w:rPr>
+        <w:t>Because 1.4% of the prices are corrupted, I report two scores for every fold:</w:t>
+      </w:r>
+    </w:p>
+    <w:p>
+      <w:pPr>
+        <w:pStyle w:val="ListParagraph"/>
+        <w:numPr>
+          <w:ilvl w:val="0"/>
+          <w:numId w:val="3"/>
+        </w:numPr>
+        <w:spacing w:after="60" w:line="360" w:lineRule="auto"/>
+        <w:contextualSpacing w:val="0"/>
+        <w:jc w:val="both"/>
+        <w:rPr>
+          <w:rFonts w:asciiTheme="majorBidi" w:hAnsiTheme="majorBidi" w:cstheme="majorBidi"/>
+          <w:sz w:val="24"/>
+          <w:szCs w:val="24"/>
+        </w:rPr>
+      </w:pPr>
+      <w:r>
+        <w:rPr>
+          <w:rFonts w:asciiTheme="majorBidi" w:hAnsiTheme="majorBidi" w:cstheme="majorBidi"/>
           <w:b/>
           <w:bCs/>
+          <w:sz w:val="24"/>
+          <w:szCs w:val="24"/>
+        </w:rPr>
+        <w:t xml:space="preserve">Clean rows: </w:t>
+      </w:r>
+      <w:r>
+        <w:rPr>
+          <w:rFonts w:asciiTheme="majorBidi" w:hAnsiTheme="majorBidi" w:cstheme="majorBidi"/>
+          <w:sz w:val="24"/>
+          <w:szCs w:val="24"/>
+        </w:rPr>
+        <w:t>test rows without the corrupted prices (MAE and MAPE). This shows how good the model is on normal loads.</w:t>
+      </w:r>
+    </w:p>
+    <w:p>
+      <w:pPr>
+        <w:pStyle w:val="ListParagraph"/>
+        <w:numPr>
+          <w:ilvl w:val="0"/>
+          <w:numId w:val="3"/>
+        </w:numPr>
+        <w:spacing w:after="60" w:line="360" w:lineRule="auto"/>
+        <w:contextualSpacing w:val="0"/>
+        <w:jc w:val="both"/>
+        <w:rPr>
+          <w:rFonts w:asciiTheme="majorBidi" w:hAnsiTheme="majorBidi" w:cstheme="majorBidi"/>
+          <w:sz w:val="24"/>
+          <w:szCs w:val="24"/>
+        </w:rPr>
+      </w:pPr>
+      <w:r>
+        <w:rPr>
+          <w:rFonts w:asciiTheme="majorBidi" w:hAnsiTheme="majorBidi" w:cstheme="majorBidi"/>
+          <w:b/>
+          <w:bCs/>
+          <w:sz w:val="24"/>
+          <w:szCs w:val="24"/>
+        </w:rPr>
+        <w:t xml:space="preserve">All rows: </w:t>
+      </w:r>
+      <w:r>
+        <w:rPr>
+          <w:rFonts w:asciiTheme="majorBidi" w:hAnsiTheme="majorBidi" w:cstheme="majorBidi"/>
+          <w:sz w:val="24"/>
+          <w:szCs w:val="24"/>
+        </w:rPr>
+        <w:t>every test row (MAE and RMSE). This is closer to what a hidden test set with the same corruption would give. RMSE is about $625 mainly because of these rows.</w:t>
+      </w:r>
+    </w:p>
+    <w:p>
+      <w:pPr>
+        <w:pStyle w:val="Heading2"/>
+        <w:spacing w:before="200" w:line="360" w:lineRule="auto"/>
+        <w:jc w:val="both"/>
+        <w:rPr>
+          <w:rFonts w:asciiTheme="majorBidi" w:hAnsiTheme="majorBidi"/>
           <w:color w:val="auto"/>
           <w:sz w:val="24"/>
           <w:szCs w:val="24"/>
-          <w:rtl/>
-        </w:rPr>
-        <w:t>3</w:t>
-      </w:r>
+        </w:rPr>
+      </w:pPr>
       <w:r>
         <w:rPr>
           <w:rFonts w:asciiTheme="majorBidi" w:eastAsia="Arial" w:hAnsiTheme="majorBidi"/>
@@ -2164,26 +2339,8 @@
           <w:sz w:val="24"/>
           <w:szCs w:val="24"/>
         </w:rPr>
-        <w:t xml:space="preserve"> Two ways to score</w:t>
-      </w:r>
-    </w:p>
-    <w:p>
-      <w:pPr>
-        <w:spacing w:after="120" w:line="360" w:lineRule="auto"/>
-        <w:jc w:val="both"/>
-        <w:rPr>
-          <w:rFonts w:asciiTheme="majorBidi" w:hAnsiTheme="majorBidi" w:cstheme="majorBidi"/>
-          <w:sz w:val="24"/>
-          <w:szCs w:val="24"/>
-        </w:rPr>
-      </w:pPr>
-      <w:r>
-        <w:rPr>
-          <w:rFonts w:asciiTheme="majorBidi" w:hAnsiTheme="majorBidi" w:cstheme="majorBidi"/>
-          <w:sz w:val="24"/>
-          <w:szCs w:val="24"/>
-        </w:rPr>
-        <w:t>Because 1.4% of the prices are corrupted, I report two scores for every fold:</w:t>
+        <w:lastRenderedPageBreak/>
+        <w:t>3.5 Final model and leakage controls</w:t>
       </w:r>
     </w:p>
     <w:p>
@@ -2191,7 +2348,7 @@
         <w:pStyle w:val="ListParagraph"/>
         <w:numPr>
           <w:ilvl w:val="0"/>
-          <w:numId w:val="2"/>
+          <w:numId w:val="3"/>
         </w:numPr>
         <w:spacing w:after="60" w:line="360" w:lineRule="auto"/>
         <w:contextualSpacing w:val="0"/>
@@ -2205,20 +2362,10 @@
       <w:r>
         <w:rPr>
           <w:rFonts w:asciiTheme="majorBidi" w:hAnsiTheme="majorBidi" w:cstheme="majorBidi"/>
-          <w:b/>
-          <w:bCs/>
-          <w:sz w:val="24"/>
-          <w:szCs w:val="24"/>
-        </w:rPr>
-        <w:t xml:space="preserve">Clean rows: </w:t>
-      </w:r>
-      <w:r>
-        <w:rPr>
-          <w:rFonts w:asciiTheme="majorBidi" w:hAnsiTheme="majorBidi" w:cstheme="majorBidi"/>
-          <w:sz w:val="24"/>
-          <w:szCs w:val="24"/>
-        </w:rPr>
-        <w:t>test rows without the corrupted prices (MAE and MAPE). This shows how good the model is on normal loads.</w:t>
+          <w:sz w:val="24"/>
+          <w:szCs w:val="24"/>
+        </w:rPr>
+        <w:t>After validation, the final model is trained on all development data (without the corrupted rows) and predicts validation.csv. The result is merged with the provided template, so the IDs and the order match exactly.</w:t>
       </w:r>
     </w:p>
     <w:p>
@@ -2226,7 +2373,7 @@
         <w:pStyle w:val="ListParagraph"/>
         <w:numPr>
           <w:ilvl w:val="0"/>
-          <w:numId w:val="2"/>
+          <w:numId w:val="3"/>
         </w:numPr>
         <w:spacing w:after="60" w:line="360" w:lineRule="auto"/>
         <w:contextualSpacing w:val="0"/>
@@ -2240,20 +2387,126 @@
       <w:r>
         <w:rPr>
           <w:rFonts w:asciiTheme="majorBidi" w:hAnsiTheme="majorBidi" w:cstheme="majorBidi"/>
+          <w:sz w:val="24"/>
+          <w:szCs w:val="24"/>
+        </w:rPr>
+        <w:t>The target is never used to fill missing values or to build features. The corrupted-price rule uses the target only to remove training rows.</w:t>
+      </w:r>
+    </w:p>
+    <w:p>
+      <w:pPr>
+        <w:pStyle w:val="ListParagraph"/>
+        <w:numPr>
+          <w:ilvl w:val="0"/>
+          <w:numId w:val="3"/>
+        </w:numPr>
+        <w:spacing w:after="60" w:line="360" w:lineRule="auto"/>
+        <w:contextualSpacing w:val="0"/>
+        <w:jc w:val="both"/>
+        <w:rPr>
+          <w:rFonts w:asciiTheme="majorBidi" w:hAnsiTheme="majorBidi" w:cstheme="majorBidi"/>
+          <w:sz w:val="24"/>
+          <w:szCs w:val="24"/>
+        </w:rPr>
+      </w:pPr>
+      <w:r>
+        <w:rPr>
+          <w:rFonts w:asciiTheme="majorBidi" w:hAnsiTheme="majorBidi" w:cstheme="majorBidi"/>
+          <w:sz w:val="24"/>
+          <w:szCs w:val="24"/>
+        </w:rPr>
+        <w:t>Early stopping uses a random 10% slice of each training set. Each model is an average of three random seeds.</w:t>
+      </w:r>
+    </w:p>
+    <w:p>
+      <w:pPr>
+        <w:pStyle w:val="ListParagraph"/>
+        <w:numPr>
+          <w:ilvl w:val="0"/>
+          <w:numId w:val="3"/>
+        </w:numPr>
+        <w:spacing w:after="60" w:line="360" w:lineRule="auto"/>
+        <w:contextualSpacing w:val="0"/>
+        <w:jc w:val="both"/>
+        <w:rPr>
+          <w:rFonts w:asciiTheme="majorBidi" w:hAnsiTheme="majorBidi" w:cstheme="majorBidi"/>
+          <w:sz w:val="24"/>
+          <w:szCs w:val="24"/>
+        </w:rPr>
+      </w:pPr>
+      <w:r>
+        <w:rPr>
+          <w:rFonts w:asciiTheme="majorBidi" w:hAnsiTheme="majorBidi" w:cstheme="majorBidi"/>
           <w:b/>
           <w:bCs/>
           <w:sz w:val="24"/>
           <w:szCs w:val="24"/>
         </w:rPr>
-        <w:t xml:space="preserve">All rows: </w:t>
-      </w:r>
-      <w:r>
-        <w:rPr>
-          <w:rFonts w:asciiTheme="majorBidi" w:hAnsiTheme="majorBidi" w:cstheme="majorBidi"/>
-          <w:sz w:val="24"/>
-          <w:szCs w:val="24"/>
-        </w:rPr>
-        <w:t>every test row (MAE and RMSE). This is closer to what a hidden test set with the same corruption would give. RMSE is about $625 mainly because of these rows.</w:t>
+        <w:t xml:space="preserve">Known limitation: </w:t>
+      </w:r>
+      <w:r>
+        <w:rPr>
+          <w:rFonts w:asciiTheme="majorBidi" w:hAnsiTheme="majorBidi" w:cstheme="majorBidi"/>
+          <w:sz w:val="24"/>
+          <w:szCs w:val="24"/>
+        </w:rPr>
+        <w:t>in the cross-validation, the city codes and weight medians were learned from the whole development set. They use features only and the effect should be very small, but a stricter version would learn them inside each fold.</w:t>
+      </w:r>
+    </w:p>
+    <w:p>
+      <w:pPr>
+        <w:pStyle w:val="Heading1"/>
+      </w:pPr>
+      <w:r>
+        <w:t>4. Model and Features</w:t>
+      </w:r>
+    </w:p>
+    <w:p>
+      <w:pPr>
+        <w:spacing w:after="120" w:line="360" w:lineRule="auto"/>
+        <w:jc w:val="both"/>
+        <w:rPr>
+          <w:rFonts w:asciiTheme="majorBidi" w:hAnsiTheme="majorBidi" w:cstheme="majorBidi"/>
+          <w:sz w:val="24"/>
+          <w:szCs w:val="24"/>
+        </w:rPr>
+      </w:pPr>
+      <w:r>
+        <w:rPr>
+          <w:rFonts w:asciiTheme="majorBidi" w:hAnsiTheme="majorBidi" w:cstheme="majorBidi"/>
+          <w:sz w:val="24"/>
+          <w:szCs w:val="24"/>
+        </w:rPr>
+        <w:t>Gradient boosting trees fit this problem well: the data is a table, price depends on distance in a non-linear way (short trips cost more per mile), features interact, and the model handles missing values and categorical columns directly. Training on log(rate) makes the errors proportional.</w:t>
+      </w:r>
+    </w:p>
+    <w:p>
+      <w:pPr>
+        <w:spacing w:after="120" w:line="360" w:lineRule="auto"/>
+        <w:jc w:val="both"/>
+        <w:rPr>
+          <w:rFonts w:asciiTheme="majorBidi" w:hAnsiTheme="majorBidi" w:cstheme="majorBidi"/>
+          <w:sz w:val="24"/>
+          <w:szCs w:val="24"/>
+        </w:rPr>
+      </w:pPr>
+      <w:r>
+        <w:rPr>
+          <w:rFonts w:asciiTheme="majorBidi" w:hAnsiTheme="majorBidi" w:cstheme="majorBidi"/>
+          <w:b/>
+          <w:bCs/>
+          <w:sz w:val="24"/>
+          <w:szCs w:val="24"/>
+        </w:rPr>
+        <w:t xml:space="preserve">Features: </w:t>
+      </w:r>
+      <w:r>
+        <w:rPr>
+          <w:rFonts w:asciiTheme="majorBidi" w:hAnsiTheme="majorBidi" w:cstheme="majorBidi"/>
+          <w:sz w:val="24"/>
+          <w:szCs w:val="24"/>
+        </w:rPr>
+        <w:t>distance, weight, pickup city, delivery city, equipment, day of week, day of month, month and day of year. I tested holiday distances, coordinates, straight-line distance and lane frequency; none of them changed the error beyond the normal noise, so I removed them. The same model and features are used for validation.csv and for the December chart.</w:t>
       </w:r>
     </w:p>
     <w:p>
@@ -2261,6 +2514,14 @@
         <w:pStyle w:val="Heading2"/>
         <w:spacing w:before="200" w:line="360" w:lineRule="auto"/>
         <w:jc w:val="both"/>
+        <w:rPr>
+          <w:rFonts w:asciiTheme="majorBidi" w:hAnsiTheme="majorBidi"/>
+          <w:color w:val="auto"/>
+          <w:sz w:val="24"/>
+          <w:szCs w:val="24"/>
+        </w:rPr>
+      </w:pPr>
+      <w:r>
         <w:rPr>
           <w:rFonts w:asciiTheme="majorBidi" w:eastAsia="Arial" w:hAnsiTheme="majorBidi"/>
           <w:b/>
@@ -2269,7 +2530,9 @@
           <w:sz w:val="24"/>
           <w:szCs w:val="24"/>
         </w:rPr>
-      </w:pPr>
+        <w:t xml:space="preserve">How </w:t>
+      </w:r>
+      <w:proofErr w:type="spellStart"/>
       <w:r>
         <w:rPr>
           <w:rFonts w:asciiTheme="majorBidi" w:eastAsia="Arial" w:hAnsiTheme="majorBidi"/>
@@ -2279,20 +2542,9 @@
           <w:sz w:val="24"/>
           <w:szCs w:val="24"/>
         </w:rPr>
-        <w:t>3.</w:t>
-      </w:r>
-      <w:r>
-        <w:rPr>
-          <w:rFonts w:asciiTheme="majorBidi" w:eastAsia="Arial" w:hAnsiTheme="majorBidi" w:hint="cs"/>
-          <w:b/>
-          <w:bCs/>
-          <w:color w:val="auto"/>
-          <w:sz w:val="24"/>
-          <w:szCs w:val="24"/>
-          <w:rtl/>
-        </w:rPr>
-        <w:t>4</w:t>
-      </w:r>
+        <w:t>quote_signal</w:t>
+      </w:r>
+      <w:proofErr w:type="spellEnd"/>
       <w:r>
         <w:rPr>
           <w:rFonts w:asciiTheme="majorBidi" w:eastAsia="Arial" w:hAnsiTheme="majorBidi"/>
@@ -2302,7 +2554,7 @@
           <w:sz w:val="24"/>
           <w:szCs w:val="24"/>
         </w:rPr>
-        <w:t xml:space="preserve"> Final model and leakage controls</w:t>
+        <w:t xml:space="preserve"> was handled</w:t>
       </w:r>
     </w:p>
     <w:p>
@@ -2310,7 +2562,7 @@
         <w:pStyle w:val="ListParagraph"/>
         <w:numPr>
           <w:ilvl w:val="0"/>
-          <w:numId w:val="2"/>
+          <w:numId w:val="3"/>
         </w:numPr>
         <w:spacing w:after="60" w:line="360" w:lineRule="auto"/>
         <w:contextualSpacing w:val="0"/>
@@ -2327,7 +2579,25 @@
           <w:sz w:val="24"/>
           <w:szCs w:val="24"/>
         </w:rPr>
-        <w:t>After validation, the final model is trained on all development data (without the corrupted rows) and predicts validation.csv. The result is merged with the provided template, so the IDs and the order match exactly.</w:t>
+        <w:t xml:space="preserve">In the training data, on reliable days the price is almost exactly </w:t>
+      </w:r>
+      <w:proofErr w:type="spellStart"/>
+      <w:r>
+        <w:rPr>
+          <w:rFonts w:asciiTheme="majorBidi" w:hAnsiTheme="majorBidi" w:cstheme="majorBidi"/>
+          <w:sz w:val="24"/>
+          <w:szCs w:val="24"/>
+        </w:rPr>
+        <w:t>quote_signal</w:t>
+      </w:r>
+      <w:proofErr w:type="spellEnd"/>
+      <w:r>
+        <w:rPr>
+          <w:rFonts w:asciiTheme="majorBidi" w:hAnsiTheme="majorBidi" w:cstheme="majorBidi"/>
+          <w:sz w:val="24"/>
+          <w:szCs w:val="24"/>
+        </w:rPr>
+        <w:t xml:space="preserve"> x distance. In an experiment, a rule using this (and the model on the other days) gave 0.83% error in September.</w:t>
       </w:r>
     </w:p>
     <w:p>
@@ -2335,7 +2605,7 @@
         <w:pStyle w:val="ListParagraph"/>
         <w:numPr>
           <w:ilvl w:val="0"/>
-          <w:numId w:val="2"/>
+          <w:numId w:val="3"/>
         </w:numPr>
         <w:spacing w:after="60" w:line="360" w:lineRule="auto"/>
         <w:contextualSpacing w:val="0"/>
@@ -2352,7 +2622,7 @@
           <w:sz w:val="24"/>
           <w:szCs w:val="24"/>
         </w:rPr>
-        <w:t>The target is never used to fill missing values or to build features. The corrupted-price rule uses the target only to remove training rows.</w:t>
+        <w:t>The code checks every day of validation.csv with the per-day correlation test. The result was 61 days with correlation between -0.17 and +0.21 and no reliable day, so the rule would never apply.</w:t>
       </w:r>
     </w:p>
     <w:p>
@@ -2360,7 +2630,7 @@
         <w:pStyle w:val="ListParagraph"/>
         <w:numPr>
           <w:ilvl w:val="0"/>
-          <w:numId w:val="2"/>
+          <w:numId w:val="3"/>
         </w:numPr>
         <w:spacing w:after="60" w:line="360" w:lineRule="auto"/>
         <w:contextualSpacing w:val="0"/>
@@ -2377,7 +2647,43 @@
           <w:sz w:val="24"/>
           <w:szCs w:val="24"/>
         </w:rPr>
-        <w:t>Early stopping uses a random 10% slice of each training set. Each model is an average of three random seeds.</w:t>
+        <w:t xml:space="preserve">On unreliable days, adding </w:t>
+      </w:r>
+      <w:proofErr w:type="spellStart"/>
+      <w:r>
+        <w:rPr>
+          <w:rFonts w:asciiTheme="majorBidi" w:hAnsiTheme="majorBidi" w:cstheme="majorBidi"/>
+          <w:sz w:val="24"/>
+          <w:szCs w:val="24"/>
+        </w:rPr>
+        <w:t>quote_signal</w:t>
+      </w:r>
+      <w:proofErr w:type="spellEnd"/>
+      <w:r>
+        <w:rPr>
+          <w:rFonts w:asciiTheme="majorBidi" w:hAnsiTheme="majorBidi" w:cstheme="majorBidi"/>
+          <w:sz w:val="24"/>
+          <w:szCs w:val="24"/>
+        </w:rPr>
+        <w:t xml:space="preserve"> as a feature did not help consistently (better in July, worse in August), so I chose the simpler model without it. The December file has no </w:t>
+      </w:r>
+      <w:proofErr w:type="spellStart"/>
+      <w:r>
+        <w:rPr>
+          <w:rFonts w:asciiTheme="majorBidi" w:hAnsiTheme="majorBidi" w:cstheme="majorBidi"/>
+          <w:sz w:val="24"/>
+          <w:szCs w:val="24"/>
+        </w:rPr>
+        <w:t>quote_signal</w:t>
+      </w:r>
+      <w:proofErr w:type="spellEnd"/>
+      <w:r>
+        <w:rPr>
+          <w:rFonts w:asciiTheme="majorBidi" w:hAnsiTheme="majorBidi" w:cstheme="majorBidi"/>
+          <w:sz w:val="24"/>
+          <w:szCs w:val="24"/>
+        </w:rPr>
+        <w:t xml:space="preserve"> anyway.</w:t>
       </w:r>
     </w:p>
     <w:p>
@@ -2385,7 +2691,7 @@
         <w:pStyle w:val="ListParagraph"/>
         <w:numPr>
           <w:ilvl w:val="0"/>
-          <w:numId w:val="2"/>
+          <w:numId w:val="3"/>
         </w:numPr>
         <w:spacing w:after="60" w:line="360" w:lineRule="auto"/>
         <w:contextualSpacing w:val="0"/>
@@ -2399,55 +2705,19 @@
       <w:r>
         <w:rPr>
           <w:rFonts w:asciiTheme="majorBidi" w:hAnsiTheme="majorBidi" w:cstheme="majorBidi"/>
-          <w:b/>
-          <w:bCs/>
           <w:sz w:val="24"/>
           <w:szCs w:val="24"/>
         </w:rPr>
         <w:lastRenderedPageBreak/>
-        <w:t xml:space="preserve">Known limitation: </w:t>
-      </w:r>
-      <w:r>
-        <w:rPr>
-          <w:rFonts w:asciiTheme="majorBidi" w:hAnsiTheme="majorBidi" w:cstheme="majorBidi"/>
-          <w:sz w:val="24"/>
-          <w:szCs w:val="24"/>
-        </w:rPr>
-        <w:t>in the cross-validation, the city codes and weight medians were learned from the whole development set. They use features only and the effect should be very small, but a stricter version would learn them inside each fold.</w:t>
-      </w:r>
-    </w:p>
-    <w:p>
-      <w:pPr>
-        <w:pStyle w:val="ListParagraph"/>
-        <w:spacing w:after="60" w:line="360" w:lineRule="auto"/>
-        <w:ind w:left="540"/>
-        <w:contextualSpacing w:val="0"/>
-        <w:jc w:val="both"/>
-        <w:rPr>
-          <w:rFonts w:asciiTheme="majorBidi" w:hAnsiTheme="majorBidi" w:cstheme="majorBidi"/>
-          <w:sz w:val="24"/>
-          <w:szCs w:val="24"/>
-        </w:rPr>
-      </w:pPr>
+        <w:t>The check and the rule are still in the code. They turn on automatically only if a file has reliable days.</w:t>
+      </w:r>
     </w:p>
     <w:p>
       <w:pPr>
         <w:pStyle w:val="Heading1"/>
-        <w:spacing w:line="360" w:lineRule="auto"/>
-        <w:jc w:val="both"/>
-        <w:rPr>
-          <w:color w:val="auto"/>
-          <w:sz w:val="24"/>
-          <w:szCs w:val="24"/>
-        </w:rPr>
-      </w:pPr>
-      <w:r>
-        <w:rPr>
-          <w:color w:val="auto"/>
-          <w:sz w:val="24"/>
-          <w:szCs w:val="24"/>
-        </w:rPr>
-        <w:t>4. Model and Features</w:t>
+      </w:pPr>
+      <w:r>
+        <w:t>5. Validation Results</w:t>
       </w:r>
     </w:p>
     <w:p>
@@ -2466,36 +2736,7 @@
           <w:sz w:val="24"/>
           <w:szCs w:val="24"/>
         </w:rPr>
-        <w:t>Gradient boosting trees fit this problem well: the data is a table, price depends on distance in a non-linear way (short trips cost more per mile), features interact, and the model handles missing values and categorical columns directly. Training on log(rate) makes the errors proportional.</w:t>
-      </w:r>
-    </w:p>
-    <w:p>
-      <w:pPr>
-        <w:spacing w:after="120" w:line="360" w:lineRule="auto"/>
-        <w:jc w:val="both"/>
-        <w:rPr>
-          <w:rFonts w:asciiTheme="majorBidi" w:hAnsiTheme="majorBidi" w:cstheme="majorBidi"/>
-          <w:sz w:val="24"/>
-          <w:szCs w:val="24"/>
-        </w:rPr>
-      </w:pPr>
-      <w:r>
-        <w:rPr>
-          <w:rFonts w:asciiTheme="majorBidi" w:hAnsiTheme="majorBidi" w:cstheme="majorBidi"/>
-          <w:b/>
-          <w:bCs/>
-          <w:sz w:val="24"/>
-          <w:szCs w:val="24"/>
-        </w:rPr>
-        <w:t xml:space="preserve">Features: </w:t>
-      </w:r>
-      <w:r>
-        <w:rPr>
-          <w:rFonts w:asciiTheme="majorBidi" w:hAnsiTheme="majorBidi" w:cstheme="majorBidi"/>
-          <w:sz w:val="24"/>
-          <w:szCs w:val="24"/>
-        </w:rPr>
-        <w:t>distance, weight, pickup city, delivery city, equipment, day of week, day of month, month and day of year. I tested holiday distances, coordinates, straight-line distance and lane frequency; none of them changed the error beyond the normal noise, so I removed them.</w:t>
+        <w:t>Rolling-origin cross-validation on the real development data. Each row is one test month; the last row is the mean.</w:t>
       </w:r>
     </w:p>
     <w:p>
@@ -2519,7 +2760,7 @@
           <w:sz w:val="24"/>
           <w:szCs w:val="24"/>
         </w:rPr>
-        <w:t xml:space="preserve">How </w:t>
+        <w:t xml:space="preserve">Final model (without </w:t>
       </w:r>
       <w:proofErr w:type="spellStart"/>
       <w:r>
@@ -2543,1345 +2784,7 @@
           <w:sz w:val="24"/>
           <w:szCs w:val="24"/>
         </w:rPr>
-        <w:t xml:space="preserve"> is used</w:t>
-      </w:r>
-    </w:p>
-    <w:p>
-      <w:pPr>
-        <w:spacing w:after="120" w:line="360" w:lineRule="auto"/>
-        <w:jc w:val="both"/>
-        <w:rPr>
-          <w:rFonts w:asciiTheme="majorBidi" w:hAnsiTheme="majorBidi" w:cstheme="majorBidi"/>
-          <w:sz w:val="24"/>
-          <w:szCs w:val="24"/>
-        </w:rPr>
-      </w:pPr>
-      <w:r>
-        <w:rPr>
-          <w:rFonts w:asciiTheme="majorBidi" w:hAnsiTheme="majorBidi" w:cstheme="majorBidi"/>
-          <w:sz w:val="24"/>
-          <w:szCs w:val="24"/>
-        </w:rPr>
-        <w:t xml:space="preserve">The December file has only seven columns (no </w:t>
-      </w:r>
-      <w:proofErr w:type="spellStart"/>
-      <w:r>
-        <w:rPr>
-          <w:rFonts w:asciiTheme="majorBidi" w:hAnsiTheme="majorBidi" w:cstheme="majorBidi"/>
-          <w:sz w:val="24"/>
-          <w:szCs w:val="24"/>
-        </w:rPr>
-        <w:t>quote_signal</w:t>
-      </w:r>
-      <w:proofErr w:type="spellEnd"/>
-      <w:r>
-        <w:rPr>
-          <w:rFonts w:asciiTheme="majorBidi" w:hAnsiTheme="majorBidi" w:cstheme="majorBidi"/>
-          <w:sz w:val="24"/>
-          <w:szCs w:val="24"/>
-        </w:rPr>
-        <w:t xml:space="preserve"> and no </w:t>
-      </w:r>
-      <w:proofErr w:type="spellStart"/>
-      <w:r>
-        <w:rPr>
-          <w:rFonts w:asciiTheme="majorBidi" w:hAnsiTheme="majorBidi" w:cstheme="majorBidi"/>
-          <w:sz w:val="24"/>
-          <w:szCs w:val="24"/>
-        </w:rPr>
-        <w:t>market_index</w:t>
-      </w:r>
-      <w:proofErr w:type="spellEnd"/>
-      <w:r>
-        <w:rPr>
-          <w:rFonts w:asciiTheme="majorBidi" w:hAnsiTheme="majorBidi" w:cstheme="majorBidi"/>
-          <w:sz w:val="24"/>
-          <w:szCs w:val="24"/>
-        </w:rPr>
-        <w:t xml:space="preserve">), because these values are unknown for a future load. </w:t>
-      </w:r>
-      <w:proofErr w:type="gramStart"/>
-      <w:r>
-        <w:rPr>
-          <w:rFonts w:asciiTheme="majorBidi" w:hAnsiTheme="majorBidi" w:cstheme="majorBidi"/>
-          <w:sz w:val="24"/>
-          <w:szCs w:val="24"/>
-        </w:rPr>
-        <w:t>So</w:t>
-      </w:r>
-      <w:proofErr w:type="gramEnd"/>
-      <w:r>
-        <w:rPr>
-          <w:rFonts w:asciiTheme="majorBidi" w:hAnsiTheme="majorBidi" w:cstheme="majorBidi"/>
-          <w:sz w:val="24"/>
-          <w:szCs w:val="24"/>
-        </w:rPr>
-        <w:t xml:space="preserve"> there are two ways to predict:</w:t>
-      </w:r>
-    </w:p>
-    <w:p>
-      <w:pPr>
-        <w:pStyle w:val="ListParagraph"/>
-        <w:numPr>
-          <w:ilvl w:val="0"/>
-          <w:numId w:val="2"/>
-        </w:numPr>
-        <w:spacing w:after="60" w:line="360" w:lineRule="auto"/>
-        <w:contextualSpacing w:val="0"/>
-        <w:jc w:val="both"/>
-        <w:rPr>
-          <w:rFonts w:asciiTheme="majorBidi" w:hAnsiTheme="majorBidi" w:cstheme="majorBidi"/>
-          <w:sz w:val="24"/>
-          <w:szCs w:val="24"/>
-        </w:rPr>
-      </w:pPr>
-      <w:r>
-        <w:rPr>
-          <w:rFonts w:asciiTheme="majorBidi" w:hAnsiTheme="majorBidi" w:cstheme="majorBidi"/>
-          <w:b/>
-          <w:bCs/>
-          <w:sz w:val="24"/>
-          <w:szCs w:val="24"/>
-        </w:rPr>
-        <w:t xml:space="preserve">December chart: </w:t>
-      </w:r>
-      <w:r>
-        <w:rPr>
-          <w:rFonts w:asciiTheme="majorBidi" w:hAnsiTheme="majorBidi" w:cstheme="majorBidi"/>
-          <w:sz w:val="24"/>
-          <w:szCs w:val="24"/>
-        </w:rPr>
-        <w:t>model with the features above only.</w:t>
-      </w:r>
-    </w:p>
-    <w:p>
-      <w:pPr>
-        <w:pStyle w:val="ListParagraph"/>
-        <w:numPr>
-          <w:ilvl w:val="0"/>
-          <w:numId w:val="2"/>
-        </w:numPr>
-        <w:spacing w:after="60" w:line="360" w:lineRule="auto"/>
-        <w:contextualSpacing w:val="0"/>
-        <w:jc w:val="both"/>
-        <w:rPr>
-          <w:rFonts w:asciiTheme="majorBidi" w:hAnsiTheme="majorBidi" w:cstheme="majorBidi"/>
-          <w:sz w:val="24"/>
-          <w:szCs w:val="24"/>
-        </w:rPr>
-      </w:pPr>
-      <w:r>
-        <w:rPr>
-          <w:rFonts w:asciiTheme="majorBidi" w:hAnsiTheme="majorBidi" w:cstheme="majorBidi"/>
-          <w:b/>
-          <w:bCs/>
-          <w:sz w:val="24"/>
-          <w:szCs w:val="24"/>
-        </w:rPr>
-        <w:t xml:space="preserve">validation.csv: </w:t>
-      </w:r>
-      <w:r>
-        <w:rPr>
-          <w:rFonts w:asciiTheme="majorBidi" w:hAnsiTheme="majorBidi" w:cstheme="majorBidi"/>
-          <w:sz w:val="24"/>
-          <w:szCs w:val="24"/>
-        </w:rPr>
-        <w:t>the same model plus three features (</w:t>
-      </w:r>
-      <w:proofErr w:type="spellStart"/>
-      <w:r>
-        <w:rPr>
-          <w:rFonts w:asciiTheme="majorBidi" w:hAnsiTheme="majorBidi" w:cstheme="majorBidi"/>
-          <w:sz w:val="24"/>
-          <w:szCs w:val="24"/>
-        </w:rPr>
-        <w:t>quote_signal</w:t>
-      </w:r>
-      <w:proofErr w:type="spellEnd"/>
-      <w:r>
-        <w:rPr>
-          <w:rFonts w:asciiTheme="majorBidi" w:hAnsiTheme="majorBidi" w:cstheme="majorBidi"/>
-          <w:sz w:val="24"/>
-          <w:szCs w:val="24"/>
-        </w:rPr>
-        <w:t xml:space="preserve">, </w:t>
-      </w:r>
-      <w:proofErr w:type="spellStart"/>
-      <w:r>
-        <w:rPr>
-          <w:rFonts w:asciiTheme="majorBidi" w:hAnsiTheme="majorBidi" w:cstheme="majorBidi"/>
-          <w:sz w:val="24"/>
-          <w:szCs w:val="24"/>
-        </w:rPr>
-        <w:t>quote_signal</w:t>
-      </w:r>
-      <w:proofErr w:type="spellEnd"/>
-      <w:r>
-        <w:rPr>
-          <w:rFonts w:asciiTheme="majorBidi" w:hAnsiTheme="majorBidi" w:cstheme="majorBidi"/>
-          <w:sz w:val="24"/>
-          <w:szCs w:val="24"/>
-        </w:rPr>
-        <w:t xml:space="preserve"> x distance and the reliable-day flag). On reliable days the prediction is taken as </w:t>
-      </w:r>
-      <w:proofErr w:type="spellStart"/>
-      <w:r>
-        <w:rPr>
-          <w:rFonts w:asciiTheme="majorBidi" w:hAnsiTheme="majorBidi" w:cstheme="majorBidi"/>
-          <w:sz w:val="24"/>
-          <w:szCs w:val="24"/>
-        </w:rPr>
-        <w:t>quote_signal</w:t>
-      </w:r>
-      <w:proofErr w:type="spellEnd"/>
-      <w:r>
-        <w:rPr>
-          <w:rFonts w:asciiTheme="majorBidi" w:hAnsiTheme="majorBidi" w:cstheme="majorBidi"/>
-          <w:sz w:val="24"/>
-          <w:szCs w:val="24"/>
-        </w:rPr>
-        <w:t xml:space="preserve"> x distance times a calibration factor (the median of price divided by </w:t>
-      </w:r>
-      <w:proofErr w:type="spellStart"/>
-      <w:r>
-        <w:rPr>
-          <w:rFonts w:asciiTheme="majorBidi" w:hAnsiTheme="majorBidi" w:cstheme="majorBidi"/>
-          <w:sz w:val="24"/>
-          <w:szCs w:val="24"/>
-        </w:rPr>
-        <w:t>quote_signal</w:t>
-      </w:r>
-      <w:proofErr w:type="spellEnd"/>
-      <w:r>
-        <w:rPr>
-          <w:rFonts w:asciiTheme="majorBidi" w:hAnsiTheme="majorBidi" w:cstheme="majorBidi"/>
-          <w:sz w:val="24"/>
-          <w:szCs w:val="24"/>
-        </w:rPr>
-        <w:t xml:space="preserve"> x distance on reliable training days). On the other days the model prediction is used. If validation.csv has no </w:t>
-      </w:r>
-      <w:proofErr w:type="spellStart"/>
-      <w:r>
-        <w:rPr>
-          <w:rFonts w:asciiTheme="majorBidi" w:hAnsiTheme="majorBidi" w:cstheme="majorBidi"/>
-          <w:sz w:val="24"/>
-          <w:szCs w:val="24"/>
-        </w:rPr>
-        <w:t>quote_signal</w:t>
-      </w:r>
-      <w:proofErr w:type="spellEnd"/>
-      <w:r>
-        <w:rPr>
-          <w:rFonts w:asciiTheme="majorBidi" w:hAnsiTheme="majorBidi" w:cstheme="majorBidi"/>
-          <w:sz w:val="24"/>
-          <w:szCs w:val="24"/>
-        </w:rPr>
-        <w:t>, the code falls back to the first model automatically.</w:t>
-      </w:r>
-    </w:p>
-    <w:p>
-      <w:pPr>
-        <w:pStyle w:val="Heading1"/>
-        <w:spacing w:line="360" w:lineRule="auto"/>
-        <w:jc w:val="both"/>
-        <w:rPr>
-          <w:color w:val="auto"/>
-          <w:sz w:val="24"/>
-          <w:szCs w:val="24"/>
-        </w:rPr>
-      </w:pPr>
-      <w:r>
-        <w:rPr>
-          <w:color w:val="auto"/>
-          <w:sz w:val="24"/>
-          <w:szCs w:val="24"/>
-        </w:rPr>
-        <w:t>5. Model Results</w:t>
-      </w:r>
-    </w:p>
-    <w:p>
-      <w:pPr>
-        <w:spacing w:after="120" w:line="360" w:lineRule="auto"/>
-        <w:jc w:val="both"/>
-        <w:rPr>
-          <w:rFonts w:asciiTheme="majorBidi" w:hAnsiTheme="majorBidi" w:cstheme="majorBidi"/>
-          <w:sz w:val="24"/>
-          <w:szCs w:val="24"/>
-        </w:rPr>
-      </w:pPr>
-      <w:r>
-        <w:rPr>
-          <w:rFonts w:asciiTheme="majorBidi" w:hAnsiTheme="majorBidi" w:cstheme="majorBidi"/>
-          <w:sz w:val="24"/>
-          <w:szCs w:val="24"/>
-        </w:rPr>
-        <w:t>Rolling-origin cross-validation on the real development data. Each row is one test month; the last row is the mean.</w:t>
-      </w:r>
-    </w:p>
-    <w:p>
-      <w:pPr>
-        <w:pStyle w:val="Heading2"/>
-        <w:spacing w:before="200" w:line="360" w:lineRule="auto"/>
-        <w:jc w:val="both"/>
-        <w:rPr>
-          <w:rFonts w:asciiTheme="majorBidi" w:hAnsiTheme="majorBidi"/>
-          <w:color w:val="auto"/>
-          <w:sz w:val="24"/>
-          <w:szCs w:val="24"/>
-        </w:rPr>
-      </w:pPr>
-      <w:r>
-        <w:rPr>
-          <w:rFonts w:asciiTheme="majorBidi" w:eastAsia="Arial" w:hAnsiTheme="majorBidi"/>
-          <w:b/>
-          <w:bCs/>
-          <w:color w:val="auto"/>
-          <w:sz w:val="24"/>
-          <w:szCs w:val="24"/>
-        </w:rPr>
-        <w:t xml:space="preserve">Model without </w:t>
-      </w:r>
-      <w:proofErr w:type="spellStart"/>
-      <w:r>
-        <w:rPr>
-          <w:rFonts w:asciiTheme="majorBidi" w:eastAsia="Arial" w:hAnsiTheme="majorBidi"/>
-          <w:b/>
-          <w:bCs/>
-          <w:color w:val="auto"/>
-          <w:sz w:val="24"/>
-          <w:szCs w:val="24"/>
-        </w:rPr>
-        <w:t>quote_signal</w:t>
-      </w:r>
-      <w:proofErr w:type="spellEnd"/>
-    </w:p>
-    <w:tbl>
-      <w:tblPr>
-        <w:tblW w:w="9360" w:type="dxa"/>
-        <w:tblBorders>
-          <w:top w:val="single" w:sz="4" w:space="0" w:color="000000"/>
-          <w:left w:val="single" w:sz="4" w:space="0" w:color="000000"/>
-          <w:bottom w:val="single" w:sz="4" w:space="0" w:color="000000"/>
-          <w:right w:val="single" w:sz="4" w:space="0" w:color="000000"/>
-          <w:insideH w:val="single" w:sz="4" w:space="0" w:color="000000"/>
-          <w:insideV w:val="single" w:sz="4" w:space="0" w:color="000000"/>
-        </w:tblBorders>
-        <w:tblCellMar>
-          <w:left w:w="10" w:type="dxa"/>
-          <w:right w:w="10" w:type="dxa"/>
-        </w:tblCellMar>
-        <w:tblLook w:val="04A0" w:firstRow="1" w:lastRow="0" w:firstColumn="1" w:lastColumn="0" w:noHBand="0" w:noVBand="1"/>
-      </w:tblPr>
-      <w:tblGrid>
-        <w:gridCol w:w="1435"/>
-        <w:gridCol w:w="1800"/>
-        <w:gridCol w:w="1980"/>
-        <w:gridCol w:w="1980"/>
-        <w:gridCol w:w="2165"/>
-      </w:tblGrid>
-      <w:tr>
-        <w:trPr>
-          <w:cantSplit/>
-          <w:tblHeader/>
-        </w:trPr>
-        <w:tc>
-          <w:tcPr>
-            <w:tcW w:w="1435" w:type="dxa"/>
-            <w:shd w:val="clear" w:color="auto" w:fill="auto"/>
-            <w:tcMar>
-              <w:top w:w="70" w:type="dxa"/>
-              <w:left w:w="110" w:type="dxa"/>
-              <w:bottom w:w="70" w:type="dxa"/>
-              <w:right w:w="110" w:type="dxa"/>
-            </w:tcMar>
-          </w:tcPr>
-          <w:p>
-            <w:pPr>
-              <w:spacing w:line="360" w:lineRule="auto"/>
-              <w:jc w:val="both"/>
-              <w:rPr>
-                <w:rFonts w:asciiTheme="majorBidi" w:hAnsiTheme="majorBidi" w:cstheme="majorBidi"/>
-                <w:sz w:val="24"/>
-                <w:szCs w:val="24"/>
-              </w:rPr>
-            </w:pPr>
-            <w:r>
-              <w:rPr>
-                <w:rFonts w:asciiTheme="majorBidi" w:hAnsiTheme="majorBidi" w:cstheme="majorBidi"/>
-                <w:sz w:val="24"/>
-                <w:szCs w:val="24"/>
-              </w:rPr>
-              <w:t>Test month</w:t>
-            </w:r>
-          </w:p>
-        </w:tc>
-        <w:tc>
-          <w:tcPr>
-            <w:tcW w:w="1800" w:type="dxa"/>
-            <w:shd w:val="clear" w:color="auto" w:fill="auto"/>
-            <w:tcMar>
-              <w:top w:w="70" w:type="dxa"/>
-              <w:left w:w="110" w:type="dxa"/>
-              <w:bottom w:w="70" w:type="dxa"/>
-              <w:right w:w="110" w:type="dxa"/>
-            </w:tcMar>
-          </w:tcPr>
-          <w:p>
-            <w:pPr>
-              <w:spacing w:line="360" w:lineRule="auto"/>
-              <w:jc w:val="both"/>
-              <w:rPr>
-                <w:rFonts w:asciiTheme="majorBidi" w:hAnsiTheme="majorBidi" w:cstheme="majorBidi"/>
-                <w:sz w:val="24"/>
-                <w:szCs w:val="24"/>
-              </w:rPr>
-            </w:pPr>
-            <w:r>
-              <w:rPr>
-                <w:rFonts w:asciiTheme="majorBidi" w:hAnsiTheme="majorBidi" w:cstheme="majorBidi"/>
-                <w:sz w:val="24"/>
-                <w:szCs w:val="24"/>
-              </w:rPr>
-              <w:t>MAE clean ($)</w:t>
-            </w:r>
-          </w:p>
-        </w:tc>
-        <w:tc>
-          <w:tcPr>
-            <w:tcW w:w="1980" w:type="dxa"/>
-            <w:shd w:val="clear" w:color="auto" w:fill="auto"/>
-            <w:tcMar>
-              <w:top w:w="70" w:type="dxa"/>
-              <w:left w:w="110" w:type="dxa"/>
-              <w:bottom w:w="70" w:type="dxa"/>
-              <w:right w:w="110" w:type="dxa"/>
-            </w:tcMar>
-          </w:tcPr>
-          <w:p>
-            <w:pPr>
-              <w:spacing w:line="360" w:lineRule="auto"/>
-              <w:jc w:val="both"/>
-              <w:rPr>
-                <w:rFonts w:asciiTheme="majorBidi" w:hAnsiTheme="majorBidi" w:cstheme="majorBidi"/>
-                <w:sz w:val="24"/>
-                <w:szCs w:val="24"/>
-              </w:rPr>
-            </w:pPr>
-            <w:r>
-              <w:rPr>
-                <w:rFonts w:asciiTheme="majorBidi" w:hAnsiTheme="majorBidi" w:cstheme="majorBidi"/>
-                <w:sz w:val="24"/>
-                <w:szCs w:val="24"/>
-              </w:rPr>
-              <w:t>MAPE clean (%)</w:t>
-            </w:r>
-          </w:p>
-        </w:tc>
-        <w:tc>
-          <w:tcPr>
-            <w:tcW w:w="1980" w:type="dxa"/>
-            <w:shd w:val="clear" w:color="auto" w:fill="auto"/>
-            <w:tcMar>
-              <w:top w:w="70" w:type="dxa"/>
-              <w:left w:w="110" w:type="dxa"/>
-              <w:bottom w:w="70" w:type="dxa"/>
-              <w:right w:w="110" w:type="dxa"/>
-            </w:tcMar>
-          </w:tcPr>
-          <w:p>
-            <w:pPr>
-              <w:spacing w:line="360" w:lineRule="auto"/>
-              <w:jc w:val="both"/>
-              <w:rPr>
-                <w:rFonts w:asciiTheme="majorBidi" w:hAnsiTheme="majorBidi" w:cstheme="majorBidi"/>
-                <w:sz w:val="24"/>
-                <w:szCs w:val="24"/>
-              </w:rPr>
-            </w:pPr>
-            <w:r>
-              <w:rPr>
-                <w:rFonts w:asciiTheme="majorBidi" w:hAnsiTheme="majorBidi" w:cstheme="majorBidi"/>
-                <w:sz w:val="24"/>
-                <w:szCs w:val="24"/>
-              </w:rPr>
-              <w:t>MAE all rows ($)</w:t>
-            </w:r>
-          </w:p>
-        </w:tc>
-        <w:tc>
-          <w:tcPr>
-            <w:tcW w:w="2165" w:type="dxa"/>
-            <w:shd w:val="clear" w:color="auto" w:fill="auto"/>
-            <w:tcMar>
-              <w:top w:w="70" w:type="dxa"/>
-              <w:left w:w="110" w:type="dxa"/>
-              <w:bottom w:w="70" w:type="dxa"/>
-              <w:right w:w="110" w:type="dxa"/>
-            </w:tcMar>
-          </w:tcPr>
-          <w:p>
-            <w:pPr>
-              <w:spacing w:line="360" w:lineRule="auto"/>
-              <w:jc w:val="both"/>
-              <w:rPr>
-                <w:rFonts w:asciiTheme="majorBidi" w:hAnsiTheme="majorBidi" w:cstheme="majorBidi"/>
-                <w:sz w:val="24"/>
-                <w:szCs w:val="24"/>
-              </w:rPr>
-            </w:pPr>
-            <w:r>
-              <w:rPr>
-                <w:rFonts w:asciiTheme="majorBidi" w:hAnsiTheme="majorBidi" w:cstheme="majorBidi"/>
-                <w:sz w:val="24"/>
-                <w:szCs w:val="24"/>
-              </w:rPr>
-              <w:t>RMSE all rows ($)</w:t>
-            </w:r>
-          </w:p>
-        </w:tc>
-      </w:tr>
-      <w:tr>
-        <w:trPr>
-          <w:cantSplit/>
-        </w:trPr>
-        <w:tc>
-          <w:tcPr>
-            <w:tcW w:w="1435" w:type="dxa"/>
-            <w:shd w:val="clear" w:color="auto" w:fill="auto"/>
-            <w:tcMar>
-              <w:top w:w="70" w:type="dxa"/>
-              <w:left w:w="110" w:type="dxa"/>
-              <w:bottom w:w="70" w:type="dxa"/>
-              <w:right w:w="110" w:type="dxa"/>
-            </w:tcMar>
-          </w:tcPr>
-          <w:p>
-            <w:pPr>
-              <w:spacing w:line="360" w:lineRule="auto"/>
-              <w:jc w:val="both"/>
-              <w:rPr>
-                <w:rFonts w:asciiTheme="majorBidi" w:hAnsiTheme="majorBidi" w:cstheme="majorBidi"/>
-                <w:sz w:val="24"/>
-                <w:szCs w:val="24"/>
-              </w:rPr>
-            </w:pPr>
-            <w:r>
-              <w:rPr>
-                <w:rFonts w:asciiTheme="majorBidi" w:hAnsiTheme="majorBidi" w:cstheme="majorBidi"/>
-                <w:sz w:val="24"/>
-                <w:szCs w:val="24"/>
-              </w:rPr>
-              <w:t>2025-07</w:t>
-            </w:r>
-          </w:p>
-        </w:tc>
-        <w:tc>
-          <w:tcPr>
-            <w:tcW w:w="1800" w:type="dxa"/>
-            <w:shd w:val="clear" w:color="auto" w:fill="auto"/>
-            <w:tcMar>
-              <w:top w:w="70" w:type="dxa"/>
-              <w:left w:w="110" w:type="dxa"/>
-              <w:bottom w:w="70" w:type="dxa"/>
-              <w:right w:w="110" w:type="dxa"/>
-            </w:tcMar>
-          </w:tcPr>
-          <w:p>
-            <w:pPr>
-              <w:spacing w:line="360" w:lineRule="auto"/>
-              <w:jc w:val="both"/>
-              <w:rPr>
-                <w:rFonts w:asciiTheme="majorBidi" w:hAnsiTheme="majorBidi" w:cstheme="majorBidi"/>
-                <w:sz w:val="24"/>
-                <w:szCs w:val="24"/>
-              </w:rPr>
-            </w:pPr>
-            <w:r>
-              <w:rPr>
-                <w:rFonts w:asciiTheme="majorBidi" w:hAnsiTheme="majorBidi" w:cstheme="majorBidi"/>
-                <w:sz w:val="24"/>
-                <w:szCs w:val="24"/>
-              </w:rPr>
-              <w:t>100.68</w:t>
-            </w:r>
-          </w:p>
-        </w:tc>
-        <w:tc>
-          <w:tcPr>
-            <w:tcW w:w="1980" w:type="dxa"/>
-            <w:shd w:val="clear" w:color="auto" w:fill="auto"/>
-            <w:tcMar>
-              <w:top w:w="70" w:type="dxa"/>
-              <w:left w:w="110" w:type="dxa"/>
-              <w:bottom w:w="70" w:type="dxa"/>
-              <w:right w:w="110" w:type="dxa"/>
-            </w:tcMar>
-          </w:tcPr>
-          <w:p>
-            <w:pPr>
-              <w:spacing w:line="360" w:lineRule="auto"/>
-              <w:jc w:val="both"/>
-              <w:rPr>
-                <w:rFonts w:asciiTheme="majorBidi" w:hAnsiTheme="majorBidi" w:cstheme="majorBidi"/>
-                <w:sz w:val="24"/>
-                <w:szCs w:val="24"/>
-              </w:rPr>
-            </w:pPr>
-            <w:r>
-              <w:rPr>
-                <w:rFonts w:asciiTheme="majorBidi" w:hAnsiTheme="majorBidi" w:cstheme="majorBidi"/>
-                <w:sz w:val="24"/>
-                <w:szCs w:val="24"/>
-              </w:rPr>
-              <w:t>4.30</w:t>
-            </w:r>
-          </w:p>
-        </w:tc>
-        <w:tc>
-          <w:tcPr>
-            <w:tcW w:w="1980" w:type="dxa"/>
-            <w:shd w:val="clear" w:color="auto" w:fill="auto"/>
-            <w:tcMar>
-              <w:top w:w="70" w:type="dxa"/>
-              <w:left w:w="110" w:type="dxa"/>
-              <w:bottom w:w="70" w:type="dxa"/>
-              <w:right w:w="110" w:type="dxa"/>
-            </w:tcMar>
-          </w:tcPr>
-          <w:p>
-            <w:pPr>
-              <w:spacing w:line="360" w:lineRule="auto"/>
-              <w:jc w:val="both"/>
-              <w:rPr>
-                <w:rFonts w:asciiTheme="majorBidi" w:hAnsiTheme="majorBidi" w:cstheme="majorBidi"/>
-                <w:sz w:val="24"/>
-                <w:szCs w:val="24"/>
-              </w:rPr>
-            </w:pPr>
-            <w:r>
-              <w:rPr>
-                <w:rFonts w:asciiTheme="majorBidi" w:hAnsiTheme="majorBidi" w:cstheme="majorBidi"/>
-                <w:sz w:val="24"/>
-                <w:szCs w:val="24"/>
-              </w:rPr>
-              <w:t>153.73</w:t>
-            </w:r>
-          </w:p>
-        </w:tc>
-        <w:tc>
-          <w:tcPr>
-            <w:tcW w:w="2165" w:type="dxa"/>
-            <w:shd w:val="clear" w:color="auto" w:fill="auto"/>
-            <w:tcMar>
-              <w:top w:w="70" w:type="dxa"/>
-              <w:left w:w="110" w:type="dxa"/>
-              <w:bottom w:w="70" w:type="dxa"/>
-              <w:right w:w="110" w:type="dxa"/>
-            </w:tcMar>
-          </w:tcPr>
-          <w:p>
-            <w:pPr>
-              <w:spacing w:line="360" w:lineRule="auto"/>
-              <w:jc w:val="both"/>
-              <w:rPr>
-                <w:rFonts w:asciiTheme="majorBidi" w:hAnsiTheme="majorBidi" w:cstheme="majorBidi"/>
-                <w:sz w:val="24"/>
-                <w:szCs w:val="24"/>
-              </w:rPr>
-            </w:pPr>
-            <w:r>
-              <w:rPr>
-                <w:rFonts w:asciiTheme="majorBidi" w:hAnsiTheme="majorBidi" w:cstheme="majorBidi"/>
-                <w:sz w:val="24"/>
-                <w:szCs w:val="24"/>
-              </w:rPr>
-              <w:t>630.66</w:t>
-            </w:r>
-          </w:p>
-        </w:tc>
-      </w:tr>
-      <w:tr>
-        <w:trPr>
-          <w:cantSplit/>
-        </w:trPr>
-        <w:tc>
-          <w:tcPr>
-            <w:tcW w:w="1435" w:type="dxa"/>
-            <w:shd w:val="clear" w:color="auto" w:fill="auto"/>
-            <w:tcMar>
-              <w:top w:w="70" w:type="dxa"/>
-              <w:left w:w="110" w:type="dxa"/>
-              <w:bottom w:w="70" w:type="dxa"/>
-              <w:right w:w="110" w:type="dxa"/>
-            </w:tcMar>
-          </w:tcPr>
-          <w:p>
-            <w:pPr>
-              <w:spacing w:line="360" w:lineRule="auto"/>
-              <w:jc w:val="both"/>
-              <w:rPr>
-                <w:rFonts w:asciiTheme="majorBidi" w:hAnsiTheme="majorBidi" w:cstheme="majorBidi"/>
-                <w:sz w:val="24"/>
-                <w:szCs w:val="24"/>
-              </w:rPr>
-            </w:pPr>
-            <w:r>
-              <w:rPr>
-                <w:rFonts w:asciiTheme="majorBidi" w:hAnsiTheme="majorBidi" w:cstheme="majorBidi"/>
-                <w:sz w:val="24"/>
-                <w:szCs w:val="24"/>
-              </w:rPr>
-              <w:lastRenderedPageBreak/>
-              <w:t>2025-08</w:t>
-            </w:r>
-          </w:p>
-        </w:tc>
-        <w:tc>
-          <w:tcPr>
-            <w:tcW w:w="1800" w:type="dxa"/>
-            <w:shd w:val="clear" w:color="auto" w:fill="auto"/>
-            <w:tcMar>
-              <w:top w:w="70" w:type="dxa"/>
-              <w:left w:w="110" w:type="dxa"/>
-              <w:bottom w:w="70" w:type="dxa"/>
-              <w:right w:w="110" w:type="dxa"/>
-            </w:tcMar>
-          </w:tcPr>
-          <w:p>
-            <w:pPr>
-              <w:spacing w:line="360" w:lineRule="auto"/>
-              <w:jc w:val="both"/>
-              <w:rPr>
-                <w:rFonts w:asciiTheme="majorBidi" w:hAnsiTheme="majorBidi" w:cstheme="majorBidi"/>
-                <w:sz w:val="24"/>
-                <w:szCs w:val="24"/>
-              </w:rPr>
-            </w:pPr>
-            <w:r>
-              <w:rPr>
-                <w:rFonts w:asciiTheme="majorBidi" w:hAnsiTheme="majorBidi" w:cstheme="majorBidi"/>
-                <w:sz w:val="24"/>
-                <w:szCs w:val="24"/>
-              </w:rPr>
-              <w:t>39.49</w:t>
-            </w:r>
-          </w:p>
-        </w:tc>
-        <w:tc>
-          <w:tcPr>
-            <w:tcW w:w="1980" w:type="dxa"/>
-            <w:shd w:val="clear" w:color="auto" w:fill="auto"/>
-            <w:tcMar>
-              <w:top w:w="70" w:type="dxa"/>
-              <w:left w:w="110" w:type="dxa"/>
-              <w:bottom w:w="70" w:type="dxa"/>
-              <w:right w:w="110" w:type="dxa"/>
-            </w:tcMar>
-          </w:tcPr>
-          <w:p>
-            <w:pPr>
-              <w:spacing w:line="360" w:lineRule="auto"/>
-              <w:jc w:val="both"/>
-              <w:rPr>
-                <w:rFonts w:asciiTheme="majorBidi" w:hAnsiTheme="majorBidi" w:cstheme="majorBidi"/>
-                <w:sz w:val="24"/>
-                <w:szCs w:val="24"/>
-              </w:rPr>
-            </w:pPr>
-            <w:r>
-              <w:rPr>
-                <w:rFonts w:asciiTheme="majorBidi" w:hAnsiTheme="majorBidi" w:cstheme="majorBidi"/>
-                <w:sz w:val="24"/>
-                <w:szCs w:val="24"/>
-              </w:rPr>
-              <w:t>1.74</w:t>
-            </w:r>
-          </w:p>
-        </w:tc>
-        <w:tc>
-          <w:tcPr>
-            <w:tcW w:w="1980" w:type="dxa"/>
-            <w:shd w:val="clear" w:color="auto" w:fill="auto"/>
-            <w:tcMar>
-              <w:top w:w="70" w:type="dxa"/>
-              <w:left w:w="110" w:type="dxa"/>
-              <w:bottom w:w="70" w:type="dxa"/>
-              <w:right w:w="110" w:type="dxa"/>
-            </w:tcMar>
-          </w:tcPr>
-          <w:p>
-            <w:pPr>
-              <w:spacing w:line="360" w:lineRule="auto"/>
-              <w:jc w:val="both"/>
-              <w:rPr>
-                <w:rFonts w:asciiTheme="majorBidi" w:hAnsiTheme="majorBidi" w:cstheme="majorBidi"/>
-                <w:sz w:val="24"/>
-                <w:szCs w:val="24"/>
-              </w:rPr>
-            </w:pPr>
-            <w:r>
-              <w:rPr>
-                <w:rFonts w:asciiTheme="majorBidi" w:hAnsiTheme="majorBidi" w:cstheme="majorBidi"/>
-                <w:sz w:val="24"/>
-                <w:szCs w:val="24"/>
-              </w:rPr>
-              <w:t>89.64</w:t>
-            </w:r>
-          </w:p>
-        </w:tc>
-        <w:tc>
-          <w:tcPr>
-            <w:tcW w:w="2165" w:type="dxa"/>
-            <w:shd w:val="clear" w:color="auto" w:fill="auto"/>
-            <w:tcMar>
-              <w:top w:w="70" w:type="dxa"/>
-              <w:left w:w="110" w:type="dxa"/>
-              <w:bottom w:w="70" w:type="dxa"/>
-              <w:right w:w="110" w:type="dxa"/>
-            </w:tcMar>
-          </w:tcPr>
-          <w:p>
-            <w:pPr>
-              <w:spacing w:line="360" w:lineRule="auto"/>
-              <w:jc w:val="both"/>
-              <w:rPr>
-                <w:rFonts w:asciiTheme="majorBidi" w:hAnsiTheme="majorBidi" w:cstheme="majorBidi"/>
-                <w:sz w:val="24"/>
-                <w:szCs w:val="24"/>
-              </w:rPr>
-            </w:pPr>
-            <w:r>
-              <w:rPr>
-                <w:rFonts w:asciiTheme="majorBidi" w:hAnsiTheme="majorBidi" w:cstheme="majorBidi"/>
-                <w:sz w:val="24"/>
-                <w:szCs w:val="24"/>
-              </w:rPr>
-              <w:t>614.42</w:t>
-            </w:r>
-          </w:p>
-        </w:tc>
-      </w:tr>
-      <w:tr>
-        <w:trPr>
-          <w:cantSplit/>
-        </w:trPr>
-        <w:tc>
-          <w:tcPr>
-            <w:tcW w:w="1435" w:type="dxa"/>
-            <w:shd w:val="clear" w:color="auto" w:fill="auto"/>
-            <w:tcMar>
-              <w:top w:w="70" w:type="dxa"/>
-              <w:left w:w="110" w:type="dxa"/>
-              <w:bottom w:w="70" w:type="dxa"/>
-              <w:right w:w="110" w:type="dxa"/>
-            </w:tcMar>
-          </w:tcPr>
-          <w:p>
-            <w:pPr>
-              <w:spacing w:line="360" w:lineRule="auto"/>
-              <w:jc w:val="both"/>
-              <w:rPr>
-                <w:rFonts w:asciiTheme="majorBidi" w:hAnsiTheme="majorBidi" w:cstheme="majorBidi"/>
-                <w:sz w:val="24"/>
-                <w:szCs w:val="24"/>
-              </w:rPr>
-            </w:pPr>
-            <w:r>
-              <w:rPr>
-                <w:rFonts w:asciiTheme="majorBidi" w:hAnsiTheme="majorBidi" w:cstheme="majorBidi"/>
-                <w:sz w:val="24"/>
-                <w:szCs w:val="24"/>
-              </w:rPr>
-              <w:t>2025-09</w:t>
-            </w:r>
-          </w:p>
-        </w:tc>
-        <w:tc>
-          <w:tcPr>
-            <w:tcW w:w="1800" w:type="dxa"/>
-            <w:shd w:val="clear" w:color="auto" w:fill="auto"/>
-            <w:tcMar>
-              <w:top w:w="70" w:type="dxa"/>
-              <w:left w:w="110" w:type="dxa"/>
-              <w:bottom w:w="70" w:type="dxa"/>
-              <w:right w:w="110" w:type="dxa"/>
-            </w:tcMar>
-          </w:tcPr>
-          <w:p>
-            <w:pPr>
-              <w:spacing w:line="360" w:lineRule="auto"/>
-              <w:jc w:val="both"/>
-              <w:rPr>
-                <w:rFonts w:asciiTheme="majorBidi" w:hAnsiTheme="majorBidi" w:cstheme="majorBidi"/>
-                <w:sz w:val="24"/>
-                <w:szCs w:val="24"/>
-              </w:rPr>
-            </w:pPr>
-            <w:r>
-              <w:rPr>
-                <w:rFonts w:asciiTheme="majorBidi" w:hAnsiTheme="majorBidi" w:cstheme="majorBidi"/>
-                <w:sz w:val="24"/>
-                <w:szCs w:val="24"/>
-              </w:rPr>
-              <w:t>52.47</w:t>
-            </w:r>
-          </w:p>
-        </w:tc>
-        <w:tc>
-          <w:tcPr>
-            <w:tcW w:w="1980" w:type="dxa"/>
-            <w:shd w:val="clear" w:color="auto" w:fill="auto"/>
-            <w:tcMar>
-              <w:top w:w="70" w:type="dxa"/>
-              <w:left w:w="110" w:type="dxa"/>
-              <w:bottom w:w="70" w:type="dxa"/>
-              <w:right w:w="110" w:type="dxa"/>
-            </w:tcMar>
-          </w:tcPr>
-          <w:p>
-            <w:pPr>
-              <w:spacing w:line="360" w:lineRule="auto"/>
-              <w:jc w:val="both"/>
-              <w:rPr>
-                <w:rFonts w:asciiTheme="majorBidi" w:hAnsiTheme="majorBidi" w:cstheme="majorBidi"/>
-                <w:sz w:val="24"/>
-                <w:szCs w:val="24"/>
-              </w:rPr>
-            </w:pPr>
-            <w:r>
-              <w:rPr>
-                <w:rFonts w:asciiTheme="majorBidi" w:hAnsiTheme="majorBidi" w:cstheme="majorBidi"/>
-                <w:sz w:val="24"/>
-                <w:szCs w:val="24"/>
-              </w:rPr>
-              <w:t>2.15</w:t>
-            </w:r>
-          </w:p>
-        </w:tc>
-        <w:tc>
-          <w:tcPr>
-            <w:tcW w:w="1980" w:type="dxa"/>
-            <w:shd w:val="clear" w:color="auto" w:fill="auto"/>
-            <w:tcMar>
-              <w:top w:w="70" w:type="dxa"/>
-              <w:left w:w="110" w:type="dxa"/>
-              <w:bottom w:w="70" w:type="dxa"/>
-              <w:right w:w="110" w:type="dxa"/>
-            </w:tcMar>
-          </w:tcPr>
-          <w:p>
-            <w:pPr>
-              <w:spacing w:line="360" w:lineRule="auto"/>
-              <w:jc w:val="both"/>
-              <w:rPr>
-                <w:rFonts w:asciiTheme="majorBidi" w:hAnsiTheme="majorBidi" w:cstheme="majorBidi"/>
-                <w:sz w:val="24"/>
-                <w:szCs w:val="24"/>
-              </w:rPr>
-            </w:pPr>
-            <w:r>
-              <w:rPr>
-                <w:rFonts w:asciiTheme="majorBidi" w:hAnsiTheme="majorBidi" w:cstheme="majorBidi"/>
-                <w:sz w:val="24"/>
-                <w:szCs w:val="24"/>
-              </w:rPr>
-              <w:t>101.98</w:t>
-            </w:r>
-          </w:p>
-        </w:tc>
-        <w:tc>
-          <w:tcPr>
-            <w:tcW w:w="2165" w:type="dxa"/>
-            <w:shd w:val="clear" w:color="auto" w:fill="auto"/>
-            <w:tcMar>
-              <w:top w:w="70" w:type="dxa"/>
-              <w:left w:w="110" w:type="dxa"/>
-              <w:bottom w:w="70" w:type="dxa"/>
-              <w:right w:w="110" w:type="dxa"/>
-            </w:tcMar>
-          </w:tcPr>
-          <w:p>
-            <w:pPr>
-              <w:spacing w:line="360" w:lineRule="auto"/>
-              <w:jc w:val="both"/>
-              <w:rPr>
-                <w:rFonts w:asciiTheme="majorBidi" w:hAnsiTheme="majorBidi" w:cstheme="majorBidi"/>
-                <w:sz w:val="24"/>
-                <w:szCs w:val="24"/>
-              </w:rPr>
-            </w:pPr>
-            <w:r>
-              <w:rPr>
-                <w:rFonts w:asciiTheme="majorBidi" w:hAnsiTheme="majorBidi" w:cstheme="majorBidi"/>
-                <w:sz w:val="24"/>
-                <w:szCs w:val="24"/>
-              </w:rPr>
-              <w:t>615.46</w:t>
-            </w:r>
-          </w:p>
-        </w:tc>
-      </w:tr>
-      <w:tr>
-        <w:trPr>
-          <w:cantSplit/>
-        </w:trPr>
-        <w:tc>
-          <w:tcPr>
-            <w:tcW w:w="1435" w:type="dxa"/>
-            <w:shd w:val="clear" w:color="auto" w:fill="auto"/>
-            <w:tcMar>
-              <w:top w:w="70" w:type="dxa"/>
-              <w:left w:w="110" w:type="dxa"/>
-              <w:bottom w:w="70" w:type="dxa"/>
-              <w:right w:w="110" w:type="dxa"/>
-            </w:tcMar>
-          </w:tcPr>
-          <w:p>
-            <w:pPr>
-              <w:spacing w:line="360" w:lineRule="auto"/>
-              <w:jc w:val="both"/>
-              <w:rPr>
-                <w:rFonts w:asciiTheme="majorBidi" w:hAnsiTheme="majorBidi" w:cstheme="majorBidi"/>
-                <w:sz w:val="24"/>
-                <w:szCs w:val="24"/>
-              </w:rPr>
-            </w:pPr>
-            <w:r>
-              <w:rPr>
-                <w:rFonts w:asciiTheme="majorBidi" w:hAnsiTheme="majorBidi" w:cstheme="majorBidi"/>
-                <w:sz w:val="24"/>
-                <w:szCs w:val="24"/>
-              </w:rPr>
-              <w:t>2025-10</w:t>
-            </w:r>
-          </w:p>
-        </w:tc>
-        <w:tc>
-          <w:tcPr>
-            <w:tcW w:w="1800" w:type="dxa"/>
-            <w:shd w:val="clear" w:color="auto" w:fill="auto"/>
-            <w:tcMar>
-              <w:top w:w="70" w:type="dxa"/>
-              <w:left w:w="110" w:type="dxa"/>
-              <w:bottom w:w="70" w:type="dxa"/>
-              <w:right w:w="110" w:type="dxa"/>
-            </w:tcMar>
-          </w:tcPr>
-          <w:p>
-            <w:pPr>
-              <w:spacing w:line="360" w:lineRule="auto"/>
-              <w:jc w:val="both"/>
-              <w:rPr>
-                <w:rFonts w:asciiTheme="majorBidi" w:hAnsiTheme="majorBidi" w:cstheme="majorBidi"/>
-                <w:sz w:val="24"/>
-                <w:szCs w:val="24"/>
-              </w:rPr>
-            </w:pPr>
-            <w:r>
-              <w:rPr>
-                <w:rFonts w:asciiTheme="majorBidi" w:hAnsiTheme="majorBidi" w:cstheme="majorBidi"/>
-                <w:sz w:val="24"/>
-                <w:szCs w:val="24"/>
-              </w:rPr>
-              <w:t>48.74</w:t>
-            </w:r>
-          </w:p>
-        </w:tc>
-        <w:tc>
-          <w:tcPr>
-            <w:tcW w:w="1980" w:type="dxa"/>
-            <w:shd w:val="clear" w:color="auto" w:fill="auto"/>
-            <w:tcMar>
-              <w:top w:w="70" w:type="dxa"/>
-              <w:left w:w="110" w:type="dxa"/>
-              <w:bottom w:w="70" w:type="dxa"/>
-              <w:right w:w="110" w:type="dxa"/>
-            </w:tcMar>
-          </w:tcPr>
-          <w:p>
-            <w:pPr>
-              <w:spacing w:line="360" w:lineRule="auto"/>
-              <w:jc w:val="both"/>
-              <w:rPr>
-                <w:rFonts w:asciiTheme="majorBidi" w:hAnsiTheme="majorBidi" w:cstheme="majorBidi"/>
-                <w:sz w:val="24"/>
-                <w:szCs w:val="24"/>
-              </w:rPr>
-            </w:pPr>
-            <w:r>
-              <w:rPr>
-                <w:rFonts w:asciiTheme="majorBidi" w:hAnsiTheme="majorBidi" w:cstheme="majorBidi"/>
-                <w:sz w:val="24"/>
-                <w:szCs w:val="24"/>
-              </w:rPr>
-              <w:t>2.09</w:t>
-            </w:r>
-          </w:p>
-        </w:tc>
-        <w:tc>
-          <w:tcPr>
-            <w:tcW w:w="1980" w:type="dxa"/>
-            <w:shd w:val="clear" w:color="auto" w:fill="auto"/>
-            <w:tcMar>
-              <w:top w:w="70" w:type="dxa"/>
-              <w:left w:w="110" w:type="dxa"/>
-              <w:bottom w:w="70" w:type="dxa"/>
-              <w:right w:w="110" w:type="dxa"/>
-            </w:tcMar>
-          </w:tcPr>
-          <w:p>
-            <w:pPr>
-              <w:spacing w:line="360" w:lineRule="auto"/>
-              <w:jc w:val="both"/>
-              <w:rPr>
-                <w:rFonts w:asciiTheme="majorBidi" w:hAnsiTheme="majorBidi" w:cstheme="majorBidi"/>
-                <w:sz w:val="24"/>
-                <w:szCs w:val="24"/>
-              </w:rPr>
-            </w:pPr>
-            <w:r>
-              <w:rPr>
-                <w:rFonts w:asciiTheme="majorBidi" w:hAnsiTheme="majorBidi" w:cstheme="majorBidi"/>
-                <w:sz w:val="24"/>
-                <w:szCs w:val="24"/>
-              </w:rPr>
-              <w:t>108.12</w:t>
-            </w:r>
-          </w:p>
-        </w:tc>
-        <w:tc>
-          <w:tcPr>
-            <w:tcW w:w="2165" w:type="dxa"/>
-            <w:shd w:val="clear" w:color="auto" w:fill="auto"/>
-            <w:tcMar>
-              <w:top w:w="70" w:type="dxa"/>
-              <w:left w:w="110" w:type="dxa"/>
-              <w:bottom w:w="70" w:type="dxa"/>
-              <w:right w:w="110" w:type="dxa"/>
-            </w:tcMar>
-          </w:tcPr>
-          <w:p>
-            <w:pPr>
-              <w:spacing w:line="360" w:lineRule="auto"/>
-              <w:jc w:val="both"/>
-              <w:rPr>
-                <w:rFonts w:asciiTheme="majorBidi" w:hAnsiTheme="majorBidi" w:cstheme="majorBidi"/>
-                <w:sz w:val="24"/>
-                <w:szCs w:val="24"/>
-              </w:rPr>
-            </w:pPr>
-            <w:r>
-              <w:rPr>
-                <w:rFonts w:asciiTheme="majorBidi" w:hAnsiTheme="majorBidi" w:cstheme="majorBidi"/>
-                <w:sz w:val="24"/>
-                <w:szCs w:val="24"/>
-              </w:rPr>
-              <w:t>645.44</w:t>
-            </w:r>
-          </w:p>
-        </w:tc>
-      </w:tr>
-      <w:tr>
-        <w:trPr>
-          <w:cantSplit/>
-        </w:trPr>
-        <w:tc>
-          <w:tcPr>
-            <w:tcW w:w="1435" w:type="dxa"/>
-            <w:shd w:val="clear" w:color="auto" w:fill="auto"/>
-            <w:tcMar>
-              <w:top w:w="70" w:type="dxa"/>
-              <w:left w:w="110" w:type="dxa"/>
-              <w:bottom w:w="70" w:type="dxa"/>
-              <w:right w:w="110" w:type="dxa"/>
-            </w:tcMar>
-          </w:tcPr>
-          <w:p>
-            <w:pPr>
-              <w:spacing w:line="360" w:lineRule="auto"/>
-              <w:jc w:val="both"/>
-              <w:rPr>
-                <w:rFonts w:asciiTheme="majorBidi" w:hAnsiTheme="majorBidi" w:cstheme="majorBidi"/>
-                <w:sz w:val="24"/>
-                <w:szCs w:val="24"/>
-              </w:rPr>
-            </w:pPr>
-            <w:r>
-              <w:rPr>
-                <w:rFonts w:asciiTheme="majorBidi" w:hAnsiTheme="majorBidi" w:cstheme="majorBidi"/>
-                <w:sz w:val="24"/>
-                <w:szCs w:val="24"/>
-              </w:rPr>
-              <w:t>Mean</w:t>
-            </w:r>
-          </w:p>
-        </w:tc>
-        <w:tc>
-          <w:tcPr>
-            <w:tcW w:w="1800" w:type="dxa"/>
-            <w:shd w:val="clear" w:color="auto" w:fill="auto"/>
-            <w:tcMar>
-              <w:top w:w="70" w:type="dxa"/>
-              <w:left w:w="110" w:type="dxa"/>
-              <w:bottom w:w="70" w:type="dxa"/>
-              <w:right w:w="110" w:type="dxa"/>
-            </w:tcMar>
-          </w:tcPr>
-          <w:p>
-            <w:pPr>
-              <w:spacing w:line="360" w:lineRule="auto"/>
-              <w:jc w:val="both"/>
-              <w:rPr>
-                <w:rFonts w:asciiTheme="majorBidi" w:hAnsiTheme="majorBidi" w:cstheme="majorBidi"/>
-                <w:sz w:val="24"/>
-                <w:szCs w:val="24"/>
-              </w:rPr>
-            </w:pPr>
-            <w:r>
-              <w:rPr>
-                <w:rFonts w:asciiTheme="majorBidi" w:hAnsiTheme="majorBidi" w:cstheme="majorBidi"/>
-                <w:sz w:val="24"/>
-                <w:szCs w:val="24"/>
-              </w:rPr>
-              <w:t>60.34</w:t>
-            </w:r>
-          </w:p>
-        </w:tc>
-        <w:tc>
-          <w:tcPr>
-            <w:tcW w:w="1980" w:type="dxa"/>
-            <w:shd w:val="clear" w:color="auto" w:fill="auto"/>
-            <w:tcMar>
-              <w:top w:w="70" w:type="dxa"/>
-              <w:left w:w="110" w:type="dxa"/>
-              <w:bottom w:w="70" w:type="dxa"/>
-              <w:right w:w="110" w:type="dxa"/>
-            </w:tcMar>
-          </w:tcPr>
-          <w:p>
-            <w:pPr>
-              <w:spacing w:line="360" w:lineRule="auto"/>
-              <w:jc w:val="both"/>
-              <w:rPr>
-                <w:rFonts w:asciiTheme="majorBidi" w:hAnsiTheme="majorBidi" w:cstheme="majorBidi"/>
-                <w:sz w:val="24"/>
-                <w:szCs w:val="24"/>
-              </w:rPr>
-            </w:pPr>
-            <w:r>
-              <w:rPr>
-                <w:rFonts w:asciiTheme="majorBidi" w:hAnsiTheme="majorBidi" w:cstheme="majorBidi"/>
-                <w:sz w:val="24"/>
-                <w:szCs w:val="24"/>
-              </w:rPr>
-              <w:t>2.57</w:t>
-            </w:r>
-          </w:p>
-        </w:tc>
-        <w:tc>
-          <w:tcPr>
-            <w:tcW w:w="1980" w:type="dxa"/>
-            <w:shd w:val="clear" w:color="auto" w:fill="auto"/>
-            <w:tcMar>
-              <w:top w:w="70" w:type="dxa"/>
-              <w:left w:w="110" w:type="dxa"/>
-              <w:bottom w:w="70" w:type="dxa"/>
-              <w:right w:w="110" w:type="dxa"/>
-            </w:tcMar>
-          </w:tcPr>
-          <w:p>
-            <w:pPr>
-              <w:spacing w:line="360" w:lineRule="auto"/>
-              <w:jc w:val="both"/>
-              <w:rPr>
-                <w:rFonts w:asciiTheme="majorBidi" w:hAnsiTheme="majorBidi" w:cstheme="majorBidi"/>
-                <w:sz w:val="24"/>
-                <w:szCs w:val="24"/>
-              </w:rPr>
-            </w:pPr>
-            <w:r>
-              <w:rPr>
-                <w:rFonts w:asciiTheme="majorBidi" w:hAnsiTheme="majorBidi" w:cstheme="majorBidi"/>
-                <w:sz w:val="24"/>
-                <w:szCs w:val="24"/>
-              </w:rPr>
-              <w:t>113.37</w:t>
-            </w:r>
-          </w:p>
-        </w:tc>
-        <w:tc>
-          <w:tcPr>
-            <w:tcW w:w="2165" w:type="dxa"/>
-            <w:shd w:val="clear" w:color="auto" w:fill="auto"/>
-            <w:tcMar>
-              <w:top w:w="70" w:type="dxa"/>
-              <w:left w:w="110" w:type="dxa"/>
-              <w:bottom w:w="70" w:type="dxa"/>
-              <w:right w:w="110" w:type="dxa"/>
-            </w:tcMar>
-          </w:tcPr>
-          <w:p>
-            <w:pPr>
-              <w:spacing w:line="360" w:lineRule="auto"/>
-              <w:jc w:val="both"/>
-              <w:rPr>
-                <w:rFonts w:asciiTheme="majorBidi" w:hAnsiTheme="majorBidi" w:cstheme="majorBidi"/>
-                <w:sz w:val="24"/>
-                <w:szCs w:val="24"/>
-              </w:rPr>
-            </w:pPr>
-            <w:r>
-              <w:rPr>
-                <w:rFonts w:asciiTheme="majorBidi" w:hAnsiTheme="majorBidi" w:cstheme="majorBidi"/>
-                <w:sz w:val="24"/>
-                <w:szCs w:val="24"/>
-              </w:rPr>
-              <w:t>626.49</w:t>
-            </w:r>
-          </w:p>
-        </w:tc>
-      </w:tr>
-    </w:tbl>
-    <w:p>
-      <w:pPr>
-        <w:pStyle w:val="Heading2"/>
-        <w:spacing w:before="200" w:line="360" w:lineRule="auto"/>
-        <w:jc w:val="both"/>
-        <w:rPr>
-          <w:rFonts w:asciiTheme="majorBidi" w:hAnsiTheme="majorBidi"/>
-          <w:color w:val="auto"/>
-          <w:sz w:val="24"/>
-          <w:szCs w:val="24"/>
-        </w:rPr>
-      </w:pPr>
-      <w:r>
-        <w:rPr>
-          <w:rFonts w:asciiTheme="majorBidi" w:eastAsia="Arial" w:hAnsiTheme="majorBidi"/>
-          <w:color w:val="auto"/>
-          <w:sz w:val="24"/>
-          <w:szCs w:val="24"/>
-        </w:rPr>
-        <w:t xml:space="preserve">Model with </w:t>
-      </w:r>
-      <w:proofErr w:type="spellStart"/>
-      <w:r>
-        <w:rPr>
-          <w:rFonts w:asciiTheme="majorBidi" w:eastAsia="Arial" w:hAnsiTheme="majorBidi"/>
-          <w:color w:val="auto"/>
-          <w:sz w:val="24"/>
-          <w:szCs w:val="24"/>
-        </w:rPr>
-        <w:t>quote_signal</w:t>
-      </w:r>
-      <w:proofErr w:type="spellEnd"/>
-      <w:r>
-        <w:rPr>
-          <w:rFonts w:asciiTheme="majorBidi" w:eastAsia="Arial" w:hAnsiTheme="majorBidi"/>
-          <w:color w:val="auto"/>
-          <w:sz w:val="24"/>
-          <w:szCs w:val="24"/>
-        </w:rPr>
-        <w:t xml:space="preserve"> and reliable-day rule</w:t>
+        <w:t>)</w:t>
       </w:r>
     </w:p>
     <w:tbl>
@@ -3902,20 +2805,1103 @@
         <w:tblLook w:val="04A0" w:firstRow="1" w:lastRow="0" w:firstColumn="1" w:lastColumn="0" w:noHBand="0" w:noVBand="1"/>
       </w:tblPr>
       <w:tblGrid>
-        <w:gridCol w:w="1345"/>
-        <w:gridCol w:w="1800"/>
+        <w:gridCol w:w="1700"/>
+        <w:gridCol w:w="1900"/>
+        <w:gridCol w:w="1900"/>
+        <w:gridCol w:w="1930"/>
+        <w:gridCol w:w="1930"/>
+      </w:tblGrid>
+      <w:tr>
+        <w:tblPrEx>
+          <w:tblCellMar>
+            <w:top w:w="0" w:type="dxa"/>
+            <w:bottom w:w="0" w:type="dxa"/>
+          </w:tblCellMar>
+        </w:tblPrEx>
+        <w:trPr>
+          <w:cantSplit/>
+          <w:trHeight w:hRule="exact" w:val="360"/>
+          <w:tblHeader/>
+        </w:trPr>
+        <w:tc>
+          <w:tcPr>
+            <w:tcW w:w="1700" w:type="dxa"/>
+            <w:shd w:val="clear" w:color="auto" w:fill="auto"/>
+            <w:tcMar>
+              <w:top w:w="70" w:type="dxa"/>
+              <w:left w:w="110" w:type="dxa"/>
+              <w:bottom w:w="70" w:type="dxa"/>
+              <w:right w:w="110" w:type="dxa"/>
+            </w:tcMar>
+          </w:tcPr>
+          <w:p>
+            <w:pPr>
+              <w:spacing w:line="360" w:lineRule="auto"/>
+              <w:jc w:val="both"/>
+              <w:rPr>
+                <w:rFonts w:asciiTheme="majorBidi" w:hAnsiTheme="majorBidi" w:cstheme="majorBidi"/>
+                <w:sz w:val="24"/>
+                <w:szCs w:val="24"/>
+              </w:rPr>
+            </w:pPr>
+            <w:r>
+              <w:rPr>
+                <w:rFonts w:asciiTheme="majorBidi" w:hAnsiTheme="majorBidi" w:cstheme="majorBidi"/>
+                <w:sz w:val="24"/>
+                <w:szCs w:val="24"/>
+              </w:rPr>
+              <w:t>Test month</w:t>
+            </w:r>
+          </w:p>
+        </w:tc>
+        <w:tc>
+          <w:tcPr>
+            <w:tcW w:w="1900" w:type="dxa"/>
+            <w:shd w:val="clear" w:color="auto" w:fill="auto"/>
+            <w:tcMar>
+              <w:top w:w="70" w:type="dxa"/>
+              <w:left w:w="110" w:type="dxa"/>
+              <w:bottom w:w="70" w:type="dxa"/>
+              <w:right w:w="110" w:type="dxa"/>
+            </w:tcMar>
+          </w:tcPr>
+          <w:p>
+            <w:pPr>
+              <w:spacing w:line="360" w:lineRule="auto"/>
+              <w:jc w:val="both"/>
+              <w:rPr>
+                <w:rFonts w:asciiTheme="majorBidi" w:hAnsiTheme="majorBidi" w:cstheme="majorBidi"/>
+                <w:sz w:val="24"/>
+                <w:szCs w:val="24"/>
+              </w:rPr>
+            </w:pPr>
+            <w:r>
+              <w:rPr>
+                <w:rFonts w:asciiTheme="majorBidi" w:hAnsiTheme="majorBidi" w:cstheme="majorBidi"/>
+                <w:sz w:val="24"/>
+                <w:szCs w:val="24"/>
+              </w:rPr>
+              <w:t>MAE clean ($)</w:t>
+            </w:r>
+          </w:p>
+        </w:tc>
+        <w:tc>
+          <w:tcPr>
+            <w:tcW w:w="1900" w:type="dxa"/>
+            <w:shd w:val="clear" w:color="auto" w:fill="auto"/>
+            <w:tcMar>
+              <w:top w:w="70" w:type="dxa"/>
+              <w:left w:w="110" w:type="dxa"/>
+              <w:bottom w:w="70" w:type="dxa"/>
+              <w:right w:w="110" w:type="dxa"/>
+            </w:tcMar>
+          </w:tcPr>
+          <w:p>
+            <w:pPr>
+              <w:spacing w:line="360" w:lineRule="auto"/>
+              <w:jc w:val="both"/>
+              <w:rPr>
+                <w:rFonts w:asciiTheme="majorBidi" w:hAnsiTheme="majorBidi" w:cstheme="majorBidi"/>
+                <w:sz w:val="24"/>
+                <w:szCs w:val="24"/>
+              </w:rPr>
+            </w:pPr>
+            <w:r>
+              <w:rPr>
+                <w:rFonts w:asciiTheme="majorBidi" w:hAnsiTheme="majorBidi" w:cstheme="majorBidi"/>
+                <w:sz w:val="24"/>
+                <w:szCs w:val="24"/>
+              </w:rPr>
+              <w:t>MAPE clean (%)</w:t>
+            </w:r>
+          </w:p>
+        </w:tc>
+        <w:tc>
+          <w:tcPr>
+            <w:tcW w:w="1930" w:type="dxa"/>
+            <w:shd w:val="clear" w:color="auto" w:fill="auto"/>
+            <w:tcMar>
+              <w:top w:w="70" w:type="dxa"/>
+              <w:left w:w="110" w:type="dxa"/>
+              <w:bottom w:w="70" w:type="dxa"/>
+              <w:right w:w="110" w:type="dxa"/>
+            </w:tcMar>
+          </w:tcPr>
+          <w:p>
+            <w:pPr>
+              <w:spacing w:line="360" w:lineRule="auto"/>
+              <w:jc w:val="both"/>
+              <w:rPr>
+                <w:rFonts w:asciiTheme="majorBidi" w:hAnsiTheme="majorBidi" w:cstheme="majorBidi"/>
+                <w:sz w:val="24"/>
+                <w:szCs w:val="24"/>
+              </w:rPr>
+            </w:pPr>
+            <w:r>
+              <w:rPr>
+                <w:rFonts w:asciiTheme="majorBidi" w:hAnsiTheme="majorBidi" w:cstheme="majorBidi"/>
+                <w:sz w:val="24"/>
+                <w:szCs w:val="24"/>
+              </w:rPr>
+              <w:t>MAE all rows ($)</w:t>
+            </w:r>
+          </w:p>
+        </w:tc>
+        <w:tc>
+          <w:tcPr>
+            <w:tcW w:w="1930" w:type="dxa"/>
+            <w:shd w:val="clear" w:color="auto" w:fill="auto"/>
+            <w:tcMar>
+              <w:top w:w="70" w:type="dxa"/>
+              <w:left w:w="110" w:type="dxa"/>
+              <w:bottom w:w="70" w:type="dxa"/>
+              <w:right w:w="110" w:type="dxa"/>
+            </w:tcMar>
+          </w:tcPr>
+          <w:p>
+            <w:pPr>
+              <w:spacing w:line="360" w:lineRule="auto"/>
+              <w:jc w:val="both"/>
+              <w:rPr>
+                <w:rFonts w:asciiTheme="majorBidi" w:hAnsiTheme="majorBidi" w:cstheme="majorBidi"/>
+                <w:sz w:val="24"/>
+                <w:szCs w:val="24"/>
+              </w:rPr>
+            </w:pPr>
+            <w:r>
+              <w:rPr>
+                <w:rFonts w:asciiTheme="majorBidi" w:hAnsiTheme="majorBidi" w:cstheme="majorBidi"/>
+                <w:sz w:val="24"/>
+                <w:szCs w:val="24"/>
+              </w:rPr>
+              <w:t>RMSE all rows ($)</w:t>
+            </w:r>
+          </w:p>
+        </w:tc>
+      </w:tr>
+      <w:tr>
+        <w:tblPrEx>
+          <w:tblCellMar>
+            <w:top w:w="0" w:type="dxa"/>
+            <w:bottom w:w="0" w:type="dxa"/>
+          </w:tblCellMar>
+        </w:tblPrEx>
+        <w:trPr>
+          <w:cantSplit/>
+          <w:trHeight w:hRule="exact" w:val="360"/>
+        </w:trPr>
+        <w:tc>
+          <w:tcPr>
+            <w:tcW w:w="1700" w:type="dxa"/>
+            <w:shd w:val="clear" w:color="auto" w:fill="auto"/>
+            <w:tcMar>
+              <w:top w:w="70" w:type="dxa"/>
+              <w:left w:w="110" w:type="dxa"/>
+              <w:bottom w:w="70" w:type="dxa"/>
+              <w:right w:w="110" w:type="dxa"/>
+            </w:tcMar>
+          </w:tcPr>
+          <w:p>
+            <w:pPr>
+              <w:spacing w:line="360" w:lineRule="auto"/>
+              <w:jc w:val="both"/>
+              <w:rPr>
+                <w:rFonts w:asciiTheme="majorBidi" w:hAnsiTheme="majorBidi" w:cstheme="majorBidi"/>
+                <w:sz w:val="24"/>
+                <w:szCs w:val="24"/>
+              </w:rPr>
+            </w:pPr>
+            <w:r>
+              <w:rPr>
+                <w:rFonts w:asciiTheme="majorBidi" w:hAnsiTheme="majorBidi" w:cstheme="majorBidi"/>
+                <w:sz w:val="24"/>
+                <w:szCs w:val="24"/>
+              </w:rPr>
+              <w:t>2025-07</w:t>
+            </w:r>
+          </w:p>
+        </w:tc>
+        <w:tc>
+          <w:tcPr>
+            <w:tcW w:w="1900" w:type="dxa"/>
+            <w:shd w:val="clear" w:color="auto" w:fill="auto"/>
+            <w:tcMar>
+              <w:top w:w="70" w:type="dxa"/>
+              <w:left w:w="110" w:type="dxa"/>
+              <w:bottom w:w="70" w:type="dxa"/>
+              <w:right w:w="110" w:type="dxa"/>
+            </w:tcMar>
+          </w:tcPr>
+          <w:p>
+            <w:pPr>
+              <w:spacing w:line="360" w:lineRule="auto"/>
+              <w:jc w:val="both"/>
+              <w:rPr>
+                <w:rFonts w:asciiTheme="majorBidi" w:hAnsiTheme="majorBidi" w:cstheme="majorBidi"/>
+                <w:sz w:val="24"/>
+                <w:szCs w:val="24"/>
+              </w:rPr>
+            </w:pPr>
+            <w:r>
+              <w:rPr>
+                <w:rFonts w:asciiTheme="majorBidi" w:hAnsiTheme="majorBidi" w:cstheme="majorBidi"/>
+                <w:sz w:val="24"/>
+                <w:szCs w:val="24"/>
+              </w:rPr>
+              <w:t>100.68</w:t>
+            </w:r>
+          </w:p>
+        </w:tc>
+        <w:tc>
+          <w:tcPr>
+            <w:tcW w:w="1900" w:type="dxa"/>
+            <w:shd w:val="clear" w:color="auto" w:fill="auto"/>
+            <w:tcMar>
+              <w:top w:w="70" w:type="dxa"/>
+              <w:left w:w="110" w:type="dxa"/>
+              <w:bottom w:w="70" w:type="dxa"/>
+              <w:right w:w="110" w:type="dxa"/>
+            </w:tcMar>
+          </w:tcPr>
+          <w:p>
+            <w:pPr>
+              <w:spacing w:line="360" w:lineRule="auto"/>
+              <w:jc w:val="both"/>
+              <w:rPr>
+                <w:rFonts w:asciiTheme="majorBidi" w:hAnsiTheme="majorBidi" w:cstheme="majorBidi"/>
+                <w:sz w:val="24"/>
+                <w:szCs w:val="24"/>
+              </w:rPr>
+            </w:pPr>
+            <w:r>
+              <w:rPr>
+                <w:rFonts w:asciiTheme="majorBidi" w:hAnsiTheme="majorBidi" w:cstheme="majorBidi"/>
+                <w:sz w:val="24"/>
+                <w:szCs w:val="24"/>
+              </w:rPr>
+              <w:t>4.30</w:t>
+            </w:r>
+          </w:p>
+        </w:tc>
+        <w:tc>
+          <w:tcPr>
+            <w:tcW w:w="1930" w:type="dxa"/>
+            <w:shd w:val="clear" w:color="auto" w:fill="auto"/>
+            <w:tcMar>
+              <w:top w:w="70" w:type="dxa"/>
+              <w:left w:w="110" w:type="dxa"/>
+              <w:bottom w:w="70" w:type="dxa"/>
+              <w:right w:w="110" w:type="dxa"/>
+            </w:tcMar>
+          </w:tcPr>
+          <w:p>
+            <w:pPr>
+              <w:spacing w:line="360" w:lineRule="auto"/>
+              <w:jc w:val="both"/>
+              <w:rPr>
+                <w:rFonts w:asciiTheme="majorBidi" w:hAnsiTheme="majorBidi" w:cstheme="majorBidi"/>
+                <w:sz w:val="24"/>
+                <w:szCs w:val="24"/>
+              </w:rPr>
+            </w:pPr>
+            <w:r>
+              <w:rPr>
+                <w:rFonts w:asciiTheme="majorBidi" w:hAnsiTheme="majorBidi" w:cstheme="majorBidi"/>
+                <w:sz w:val="24"/>
+                <w:szCs w:val="24"/>
+              </w:rPr>
+              <w:t>153.73</w:t>
+            </w:r>
+          </w:p>
+        </w:tc>
+        <w:tc>
+          <w:tcPr>
+            <w:tcW w:w="1930" w:type="dxa"/>
+            <w:shd w:val="clear" w:color="auto" w:fill="auto"/>
+            <w:tcMar>
+              <w:top w:w="70" w:type="dxa"/>
+              <w:left w:w="110" w:type="dxa"/>
+              <w:bottom w:w="70" w:type="dxa"/>
+              <w:right w:w="110" w:type="dxa"/>
+            </w:tcMar>
+          </w:tcPr>
+          <w:p>
+            <w:pPr>
+              <w:spacing w:line="360" w:lineRule="auto"/>
+              <w:jc w:val="both"/>
+              <w:rPr>
+                <w:rFonts w:asciiTheme="majorBidi" w:hAnsiTheme="majorBidi" w:cstheme="majorBidi"/>
+                <w:sz w:val="24"/>
+                <w:szCs w:val="24"/>
+              </w:rPr>
+            </w:pPr>
+            <w:r>
+              <w:rPr>
+                <w:rFonts w:asciiTheme="majorBidi" w:hAnsiTheme="majorBidi" w:cstheme="majorBidi"/>
+                <w:sz w:val="24"/>
+                <w:szCs w:val="24"/>
+              </w:rPr>
+              <w:t>630.66</w:t>
+            </w:r>
+          </w:p>
+        </w:tc>
+      </w:tr>
+      <w:tr>
+        <w:tblPrEx>
+          <w:tblCellMar>
+            <w:top w:w="0" w:type="dxa"/>
+            <w:bottom w:w="0" w:type="dxa"/>
+          </w:tblCellMar>
+        </w:tblPrEx>
+        <w:trPr>
+          <w:cantSplit/>
+          <w:trHeight w:hRule="exact" w:val="360"/>
+        </w:trPr>
+        <w:tc>
+          <w:tcPr>
+            <w:tcW w:w="1700" w:type="dxa"/>
+            <w:shd w:val="clear" w:color="auto" w:fill="auto"/>
+            <w:tcMar>
+              <w:top w:w="70" w:type="dxa"/>
+              <w:left w:w="110" w:type="dxa"/>
+              <w:bottom w:w="70" w:type="dxa"/>
+              <w:right w:w="110" w:type="dxa"/>
+            </w:tcMar>
+          </w:tcPr>
+          <w:p>
+            <w:pPr>
+              <w:spacing w:line="360" w:lineRule="auto"/>
+              <w:jc w:val="both"/>
+              <w:rPr>
+                <w:rFonts w:asciiTheme="majorBidi" w:hAnsiTheme="majorBidi" w:cstheme="majorBidi"/>
+                <w:sz w:val="24"/>
+                <w:szCs w:val="24"/>
+              </w:rPr>
+            </w:pPr>
+            <w:r>
+              <w:rPr>
+                <w:rFonts w:asciiTheme="majorBidi" w:hAnsiTheme="majorBidi" w:cstheme="majorBidi"/>
+                <w:sz w:val="24"/>
+                <w:szCs w:val="24"/>
+              </w:rPr>
+              <w:t>2025-08</w:t>
+            </w:r>
+          </w:p>
+        </w:tc>
+        <w:tc>
+          <w:tcPr>
+            <w:tcW w:w="1900" w:type="dxa"/>
+            <w:shd w:val="clear" w:color="auto" w:fill="auto"/>
+            <w:tcMar>
+              <w:top w:w="70" w:type="dxa"/>
+              <w:left w:w="110" w:type="dxa"/>
+              <w:bottom w:w="70" w:type="dxa"/>
+              <w:right w:w="110" w:type="dxa"/>
+            </w:tcMar>
+          </w:tcPr>
+          <w:p>
+            <w:pPr>
+              <w:spacing w:line="360" w:lineRule="auto"/>
+              <w:jc w:val="both"/>
+              <w:rPr>
+                <w:rFonts w:asciiTheme="majorBidi" w:hAnsiTheme="majorBidi" w:cstheme="majorBidi"/>
+                <w:sz w:val="24"/>
+                <w:szCs w:val="24"/>
+              </w:rPr>
+            </w:pPr>
+            <w:r>
+              <w:rPr>
+                <w:rFonts w:asciiTheme="majorBidi" w:hAnsiTheme="majorBidi" w:cstheme="majorBidi"/>
+                <w:sz w:val="24"/>
+                <w:szCs w:val="24"/>
+              </w:rPr>
+              <w:t>39.49</w:t>
+            </w:r>
+          </w:p>
+        </w:tc>
+        <w:tc>
+          <w:tcPr>
+            <w:tcW w:w="1900" w:type="dxa"/>
+            <w:shd w:val="clear" w:color="auto" w:fill="auto"/>
+            <w:tcMar>
+              <w:top w:w="70" w:type="dxa"/>
+              <w:left w:w="110" w:type="dxa"/>
+              <w:bottom w:w="70" w:type="dxa"/>
+              <w:right w:w="110" w:type="dxa"/>
+            </w:tcMar>
+          </w:tcPr>
+          <w:p>
+            <w:pPr>
+              <w:spacing w:line="360" w:lineRule="auto"/>
+              <w:jc w:val="both"/>
+              <w:rPr>
+                <w:rFonts w:asciiTheme="majorBidi" w:hAnsiTheme="majorBidi" w:cstheme="majorBidi"/>
+                <w:sz w:val="24"/>
+                <w:szCs w:val="24"/>
+              </w:rPr>
+            </w:pPr>
+            <w:r>
+              <w:rPr>
+                <w:rFonts w:asciiTheme="majorBidi" w:hAnsiTheme="majorBidi" w:cstheme="majorBidi"/>
+                <w:sz w:val="24"/>
+                <w:szCs w:val="24"/>
+              </w:rPr>
+              <w:t>1.74</w:t>
+            </w:r>
+          </w:p>
+        </w:tc>
+        <w:tc>
+          <w:tcPr>
+            <w:tcW w:w="1930" w:type="dxa"/>
+            <w:shd w:val="clear" w:color="auto" w:fill="auto"/>
+            <w:tcMar>
+              <w:top w:w="70" w:type="dxa"/>
+              <w:left w:w="110" w:type="dxa"/>
+              <w:bottom w:w="70" w:type="dxa"/>
+              <w:right w:w="110" w:type="dxa"/>
+            </w:tcMar>
+          </w:tcPr>
+          <w:p>
+            <w:pPr>
+              <w:spacing w:line="360" w:lineRule="auto"/>
+              <w:jc w:val="both"/>
+              <w:rPr>
+                <w:rFonts w:asciiTheme="majorBidi" w:hAnsiTheme="majorBidi" w:cstheme="majorBidi"/>
+                <w:sz w:val="24"/>
+                <w:szCs w:val="24"/>
+              </w:rPr>
+            </w:pPr>
+            <w:r>
+              <w:rPr>
+                <w:rFonts w:asciiTheme="majorBidi" w:hAnsiTheme="majorBidi" w:cstheme="majorBidi"/>
+                <w:sz w:val="24"/>
+                <w:szCs w:val="24"/>
+              </w:rPr>
+              <w:t>89.64</w:t>
+            </w:r>
+          </w:p>
+        </w:tc>
+        <w:tc>
+          <w:tcPr>
+            <w:tcW w:w="1930" w:type="dxa"/>
+            <w:shd w:val="clear" w:color="auto" w:fill="auto"/>
+            <w:tcMar>
+              <w:top w:w="70" w:type="dxa"/>
+              <w:left w:w="110" w:type="dxa"/>
+              <w:bottom w:w="70" w:type="dxa"/>
+              <w:right w:w="110" w:type="dxa"/>
+            </w:tcMar>
+          </w:tcPr>
+          <w:p>
+            <w:pPr>
+              <w:spacing w:line="360" w:lineRule="auto"/>
+              <w:jc w:val="both"/>
+              <w:rPr>
+                <w:rFonts w:asciiTheme="majorBidi" w:hAnsiTheme="majorBidi" w:cstheme="majorBidi"/>
+                <w:sz w:val="24"/>
+                <w:szCs w:val="24"/>
+              </w:rPr>
+            </w:pPr>
+            <w:r>
+              <w:rPr>
+                <w:rFonts w:asciiTheme="majorBidi" w:hAnsiTheme="majorBidi" w:cstheme="majorBidi"/>
+                <w:sz w:val="24"/>
+                <w:szCs w:val="24"/>
+              </w:rPr>
+              <w:t>614.42</w:t>
+            </w:r>
+          </w:p>
+        </w:tc>
+      </w:tr>
+      <w:tr>
+        <w:tblPrEx>
+          <w:tblCellMar>
+            <w:top w:w="0" w:type="dxa"/>
+            <w:bottom w:w="0" w:type="dxa"/>
+          </w:tblCellMar>
+        </w:tblPrEx>
+        <w:trPr>
+          <w:cantSplit/>
+          <w:trHeight w:hRule="exact" w:val="360"/>
+        </w:trPr>
+        <w:tc>
+          <w:tcPr>
+            <w:tcW w:w="1700" w:type="dxa"/>
+            <w:shd w:val="clear" w:color="auto" w:fill="auto"/>
+            <w:tcMar>
+              <w:top w:w="70" w:type="dxa"/>
+              <w:left w:w="110" w:type="dxa"/>
+              <w:bottom w:w="70" w:type="dxa"/>
+              <w:right w:w="110" w:type="dxa"/>
+            </w:tcMar>
+          </w:tcPr>
+          <w:p>
+            <w:pPr>
+              <w:spacing w:line="360" w:lineRule="auto"/>
+              <w:jc w:val="both"/>
+              <w:rPr>
+                <w:rFonts w:asciiTheme="majorBidi" w:hAnsiTheme="majorBidi" w:cstheme="majorBidi"/>
+                <w:sz w:val="24"/>
+                <w:szCs w:val="24"/>
+              </w:rPr>
+            </w:pPr>
+            <w:r>
+              <w:rPr>
+                <w:rFonts w:asciiTheme="majorBidi" w:hAnsiTheme="majorBidi" w:cstheme="majorBidi"/>
+                <w:sz w:val="24"/>
+                <w:szCs w:val="24"/>
+              </w:rPr>
+              <w:t>2025-09</w:t>
+            </w:r>
+          </w:p>
+        </w:tc>
+        <w:tc>
+          <w:tcPr>
+            <w:tcW w:w="1900" w:type="dxa"/>
+            <w:shd w:val="clear" w:color="auto" w:fill="auto"/>
+            <w:tcMar>
+              <w:top w:w="70" w:type="dxa"/>
+              <w:left w:w="110" w:type="dxa"/>
+              <w:bottom w:w="70" w:type="dxa"/>
+              <w:right w:w="110" w:type="dxa"/>
+            </w:tcMar>
+          </w:tcPr>
+          <w:p>
+            <w:pPr>
+              <w:spacing w:line="360" w:lineRule="auto"/>
+              <w:jc w:val="both"/>
+              <w:rPr>
+                <w:rFonts w:asciiTheme="majorBidi" w:hAnsiTheme="majorBidi" w:cstheme="majorBidi"/>
+                <w:sz w:val="24"/>
+                <w:szCs w:val="24"/>
+              </w:rPr>
+            </w:pPr>
+            <w:r>
+              <w:rPr>
+                <w:rFonts w:asciiTheme="majorBidi" w:hAnsiTheme="majorBidi" w:cstheme="majorBidi"/>
+                <w:sz w:val="24"/>
+                <w:szCs w:val="24"/>
+              </w:rPr>
+              <w:t>52.47</w:t>
+            </w:r>
+          </w:p>
+        </w:tc>
+        <w:tc>
+          <w:tcPr>
+            <w:tcW w:w="1900" w:type="dxa"/>
+            <w:shd w:val="clear" w:color="auto" w:fill="auto"/>
+            <w:tcMar>
+              <w:top w:w="70" w:type="dxa"/>
+              <w:left w:w="110" w:type="dxa"/>
+              <w:bottom w:w="70" w:type="dxa"/>
+              <w:right w:w="110" w:type="dxa"/>
+            </w:tcMar>
+          </w:tcPr>
+          <w:p>
+            <w:pPr>
+              <w:spacing w:line="360" w:lineRule="auto"/>
+              <w:jc w:val="both"/>
+              <w:rPr>
+                <w:rFonts w:asciiTheme="majorBidi" w:hAnsiTheme="majorBidi" w:cstheme="majorBidi"/>
+                <w:sz w:val="24"/>
+                <w:szCs w:val="24"/>
+              </w:rPr>
+            </w:pPr>
+            <w:r>
+              <w:rPr>
+                <w:rFonts w:asciiTheme="majorBidi" w:hAnsiTheme="majorBidi" w:cstheme="majorBidi"/>
+                <w:sz w:val="24"/>
+                <w:szCs w:val="24"/>
+              </w:rPr>
+              <w:t>2.15</w:t>
+            </w:r>
+          </w:p>
+        </w:tc>
+        <w:tc>
+          <w:tcPr>
+            <w:tcW w:w="1930" w:type="dxa"/>
+            <w:shd w:val="clear" w:color="auto" w:fill="auto"/>
+            <w:tcMar>
+              <w:top w:w="70" w:type="dxa"/>
+              <w:left w:w="110" w:type="dxa"/>
+              <w:bottom w:w="70" w:type="dxa"/>
+              <w:right w:w="110" w:type="dxa"/>
+            </w:tcMar>
+          </w:tcPr>
+          <w:p>
+            <w:pPr>
+              <w:spacing w:line="360" w:lineRule="auto"/>
+              <w:jc w:val="both"/>
+              <w:rPr>
+                <w:rFonts w:asciiTheme="majorBidi" w:hAnsiTheme="majorBidi" w:cstheme="majorBidi"/>
+                <w:sz w:val="24"/>
+                <w:szCs w:val="24"/>
+              </w:rPr>
+            </w:pPr>
+            <w:r>
+              <w:rPr>
+                <w:rFonts w:asciiTheme="majorBidi" w:hAnsiTheme="majorBidi" w:cstheme="majorBidi"/>
+                <w:sz w:val="24"/>
+                <w:szCs w:val="24"/>
+              </w:rPr>
+              <w:t>101.98</w:t>
+            </w:r>
+          </w:p>
+        </w:tc>
+        <w:tc>
+          <w:tcPr>
+            <w:tcW w:w="1930" w:type="dxa"/>
+            <w:shd w:val="clear" w:color="auto" w:fill="auto"/>
+            <w:tcMar>
+              <w:top w:w="70" w:type="dxa"/>
+              <w:left w:w="110" w:type="dxa"/>
+              <w:bottom w:w="70" w:type="dxa"/>
+              <w:right w:w="110" w:type="dxa"/>
+            </w:tcMar>
+          </w:tcPr>
+          <w:p>
+            <w:pPr>
+              <w:spacing w:line="360" w:lineRule="auto"/>
+              <w:jc w:val="both"/>
+              <w:rPr>
+                <w:rFonts w:asciiTheme="majorBidi" w:hAnsiTheme="majorBidi" w:cstheme="majorBidi"/>
+                <w:sz w:val="24"/>
+                <w:szCs w:val="24"/>
+              </w:rPr>
+            </w:pPr>
+            <w:r>
+              <w:rPr>
+                <w:rFonts w:asciiTheme="majorBidi" w:hAnsiTheme="majorBidi" w:cstheme="majorBidi"/>
+                <w:sz w:val="24"/>
+                <w:szCs w:val="24"/>
+              </w:rPr>
+              <w:t>615.46</w:t>
+            </w:r>
+          </w:p>
+        </w:tc>
+      </w:tr>
+      <w:tr>
+        <w:tblPrEx>
+          <w:tblCellMar>
+            <w:top w:w="0" w:type="dxa"/>
+            <w:bottom w:w="0" w:type="dxa"/>
+          </w:tblCellMar>
+        </w:tblPrEx>
+        <w:trPr>
+          <w:cantSplit/>
+          <w:trHeight w:hRule="exact" w:val="360"/>
+        </w:trPr>
+        <w:tc>
+          <w:tcPr>
+            <w:tcW w:w="1700" w:type="dxa"/>
+            <w:shd w:val="clear" w:color="auto" w:fill="auto"/>
+            <w:tcMar>
+              <w:top w:w="70" w:type="dxa"/>
+              <w:left w:w="110" w:type="dxa"/>
+              <w:bottom w:w="70" w:type="dxa"/>
+              <w:right w:w="110" w:type="dxa"/>
+            </w:tcMar>
+          </w:tcPr>
+          <w:p>
+            <w:pPr>
+              <w:spacing w:line="360" w:lineRule="auto"/>
+              <w:jc w:val="both"/>
+              <w:rPr>
+                <w:rFonts w:asciiTheme="majorBidi" w:hAnsiTheme="majorBidi" w:cstheme="majorBidi"/>
+                <w:sz w:val="24"/>
+                <w:szCs w:val="24"/>
+              </w:rPr>
+            </w:pPr>
+            <w:r>
+              <w:rPr>
+                <w:rFonts w:asciiTheme="majorBidi" w:hAnsiTheme="majorBidi" w:cstheme="majorBidi"/>
+                <w:sz w:val="24"/>
+                <w:szCs w:val="24"/>
+              </w:rPr>
+              <w:t>2025-10</w:t>
+            </w:r>
+          </w:p>
+        </w:tc>
+        <w:tc>
+          <w:tcPr>
+            <w:tcW w:w="1900" w:type="dxa"/>
+            <w:shd w:val="clear" w:color="auto" w:fill="auto"/>
+            <w:tcMar>
+              <w:top w:w="70" w:type="dxa"/>
+              <w:left w:w="110" w:type="dxa"/>
+              <w:bottom w:w="70" w:type="dxa"/>
+              <w:right w:w="110" w:type="dxa"/>
+            </w:tcMar>
+          </w:tcPr>
+          <w:p>
+            <w:pPr>
+              <w:spacing w:line="360" w:lineRule="auto"/>
+              <w:jc w:val="both"/>
+              <w:rPr>
+                <w:rFonts w:asciiTheme="majorBidi" w:hAnsiTheme="majorBidi" w:cstheme="majorBidi"/>
+                <w:sz w:val="24"/>
+                <w:szCs w:val="24"/>
+              </w:rPr>
+            </w:pPr>
+            <w:r>
+              <w:rPr>
+                <w:rFonts w:asciiTheme="majorBidi" w:hAnsiTheme="majorBidi" w:cstheme="majorBidi"/>
+                <w:sz w:val="24"/>
+                <w:szCs w:val="24"/>
+              </w:rPr>
+              <w:t>48.74</w:t>
+            </w:r>
+          </w:p>
+        </w:tc>
+        <w:tc>
+          <w:tcPr>
+            <w:tcW w:w="1900" w:type="dxa"/>
+            <w:shd w:val="clear" w:color="auto" w:fill="auto"/>
+            <w:tcMar>
+              <w:top w:w="70" w:type="dxa"/>
+              <w:left w:w="110" w:type="dxa"/>
+              <w:bottom w:w="70" w:type="dxa"/>
+              <w:right w:w="110" w:type="dxa"/>
+            </w:tcMar>
+          </w:tcPr>
+          <w:p>
+            <w:pPr>
+              <w:spacing w:line="360" w:lineRule="auto"/>
+              <w:jc w:val="both"/>
+              <w:rPr>
+                <w:rFonts w:asciiTheme="majorBidi" w:hAnsiTheme="majorBidi" w:cstheme="majorBidi"/>
+                <w:sz w:val="24"/>
+                <w:szCs w:val="24"/>
+              </w:rPr>
+            </w:pPr>
+            <w:r>
+              <w:rPr>
+                <w:rFonts w:asciiTheme="majorBidi" w:hAnsiTheme="majorBidi" w:cstheme="majorBidi"/>
+                <w:sz w:val="24"/>
+                <w:szCs w:val="24"/>
+              </w:rPr>
+              <w:t>2.09</w:t>
+            </w:r>
+          </w:p>
+        </w:tc>
+        <w:tc>
+          <w:tcPr>
+            <w:tcW w:w="1930" w:type="dxa"/>
+            <w:shd w:val="clear" w:color="auto" w:fill="auto"/>
+            <w:tcMar>
+              <w:top w:w="70" w:type="dxa"/>
+              <w:left w:w="110" w:type="dxa"/>
+              <w:bottom w:w="70" w:type="dxa"/>
+              <w:right w:w="110" w:type="dxa"/>
+            </w:tcMar>
+          </w:tcPr>
+          <w:p>
+            <w:pPr>
+              <w:spacing w:line="360" w:lineRule="auto"/>
+              <w:jc w:val="both"/>
+              <w:rPr>
+                <w:rFonts w:asciiTheme="majorBidi" w:hAnsiTheme="majorBidi" w:cstheme="majorBidi"/>
+                <w:sz w:val="24"/>
+                <w:szCs w:val="24"/>
+              </w:rPr>
+            </w:pPr>
+            <w:r>
+              <w:rPr>
+                <w:rFonts w:asciiTheme="majorBidi" w:hAnsiTheme="majorBidi" w:cstheme="majorBidi"/>
+                <w:sz w:val="24"/>
+                <w:szCs w:val="24"/>
+              </w:rPr>
+              <w:t>108.12</w:t>
+            </w:r>
+          </w:p>
+        </w:tc>
+        <w:tc>
+          <w:tcPr>
+            <w:tcW w:w="1930" w:type="dxa"/>
+            <w:shd w:val="clear" w:color="auto" w:fill="auto"/>
+            <w:tcMar>
+              <w:top w:w="70" w:type="dxa"/>
+              <w:left w:w="110" w:type="dxa"/>
+              <w:bottom w:w="70" w:type="dxa"/>
+              <w:right w:w="110" w:type="dxa"/>
+            </w:tcMar>
+          </w:tcPr>
+          <w:p>
+            <w:pPr>
+              <w:spacing w:line="360" w:lineRule="auto"/>
+              <w:jc w:val="both"/>
+              <w:rPr>
+                <w:rFonts w:asciiTheme="majorBidi" w:hAnsiTheme="majorBidi" w:cstheme="majorBidi"/>
+                <w:sz w:val="24"/>
+                <w:szCs w:val="24"/>
+              </w:rPr>
+            </w:pPr>
+            <w:r>
+              <w:rPr>
+                <w:rFonts w:asciiTheme="majorBidi" w:hAnsiTheme="majorBidi" w:cstheme="majorBidi"/>
+                <w:sz w:val="24"/>
+                <w:szCs w:val="24"/>
+              </w:rPr>
+              <w:t>645.44</w:t>
+            </w:r>
+          </w:p>
+        </w:tc>
+      </w:tr>
+      <w:tr>
+        <w:tblPrEx>
+          <w:tblCellMar>
+            <w:top w:w="0" w:type="dxa"/>
+            <w:bottom w:w="0" w:type="dxa"/>
+          </w:tblCellMar>
+        </w:tblPrEx>
+        <w:trPr>
+          <w:cantSplit/>
+          <w:trHeight w:hRule="exact" w:val="360"/>
+        </w:trPr>
+        <w:tc>
+          <w:tcPr>
+            <w:tcW w:w="1700" w:type="dxa"/>
+            <w:shd w:val="clear" w:color="auto" w:fill="auto"/>
+            <w:tcMar>
+              <w:top w:w="70" w:type="dxa"/>
+              <w:left w:w="110" w:type="dxa"/>
+              <w:bottom w:w="70" w:type="dxa"/>
+              <w:right w:w="110" w:type="dxa"/>
+            </w:tcMar>
+          </w:tcPr>
+          <w:p>
+            <w:pPr>
+              <w:spacing w:line="360" w:lineRule="auto"/>
+              <w:jc w:val="both"/>
+              <w:rPr>
+                <w:rFonts w:asciiTheme="majorBidi" w:hAnsiTheme="majorBidi" w:cstheme="majorBidi"/>
+                <w:sz w:val="24"/>
+                <w:szCs w:val="24"/>
+              </w:rPr>
+            </w:pPr>
+            <w:r>
+              <w:rPr>
+                <w:rFonts w:asciiTheme="majorBidi" w:hAnsiTheme="majorBidi" w:cstheme="majorBidi"/>
+                <w:sz w:val="24"/>
+                <w:szCs w:val="24"/>
+              </w:rPr>
+              <w:t>Mean</w:t>
+            </w:r>
+          </w:p>
+        </w:tc>
+        <w:tc>
+          <w:tcPr>
+            <w:tcW w:w="1900" w:type="dxa"/>
+            <w:shd w:val="clear" w:color="auto" w:fill="auto"/>
+            <w:tcMar>
+              <w:top w:w="70" w:type="dxa"/>
+              <w:left w:w="110" w:type="dxa"/>
+              <w:bottom w:w="70" w:type="dxa"/>
+              <w:right w:w="110" w:type="dxa"/>
+            </w:tcMar>
+          </w:tcPr>
+          <w:p>
+            <w:pPr>
+              <w:spacing w:line="360" w:lineRule="auto"/>
+              <w:jc w:val="both"/>
+              <w:rPr>
+                <w:rFonts w:asciiTheme="majorBidi" w:hAnsiTheme="majorBidi" w:cstheme="majorBidi"/>
+                <w:sz w:val="24"/>
+                <w:szCs w:val="24"/>
+              </w:rPr>
+            </w:pPr>
+            <w:r>
+              <w:rPr>
+                <w:rFonts w:asciiTheme="majorBidi" w:hAnsiTheme="majorBidi" w:cstheme="majorBidi"/>
+                <w:sz w:val="24"/>
+                <w:szCs w:val="24"/>
+              </w:rPr>
+              <w:t>60.34</w:t>
+            </w:r>
+          </w:p>
+        </w:tc>
+        <w:tc>
+          <w:tcPr>
+            <w:tcW w:w="1900" w:type="dxa"/>
+            <w:shd w:val="clear" w:color="auto" w:fill="auto"/>
+            <w:tcMar>
+              <w:top w:w="70" w:type="dxa"/>
+              <w:left w:w="110" w:type="dxa"/>
+              <w:bottom w:w="70" w:type="dxa"/>
+              <w:right w:w="110" w:type="dxa"/>
+            </w:tcMar>
+          </w:tcPr>
+          <w:p>
+            <w:pPr>
+              <w:spacing w:line="360" w:lineRule="auto"/>
+              <w:jc w:val="both"/>
+              <w:rPr>
+                <w:rFonts w:asciiTheme="majorBidi" w:hAnsiTheme="majorBidi" w:cstheme="majorBidi"/>
+                <w:sz w:val="24"/>
+                <w:szCs w:val="24"/>
+              </w:rPr>
+            </w:pPr>
+            <w:r>
+              <w:rPr>
+                <w:rFonts w:asciiTheme="majorBidi" w:hAnsiTheme="majorBidi" w:cstheme="majorBidi"/>
+                <w:sz w:val="24"/>
+                <w:szCs w:val="24"/>
+              </w:rPr>
+              <w:t>2.57</w:t>
+            </w:r>
+          </w:p>
+        </w:tc>
+        <w:tc>
+          <w:tcPr>
+            <w:tcW w:w="1930" w:type="dxa"/>
+            <w:shd w:val="clear" w:color="auto" w:fill="auto"/>
+            <w:tcMar>
+              <w:top w:w="70" w:type="dxa"/>
+              <w:left w:w="110" w:type="dxa"/>
+              <w:bottom w:w="70" w:type="dxa"/>
+              <w:right w:w="110" w:type="dxa"/>
+            </w:tcMar>
+          </w:tcPr>
+          <w:p>
+            <w:pPr>
+              <w:spacing w:line="360" w:lineRule="auto"/>
+              <w:jc w:val="both"/>
+              <w:rPr>
+                <w:rFonts w:asciiTheme="majorBidi" w:hAnsiTheme="majorBidi" w:cstheme="majorBidi"/>
+                <w:sz w:val="24"/>
+                <w:szCs w:val="24"/>
+              </w:rPr>
+            </w:pPr>
+            <w:r>
+              <w:rPr>
+                <w:rFonts w:asciiTheme="majorBidi" w:hAnsiTheme="majorBidi" w:cstheme="majorBidi"/>
+                <w:sz w:val="24"/>
+                <w:szCs w:val="24"/>
+              </w:rPr>
+              <w:t>113.37</w:t>
+            </w:r>
+          </w:p>
+        </w:tc>
+        <w:tc>
+          <w:tcPr>
+            <w:tcW w:w="1930" w:type="dxa"/>
+            <w:shd w:val="clear" w:color="auto" w:fill="auto"/>
+            <w:tcMar>
+              <w:top w:w="70" w:type="dxa"/>
+              <w:left w:w="110" w:type="dxa"/>
+              <w:bottom w:w="70" w:type="dxa"/>
+              <w:right w:w="110" w:type="dxa"/>
+            </w:tcMar>
+          </w:tcPr>
+          <w:p>
+            <w:pPr>
+              <w:spacing w:line="360" w:lineRule="auto"/>
+              <w:jc w:val="both"/>
+              <w:rPr>
+                <w:rFonts w:asciiTheme="majorBidi" w:hAnsiTheme="majorBidi" w:cstheme="majorBidi"/>
+                <w:sz w:val="24"/>
+                <w:szCs w:val="24"/>
+              </w:rPr>
+            </w:pPr>
+            <w:r>
+              <w:rPr>
+                <w:rFonts w:asciiTheme="majorBidi" w:hAnsiTheme="majorBidi" w:cstheme="majorBidi"/>
+                <w:sz w:val="24"/>
+                <w:szCs w:val="24"/>
+              </w:rPr>
+              <w:t>626.49</w:t>
+            </w:r>
+          </w:p>
+        </w:tc>
+      </w:tr>
+    </w:tbl>
+    <w:p>
+      <w:pPr>
+        <w:pStyle w:val="Heading2"/>
+        <w:spacing w:before="200" w:line="360" w:lineRule="auto"/>
+        <w:jc w:val="both"/>
+        <w:rPr>
+          <w:rFonts w:asciiTheme="majorBidi" w:hAnsiTheme="majorBidi"/>
+          <w:color w:val="auto"/>
+          <w:sz w:val="24"/>
+          <w:szCs w:val="24"/>
+        </w:rPr>
+      </w:pPr>
+      <w:r>
+        <w:rPr>
+          <w:rFonts w:asciiTheme="majorBidi" w:eastAsia="Arial" w:hAnsiTheme="majorBidi"/>
+          <w:b/>
+          <w:bCs/>
+          <w:color w:val="auto"/>
+          <w:sz w:val="24"/>
+          <w:szCs w:val="24"/>
+        </w:rPr>
+        <w:t xml:space="preserve">Experiment: with </w:t>
+      </w:r>
+      <w:proofErr w:type="spellStart"/>
+      <w:r>
+        <w:rPr>
+          <w:rFonts w:asciiTheme="majorBidi" w:eastAsia="Arial" w:hAnsiTheme="majorBidi"/>
+          <w:b/>
+          <w:bCs/>
+          <w:color w:val="auto"/>
+          <w:sz w:val="24"/>
+          <w:szCs w:val="24"/>
+        </w:rPr>
+        <w:t>quote_signal</w:t>
+      </w:r>
+      <w:proofErr w:type="spellEnd"/>
+      <w:r>
+        <w:rPr>
+          <w:rFonts w:asciiTheme="majorBidi" w:eastAsia="Arial" w:hAnsiTheme="majorBidi"/>
+          <w:b/>
+          <w:bCs/>
+          <w:color w:val="auto"/>
+          <w:sz w:val="24"/>
+          <w:szCs w:val="24"/>
+        </w:rPr>
+        <w:t xml:space="preserve"> and reliable-day rule (not used for validation.csv)</w:t>
+      </w:r>
+    </w:p>
+    <w:tbl>
+      <w:tblPr>
+        <w:tblW w:w="9360" w:type="dxa"/>
+        <w:tblBorders>
+          <w:top w:val="single" w:sz="4" w:space="0" w:color="auto"/>
+          <w:left w:val="single" w:sz="4" w:space="0" w:color="auto"/>
+          <w:bottom w:val="single" w:sz="4" w:space="0" w:color="auto"/>
+          <w:right w:val="single" w:sz="4" w:space="0" w:color="auto"/>
+          <w:insideH w:val="single" w:sz="4" w:space="0" w:color="auto"/>
+          <w:insideV w:val="single" w:sz="4" w:space="0" w:color="auto"/>
+        </w:tblBorders>
+        <w:tblCellMar>
+          <w:left w:w="10" w:type="dxa"/>
+          <w:right w:w="10" w:type="dxa"/>
+        </w:tblCellMar>
+        <w:tblLook w:val="04A0" w:firstRow="1" w:lastRow="0" w:firstColumn="1" w:lastColumn="0" w:noHBand="0" w:noVBand="1"/>
+      </w:tblPr>
+      <w:tblGrid>
+        <w:gridCol w:w="1435"/>
+        <w:gridCol w:w="1710"/>
         <w:gridCol w:w="1980"/>
         <w:gridCol w:w="1980"/>
         <w:gridCol w:w="2255"/>
       </w:tblGrid>
       <w:tr>
+        <w:tblPrEx>
+          <w:tblCellMar>
+            <w:top w:w="0" w:type="dxa"/>
+            <w:bottom w:w="0" w:type="dxa"/>
+          </w:tblCellMar>
+        </w:tblPrEx>
         <w:trPr>
           <w:cantSplit/>
+          <w:trHeight w:hRule="exact" w:val="360"/>
           <w:tblHeader/>
         </w:trPr>
         <w:tc>
           <w:tcPr>
-            <w:tcW w:w="1345" w:type="dxa"/>
+            <w:tcW w:w="1435" w:type="dxa"/>
             <w:shd w:val="clear" w:color="auto" w:fill="auto"/>
             <w:tcMar>
               <w:top w:w="70" w:type="dxa"/>
@@ -3946,7 +3932,7 @@
         </w:tc>
         <w:tc>
           <w:tcPr>
-            <w:tcW w:w="1800" w:type="dxa"/>
+            <w:tcW w:w="1710" w:type="dxa"/>
             <w:shd w:val="clear" w:color="auto" w:fill="auto"/>
             <w:tcMar>
               <w:top w:w="70" w:type="dxa"/>
@@ -4070,12 +4056,19 @@
         </w:tc>
       </w:tr>
       <w:tr>
+        <w:tblPrEx>
+          <w:tblCellMar>
+            <w:top w:w="0" w:type="dxa"/>
+            <w:bottom w:w="0" w:type="dxa"/>
+          </w:tblCellMar>
+        </w:tblPrEx>
         <w:trPr>
           <w:cantSplit/>
+          <w:trHeight w:hRule="exact" w:val="360"/>
         </w:trPr>
         <w:tc>
           <w:tcPr>
-            <w:tcW w:w="1345" w:type="dxa"/>
+            <w:tcW w:w="1435" w:type="dxa"/>
             <w:shd w:val="clear" w:color="auto" w:fill="auto"/>
             <w:tcMar>
               <w:top w:w="70" w:type="dxa"/>
@@ -4106,7 +4099,7 @@
         </w:tc>
         <w:tc>
           <w:tcPr>
-            <w:tcW w:w="1800" w:type="dxa"/>
+            <w:tcW w:w="1710" w:type="dxa"/>
             <w:shd w:val="clear" w:color="auto" w:fill="auto"/>
             <w:tcMar>
               <w:top w:w="70" w:type="dxa"/>
@@ -4230,12 +4223,19 @@
         </w:tc>
       </w:tr>
       <w:tr>
+        <w:tblPrEx>
+          <w:tblCellMar>
+            <w:top w:w="0" w:type="dxa"/>
+            <w:bottom w:w="0" w:type="dxa"/>
+          </w:tblCellMar>
+        </w:tblPrEx>
         <w:trPr>
           <w:cantSplit/>
+          <w:trHeight w:hRule="exact" w:val="360"/>
         </w:trPr>
         <w:tc>
           <w:tcPr>
-            <w:tcW w:w="1345" w:type="dxa"/>
+            <w:tcW w:w="1435" w:type="dxa"/>
             <w:shd w:val="clear" w:color="auto" w:fill="auto"/>
             <w:tcMar>
               <w:top w:w="70" w:type="dxa"/>
@@ -4266,7 +4266,7 @@
         </w:tc>
         <w:tc>
           <w:tcPr>
-            <w:tcW w:w="1800" w:type="dxa"/>
+            <w:tcW w:w="1710" w:type="dxa"/>
             <w:shd w:val="clear" w:color="auto" w:fill="auto"/>
             <w:tcMar>
               <w:top w:w="70" w:type="dxa"/>
@@ -4390,12 +4390,19 @@
         </w:tc>
       </w:tr>
       <w:tr>
+        <w:tblPrEx>
+          <w:tblCellMar>
+            <w:top w:w="0" w:type="dxa"/>
+            <w:bottom w:w="0" w:type="dxa"/>
+          </w:tblCellMar>
+        </w:tblPrEx>
         <w:trPr>
           <w:cantSplit/>
+          <w:trHeight w:hRule="exact" w:val="360"/>
         </w:trPr>
         <w:tc>
           <w:tcPr>
-            <w:tcW w:w="1345" w:type="dxa"/>
+            <w:tcW w:w="1435" w:type="dxa"/>
             <w:shd w:val="clear" w:color="auto" w:fill="auto"/>
             <w:tcMar>
               <w:top w:w="70" w:type="dxa"/>
@@ -4426,7 +4433,7 @@
         </w:tc>
         <w:tc>
           <w:tcPr>
-            <w:tcW w:w="1800" w:type="dxa"/>
+            <w:tcW w:w="1710" w:type="dxa"/>
             <w:shd w:val="clear" w:color="auto" w:fill="auto"/>
             <w:tcMar>
               <w:top w:w="70" w:type="dxa"/>
@@ -4550,12 +4557,19 @@
         </w:tc>
       </w:tr>
       <w:tr>
+        <w:tblPrEx>
+          <w:tblCellMar>
+            <w:top w:w="0" w:type="dxa"/>
+            <w:bottom w:w="0" w:type="dxa"/>
+          </w:tblCellMar>
+        </w:tblPrEx>
         <w:trPr>
           <w:cantSplit/>
+          <w:trHeight w:hRule="exact" w:val="360"/>
         </w:trPr>
         <w:tc>
           <w:tcPr>
-            <w:tcW w:w="1345" w:type="dxa"/>
+            <w:tcW w:w="1435" w:type="dxa"/>
             <w:shd w:val="clear" w:color="auto" w:fill="auto"/>
             <w:tcMar>
               <w:top w:w="70" w:type="dxa"/>
@@ -4586,7 +4600,7 @@
         </w:tc>
         <w:tc>
           <w:tcPr>
-            <w:tcW w:w="1800" w:type="dxa"/>
+            <w:tcW w:w="1710" w:type="dxa"/>
             <w:shd w:val="clear" w:color="auto" w:fill="auto"/>
             <w:tcMar>
               <w:top w:w="70" w:type="dxa"/>
@@ -4710,12 +4724,19 @@
         </w:tc>
       </w:tr>
       <w:tr>
+        <w:tblPrEx>
+          <w:tblCellMar>
+            <w:top w:w="0" w:type="dxa"/>
+            <w:bottom w:w="0" w:type="dxa"/>
+          </w:tblCellMar>
+        </w:tblPrEx>
         <w:trPr>
           <w:cantSplit/>
+          <w:trHeight w:hRule="exact" w:val="360"/>
         </w:trPr>
         <w:tc>
           <w:tcPr>
-            <w:tcW w:w="1345" w:type="dxa"/>
+            <w:tcW w:w="1435" w:type="dxa"/>
             <w:shd w:val="clear" w:color="auto" w:fill="auto"/>
             <w:tcMar>
               <w:top w:w="70" w:type="dxa"/>
@@ -4746,7 +4767,7 @@
         </w:tc>
         <w:tc>
           <w:tcPr>
-            <w:tcW w:w="1800" w:type="dxa"/>
+            <w:tcW w:w="1710" w:type="dxa"/>
             <w:shd w:val="clear" w:color="auto" w:fill="auto"/>
             <w:tcMar>
               <w:top w:w="70" w:type="dxa"/>
@@ -4894,7 +4915,7 @@
         <w:pStyle w:val="ListParagraph"/>
         <w:numPr>
           <w:ilvl w:val="0"/>
-          <w:numId w:val="2"/>
+          <w:numId w:val="3"/>
         </w:numPr>
         <w:spacing w:after="60" w:line="360" w:lineRule="auto"/>
         <w:contextualSpacing w:val="0"/>
@@ -4911,7 +4932,7 @@
           <w:sz w:val="24"/>
           <w:szCs w:val="24"/>
         </w:rPr>
-        <w:t>September is a reliable-quote month, and the error drops to 0.83%. This is the gain that the rule gives.</w:t>
+        <w:t>September is a reliable-quote month, and the experiment drops the error to 0.83%. This gain is only possible if the test days are reliable, which is not the case in validation.csv.</w:t>
       </w:r>
     </w:p>
     <w:p>
@@ -4919,7 +4940,7 @@
         <w:pStyle w:val="ListParagraph"/>
         <w:numPr>
           <w:ilvl w:val="0"/>
-          <w:numId w:val="2"/>
+          <w:numId w:val="3"/>
         </w:numPr>
         <w:spacing w:after="60" w:line="360" w:lineRule="auto"/>
         <w:contextualSpacing w:val="0"/>
@@ -4936,43 +4957,7 @@
           <w:sz w:val="24"/>
           <w:szCs w:val="24"/>
         </w:rPr>
-        <w:t xml:space="preserve">July and October are not reliable months. The model with </w:t>
-      </w:r>
-      <w:proofErr w:type="spellStart"/>
-      <w:r>
-        <w:rPr>
-          <w:rFonts w:asciiTheme="majorBidi" w:hAnsiTheme="majorBidi" w:cstheme="majorBidi"/>
-          <w:sz w:val="24"/>
-          <w:szCs w:val="24"/>
-        </w:rPr>
-        <w:t>quote_signal</w:t>
-      </w:r>
-      <w:proofErr w:type="spellEnd"/>
-      <w:r>
-        <w:rPr>
-          <w:rFonts w:asciiTheme="majorBidi" w:hAnsiTheme="majorBidi" w:cstheme="majorBidi"/>
-          <w:sz w:val="24"/>
-          <w:szCs w:val="24"/>
-        </w:rPr>
-        <w:t xml:space="preserve"> is better in both, but in August it is worse (71.5 against 39.5). </w:t>
-      </w:r>
-      <w:proofErr w:type="gramStart"/>
-      <w:r>
-        <w:rPr>
-          <w:rFonts w:asciiTheme="majorBidi" w:hAnsiTheme="majorBidi" w:cstheme="majorBidi"/>
-          <w:sz w:val="24"/>
-          <w:szCs w:val="24"/>
-        </w:rPr>
-        <w:t>So</w:t>
-      </w:r>
-      <w:proofErr w:type="gramEnd"/>
-      <w:r>
-        <w:rPr>
-          <w:rFonts w:asciiTheme="majorBidi" w:hAnsiTheme="majorBidi" w:cstheme="majorBidi"/>
-          <w:sz w:val="24"/>
-          <w:szCs w:val="24"/>
-        </w:rPr>
-        <w:t xml:space="preserve"> the gain on unreliable days is not guaranteed.</w:t>
+        <w:t>July and October are unreliable months. The experiment is better in both, but in August it is worse (71.5 against 39.5), so the gain on unreliable days is not guaranteed.</w:t>
       </w:r>
     </w:p>
     <w:p>
@@ -4980,7 +4965,7 @@
         <w:pStyle w:val="ListParagraph"/>
         <w:numPr>
           <w:ilvl w:val="0"/>
-          <w:numId w:val="2"/>
+          <w:numId w:val="3"/>
         </w:numPr>
         <w:spacing w:after="60" w:line="360" w:lineRule="auto"/>
         <w:contextualSpacing w:val="0"/>
@@ -5005,7 +4990,7 @@
         <w:pStyle w:val="ListParagraph"/>
         <w:numPr>
           <w:ilvl w:val="0"/>
-          <w:numId w:val="2"/>
+          <w:numId w:val="3"/>
         </w:numPr>
         <w:spacing w:after="60" w:line="360" w:lineRule="auto"/>
         <w:contextualSpacing w:val="0"/>
@@ -5028,21 +5013,10 @@
     <w:p>
       <w:pPr>
         <w:pStyle w:val="Heading1"/>
-        <w:spacing w:line="360" w:lineRule="auto"/>
-        <w:jc w:val="both"/>
-        <w:rPr>
-          <w:color w:val="auto"/>
-          <w:sz w:val="24"/>
-          <w:szCs w:val="24"/>
-        </w:rPr>
-      </w:pPr>
-      <w:r>
-        <w:rPr>
-          <w:color w:val="auto"/>
-          <w:sz w:val="24"/>
-          <w:szCs w:val="24"/>
-        </w:rPr>
-        <w:t>6. December Prediction Chart</w:t>
+      </w:pPr>
+      <w:r>
+        <w:lastRenderedPageBreak/>
+        <w:t>6. Fixed December Prediction Chart</w:t>
       </w:r>
     </w:p>
     <w:p>
@@ -5084,24 +5058,9 @@
     </w:p>
     <w:p>
       <w:pPr>
-        <w:spacing w:after="120" w:line="360" w:lineRule="auto"/>
+        <w:keepNext/>
+        <w:spacing w:before="80" w:after="60" w:line="360" w:lineRule="auto"/>
         <w:jc w:val="both"/>
-        <w:rPr>
-          <w:rFonts w:asciiTheme="majorBidi" w:hAnsiTheme="majorBidi" w:cstheme="majorBidi"/>
-          <w:sz w:val="24"/>
-          <w:szCs w:val="24"/>
-        </w:rPr>
-      </w:pPr>
-    </w:p>
-    <w:p>
-      <w:pPr>
-        <w:spacing w:after="120" w:line="360" w:lineRule="auto"/>
-        <w:jc w:val="both"/>
-        <w:rPr>
-          <w:rFonts w:asciiTheme="majorBidi" w:hAnsiTheme="majorBidi" w:cstheme="majorBidi"/>
-          <w:sz w:val="24"/>
-          <w:szCs w:val="24"/>
-        </w:rPr>
       </w:pPr>
       <w:r>
         <w:rPr>
@@ -5111,12 +5070,11 @@
           <w:szCs w:val="24"/>
           <w14:ligatures w14:val="standardContextual"/>
         </w:rPr>
-        <w:lastRenderedPageBreak/>
         <w:drawing>
-          <wp:inline distT="0" distB="0" distL="0" distR="0" wp14:anchorId="2B5375C0" wp14:editId="675F1C21">
+          <wp:inline distT="0" distB="0" distL="0" distR="0" wp14:anchorId="755F9532" wp14:editId="00708DB1">
             <wp:extent cx="5943600" cy="1935480"/>
             <wp:effectExtent l="0" t="0" r="0" b="7620"/>
-            <wp:docPr id="1" name="Picture 1"/>
+            <wp:docPr id="2" name="Picture 2"/>
             <wp:cNvGraphicFramePr>
               <a:graphicFrameLocks xmlns:a="http://schemas.openxmlformats.org/drawingml/2006/main" noChangeAspect="1"/>
             </wp:cNvGraphicFramePr>
@@ -5124,7 +5082,7 @@
               <a:graphicData uri="http://schemas.openxmlformats.org/drawingml/2006/picture">
                 <pic:pic xmlns:pic="http://schemas.openxmlformats.org/drawingml/2006/picture">
                   <pic:nvPicPr>
-                    <pic:cNvPr id="1" name="Picture 1"/>
+                    <pic:cNvPr id="2" name="Picture 2"/>
                     <pic:cNvPicPr/>
                   </pic:nvPicPr>
                   <pic:blipFill>
@@ -5157,21 +5115,49 @@
     </w:p>
     <w:p>
       <w:pPr>
-        <w:spacing w:after="120" w:line="360" w:lineRule="auto"/>
-        <w:jc w:val="both"/>
-        <w:rPr>
-          <w:rFonts w:asciiTheme="majorBidi" w:hAnsiTheme="majorBidi" w:cstheme="majorBidi"/>
-          <w:sz w:val="24"/>
-          <w:szCs w:val="24"/>
-        </w:rPr>
-      </w:pPr>
+        <w:pStyle w:val="Caption"/>
+        <w:jc w:val="center"/>
+        <w:rPr>
+          <w:rFonts w:asciiTheme="majorBidi" w:hAnsiTheme="majorBidi" w:cstheme="majorBidi"/>
+          <w:color w:val="auto"/>
+          <w:sz w:val="24"/>
+          <w:szCs w:val="24"/>
+        </w:rPr>
+      </w:pPr>
+      <w:r>
+        <w:t xml:space="preserve">Figure </w:t>
+      </w:r>
+      <w:r>
+        <w:fldChar w:fldCharType="begin"/>
+      </w:r>
+      <w:r>
+        <w:instrText xml:space="preserve"> SEQ Figure \* ARABIC </w:instrText>
+      </w:r>
+      <w:r>
+        <w:fldChar w:fldCharType="separate"/>
+      </w:r>
+      <w:r>
+        <w:rPr>
+          <w:noProof/>
+        </w:rPr>
+        <w:t>1</w:t>
+      </w:r>
+      <w:r>
+        <w:fldChar w:fldCharType="end"/>
+      </w:r>
+      <w:r>
+        <w:t xml:space="preserve">: </w:t>
+      </w:r>
+      <w:r>
+        <w:t>Predicted rate for each day of December 2025.</w:t>
+      </w:r>
     </w:p>
     <w:p>
       <w:pPr>
         <w:pStyle w:val="ListParagraph"/>
         <w:numPr>
           <w:ilvl w:val="0"/>
-          <w:numId w:val="2"/>
+          <w:numId w:val="3"/>
         </w:numPr>
         <w:spacing w:after="60" w:line="360" w:lineRule="auto"/>
         <w:contextualSpacing w:val="0"/>
@@ -5196,7 +5182,7 @@
         <w:pStyle w:val="ListParagraph"/>
         <w:numPr>
           <w:ilvl w:val="0"/>
-          <w:numId w:val="2"/>
+          <w:numId w:val="3"/>
         </w:numPr>
         <w:spacing w:after="60" w:line="360" w:lineRule="auto"/>
         <w:contextualSpacing w:val="0"/>
@@ -5221,7 +5207,7 @@
         <w:pStyle w:val="ListParagraph"/>
         <w:numPr>
           <w:ilvl w:val="0"/>
-          <w:numId w:val="2"/>
+          <w:numId w:val="3"/>
         </w:numPr>
         <w:spacing w:after="60" w:line="360" w:lineRule="auto"/>
         <w:contextualSpacing w:val="0"/>
@@ -5246,7 +5232,7 @@
         <w:pStyle w:val="ListParagraph"/>
         <w:numPr>
           <w:ilvl w:val="0"/>
-          <w:numId w:val="2"/>
+          <w:numId w:val="3"/>
         </w:numPr>
         <w:spacing w:after="60" w:line="360" w:lineRule="auto"/>
         <w:contextualSpacing w:val="0"/>
@@ -5271,7 +5257,7 @@
         <w:pStyle w:val="ListParagraph"/>
         <w:numPr>
           <w:ilvl w:val="0"/>
-          <w:numId w:val="2"/>
+          <w:numId w:val="3"/>
         </w:numPr>
         <w:spacing w:after="60" w:line="360" w:lineRule="auto"/>
         <w:contextualSpacing w:val="0"/>
@@ -5290,28 +5276,6 @@
         </w:rPr>
         <w:t>December 25 looks like a normal Thursday peak, so I do not see a special holiday effect.</w:t>
       </w:r>
-    </w:p>
-    <w:p>
-      <w:pPr>
-        <w:spacing w:line="360" w:lineRule="auto"/>
-        <w:jc w:val="both"/>
-        <w:rPr>
-          <w:rFonts w:asciiTheme="majorBidi" w:hAnsiTheme="majorBidi" w:cstheme="majorBidi"/>
-          <w:sz w:val="24"/>
-          <w:szCs w:val="24"/>
-        </w:rPr>
-      </w:pPr>
-    </w:p>
-    <w:p>
-      <w:pPr>
-        <w:spacing w:line="360" w:lineRule="auto"/>
-        <w:jc w:val="both"/>
-        <w:rPr>
-          <w:rFonts w:asciiTheme="majorBidi" w:hAnsiTheme="majorBidi" w:cstheme="majorBidi"/>
-          <w:sz w:val="24"/>
-          <w:szCs w:val="24"/>
-        </w:rPr>
-      </w:pPr>
     </w:p>
     <w:p>
       <w:pPr>
@@ -5489,6 +5453,60 @@
     </w:lvl>
   </w:abstractNum>
   <w:abstractNum w:abstractNumId="1" w15:restartNumberingAfterBreak="0">
+    <w:nsid w:val="1C743C2A"/>
+    <w:multiLevelType w:val="hybridMultilevel"/>
+    <w:tmpl w:val="D1CABE9C"/>
+    <w:lvl w:ilvl="0" w:tplc="DF44E60C">
+      <w:start w:val="1"/>
+      <w:numFmt w:val="bullet"/>
+      <w:lvlText w:val="•"/>
+      <w:lvlJc w:val="left"/>
+      <w:pPr>
+        <w:ind w:left="540" w:hanging="270"/>
+      </w:pPr>
+    </w:lvl>
+    <w:lvl w:ilvl="1" w:tplc="200E15E8">
+      <w:numFmt w:val="decimal"/>
+      <w:lvlText w:val=""/>
+      <w:lvlJc w:val="left"/>
+    </w:lvl>
+    <w:lvl w:ilvl="2" w:tplc="BDC47C2E">
+      <w:numFmt w:val="decimal"/>
+      <w:lvlText w:val=""/>
+      <w:lvlJc w:val="left"/>
+    </w:lvl>
+    <w:lvl w:ilvl="3" w:tplc="5F9EC2B6">
+      <w:numFmt w:val="decimal"/>
+      <w:lvlText w:val=""/>
+      <w:lvlJc w:val="left"/>
+    </w:lvl>
+    <w:lvl w:ilvl="4" w:tplc="52645218">
+      <w:numFmt w:val="decimal"/>
+      <w:lvlText w:val=""/>
+      <w:lvlJc w:val="left"/>
+    </w:lvl>
+    <w:lvl w:ilvl="5" w:tplc="C08EAB68">
+      <w:numFmt w:val="decimal"/>
+      <w:lvlText w:val=""/>
+      <w:lvlJc w:val="left"/>
+    </w:lvl>
+    <w:lvl w:ilvl="6" w:tplc="66320BF6">
+      <w:numFmt w:val="decimal"/>
+      <w:lvlText w:val=""/>
+      <w:lvlJc w:val="left"/>
+    </w:lvl>
+    <w:lvl w:ilvl="7" w:tplc="3686FB08">
+      <w:numFmt w:val="decimal"/>
+      <w:lvlText w:val=""/>
+      <w:lvlJc w:val="left"/>
+    </w:lvl>
+    <w:lvl w:ilvl="8" w:tplc="ED126364">
+      <w:numFmt w:val="decimal"/>
+      <w:lvlText w:val=""/>
+      <w:lvlJc w:val="left"/>
+    </w:lvl>
+  </w:abstractNum>
+  <w:abstractNum w:abstractNumId="2" w15:restartNumberingAfterBreak="0">
     <w:nsid w:val="46125E25"/>
     <w:multiLevelType w:val="hybridMultilevel"/>
     <w:tmpl w:val="E50E0636"/>
@@ -5549,6 +5567,12 @@
     </w:lvlOverride>
   </w:num>
   <w:num w:numId="2" w16cid:durableId="1655453600">
+    <w:abstractNumId w:val="2"/>
+    <w:lvlOverride w:ilvl="0">
+      <w:startOverride w:val="1"/>
+    </w:lvlOverride>
+  </w:num>
+  <w:num w:numId="3" w16cid:durableId="1982031779">
     <w:abstractNumId w:val="1"/>
     <w:lvlOverride w:ilvl="0">
       <w:startOverride w:val="1"/>
@@ -6483,6 +6507,25 @@
       <w:spacing w:val="5"/>
     </w:rPr>
   </w:style>
+  <w:style w:type="paragraph" w:styleId="Caption">
+    <w:name w:val="caption"/>
+    <w:basedOn w:val="Normal"/>
+    <w:next w:val="Normal"/>
+    <w:uiPriority w:val="35"/>
+    <w:unhideWhenUsed/>
+    <w:qFormat/>
+    <w:rsid w:val="002A675B"/>
+    <w:pPr>
+      <w:spacing w:after="200"/>
+    </w:pPr>
+    <w:rPr>
+      <w:i/>
+      <w:iCs/>
+      <w:color w:val="0E2841" w:themeColor="text2"/>
+      <w:sz w:val="18"/>
+      <w:szCs w:val="18"/>
+    </w:rPr>
+  </w:style>
 </w:styles>
 </file>
 
